--- a/docs/Carpeta de Proyecto Entrega 1.docx
+++ b/docs/Carpeta de Proyecto Entrega 1.docx
@@ -1770,871 +1770,12 @@
           </w:hyperlink>
         </w:p>
         <w:p>
-          <w:pPr>
-            <w:pBdr>
-              <w:top w:val="nil"/>
-              <w:left w:val="nil"/>
-              <w:bottom w:val="nil"/>
-              <w:right w:val="nil"/>
-              <w:between w:val="nil"/>
-            </w:pBdr>
-            <w:tabs>
-              <w:tab w:val="right" w:pos="9062"/>
-            </w:tabs>
-            <w:spacing w:after="100"/>
-            <w:ind w:left="220"/>
-            <w:rPr>
-              <w:color w:val="000000"/>
-            </w:rPr>
-          </w:pPr>
-          <w:hyperlink w:anchor="_i6ob8rm4ilnb">
-            <w:r>
-              <w:rPr>
-                <w:color w:val="000000"/>
-              </w:rPr>
-              <w:t>T04. Gestión de Perfiles de Usuario</w:t>
-            </w:r>
-            <w:r>
-              <w:rPr>
-                <w:color w:val="000000"/>
-              </w:rPr>
-              <w:tab/>
-              <w:t>1</w:t>
-            </w:r>
-          </w:hyperlink>
-        </w:p>
-        <w:p>
-          <w:pPr>
-            <w:pBdr>
-              <w:top w:val="nil"/>
-              <w:left w:val="nil"/>
-              <w:bottom w:val="nil"/>
-              <w:right w:val="nil"/>
-              <w:between w:val="nil"/>
-            </w:pBdr>
-            <w:tabs>
-              <w:tab w:val="right" w:pos="9062"/>
-            </w:tabs>
-            <w:spacing w:after="100"/>
-            <w:ind w:left="440"/>
-            <w:rPr>
-              <w:color w:val="000000"/>
-            </w:rPr>
-          </w:pPr>
-          <w:hyperlink w:anchor="_oynw75y28hef">
-            <w:r>
-              <w:rPr>
-                <w:color w:val="000000"/>
-              </w:rPr>
-              <w:t>a) Objetivo</w:t>
-            </w:r>
-            <w:r>
-              <w:rPr>
-                <w:color w:val="000000"/>
-              </w:rPr>
-              <w:tab/>
-              <w:t>1</w:t>
-            </w:r>
-          </w:hyperlink>
-        </w:p>
-        <w:p>
-          <w:pPr>
-            <w:pBdr>
-              <w:top w:val="nil"/>
-              <w:left w:val="nil"/>
-              <w:bottom w:val="nil"/>
-              <w:right w:val="nil"/>
-              <w:between w:val="nil"/>
-            </w:pBdr>
-            <w:tabs>
-              <w:tab w:val="right" w:pos="9062"/>
-            </w:tabs>
-            <w:spacing w:after="100"/>
-            <w:ind w:left="440"/>
-            <w:rPr>
-              <w:color w:val="000000"/>
-            </w:rPr>
-          </w:pPr>
-          <w:hyperlink w:anchor="_85q84vn5uoq5">
-            <w:r>
-              <w:rPr>
-                <w:color w:val="000000"/>
-              </w:rPr>
-              <w:t>b) Descripción detallada de cómo funciona</w:t>
-            </w:r>
-            <w:r>
-              <w:rPr>
-                <w:color w:val="000000"/>
-              </w:rPr>
-              <w:tab/>
-              <w:t>1</w:t>
-            </w:r>
-          </w:hyperlink>
-        </w:p>
-        <w:p>
-          <w:pPr>
-            <w:pBdr>
-              <w:top w:val="nil"/>
-              <w:left w:val="nil"/>
-              <w:bottom w:val="nil"/>
-              <w:right w:val="nil"/>
-              <w:between w:val="nil"/>
-            </w:pBdr>
-            <w:tabs>
-              <w:tab w:val="right" w:pos="9062"/>
-            </w:tabs>
-            <w:spacing w:after="100"/>
-            <w:ind w:left="440"/>
-            <w:rPr>
-              <w:color w:val="000000"/>
-            </w:rPr>
-          </w:pPr>
-          <w:hyperlink w:anchor="_y7sg8yuvv9fk">
-            <w:r>
-              <w:rPr>
-                <w:color w:val="000000"/>
-              </w:rPr>
-              <w:t>c) Diagrama de clases</w:t>
-            </w:r>
-            <w:r>
-              <w:rPr>
-                <w:color w:val="000000"/>
-              </w:rPr>
-              <w:tab/>
-              <w:t>1</w:t>
-            </w:r>
-          </w:hyperlink>
-        </w:p>
-        <w:p>
-          <w:pPr>
-            <w:pBdr>
-              <w:top w:val="nil"/>
-              <w:left w:val="nil"/>
-              <w:bottom w:val="nil"/>
-              <w:right w:val="nil"/>
-              <w:between w:val="nil"/>
-            </w:pBdr>
-            <w:tabs>
-              <w:tab w:val="right" w:pos="9062"/>
-            </w:tabs>
-            <w:spacing w:after="100"/>
-            <w:ind w:left="440"/>
-            <w:rPr>
-              <w:color w:val="000000"/>
-            </w:rPr>
-          </w:pPr>
-          <w:hyperlink w:anchor="_yfs9vvywxzos">
-            <w:r>
-              <w:rPr>
-                <w:color w:val="000000"/>
-              </w:rPr>
-              <w:t>d) DER</w:t>
-            </w:r>
-            <w:r>
-              <w:rPr>
-                <w:color w:val="000000"/>
-              </w:rPr>
-              <w:tab/>
-              <w:t>1</w:t>
-            </w:r>
-          </w:hyperlink>
-        </w:p>
-        <w:p>
-          <w:pPr>
-            <w:pBdr>
-              <w:top w:val="nil"/>
-              <w:left w:val="nil"/>
-              <w:bottom w:val="nil"/>
-              <w:right w:val="nil"/>
-              <w:between w:val="nil"/>
-            </w:pBdr>
-            <w:tabs>
-              <w:tab w:val="right" w:pos="9062"/>
-            </w:tabs>
-            <w:spacing w:after="100"/>
-            <w:ind w:left="440"/>
-            <w:rPr>
-              <w:color w:val="000000"/>
-            </w:rPr>
-          </w:pPr>
-          <w:hyperlink w:anchor="_79k3kbkdt8fu">
-            <w:r>
-              <w:rPr>
-                <w:color w:val="000000"/>
-              </w:rPr>
-              <w:t>e) Diagrama de secuencia</w:t>
-            </w:r>
-            <w:r>
-              <w:rPr>
-                <w:color w:val="000000"/>
-              </w:rPr>
-              <w:tab/>
-              <w:t>1</w:t>
-            </w:r>
-          </w:hyperlink>
-        </w:p>
-        <w:p>
-          <w:pPr>
-            <w:pBdr>
-              <w:top w:val="nil"/>
-              <w:left w:val="nil"/>
-              <w:bottom w:val="nil"/>
-              <w:right w:val="nil"/>
-              <w:between w:val="nil"/>
-            </w:pBdr>
-            <w:tabs>
-              <w:tab w:val="right" w:pos="9062"/>
-            </w:tabs>
-            <w:spacing w:after="100"/>
-            <w:ind w:left="220"/>
-            <w:rPr>
-              <w:color w:val="000000"/>
-            </w:rPr>
-          </w:pPr>
-          <w:hyperlink w:anchor="_lm3sjdbuxru5">
-            <w:r>
-              <w:rPr>
-                <w:color w:val="000000"/>
-              </w:rPr>
-              <w:t>T05. Gestión de Múltiples Idiomas</w:t>
-            </w:r>
-            <w:r>
-              <w:rPr>
-                <w:color w:val="000000"/>
-              </w:rPr>
-              <w:tab/>
-              <w:t>1</w:t>
-            </w:r>
-          </w:hyperlink>
-        </w:p>
-        <w:p>
-          <w:pPr>
-            <w:pBdr>
-              <w:top w:val="nil"/>
-              <w:left w:val="nil"/>
-              <w:bottom w:val="nil"/>
-              <w:right w:val="nil"/>
-              <w:between w:val="nil"/>
-            </w:pBdr>
-            <w:tabs>
-              <w:tab w:val="right" w:pos="9062"/>
-            </w:tabs>
-            <w:spacing w:after="100"/>
-            <w:ind w:left="220"/>
-            <w:rPr>
-              <w:color w:val="000000"/>
-            </w:rPr>
-          </w:pPr>
-          <w:hyperlink w:anchor="_4iquntbl633s">
-            <w:r>
-              <w:rPr>
-                <w:color w:val="000000"/>
-              </w:rPr>
-              <w:t>T06. Gestión de Bitácora y Control de cambios</w:t>
-            </w:r>
-            <w:r>
-              <w:rPr>
-                <w:color w:val="000000"/>
-              </w:rPr>
-              <w:tab/>
-              <w:t>1</w:t>
-            </w:r>
-          </w:hyperlink>
-        </w:p>
-        <w:p>
-          <w:pPr>
-            <w:pBdr>
-              <w:top w:val="nil"/>
-              <w:left w:val="nil"/>
-              <w:bottom w:val="nil"/>
-              <w:right w:val="nil"/>
-              <w:between w:val="nil"/>
-            </w:pBdr>
-            <w:tabs>
-              <w:tab w:val="right" w:pos="9062"/>
-            </w:tabs>
-            <w:spacing w:after="100"/>
-            <w:ind w:left="440"/>
-            <w:rPr>
-              <w:color w:val="000000"/>
-            </w:rPr>
-          </w:pPr>
-          <w:hyperlink w:anchor="_uacoc7h5e2db">
-            <w:r>
-              <w:rPr>
-                <w:color w:val="000000"/>
-              </w:rPr>
-              <w:t>T06a. Gestión de bitácora</w:t>
-            </w:r>
-            <w:r>
-              <w:rPr>
-                <w:color w:val="000000"/>
-              </w:rPr>
-              <w:tab/>
-              <w:t>1</w:t>
-            </w:r>
-          </w:hyperlink>
-        </w:p>
-        <w:p>
-          <w:pPr>
-            <w:pBdr>
-              <w:top w:val="nil"/>
-              <w:left w:val="nil"/>
-              <w:bottom w:val="nil"/>
-              <w:right w:val="nil"/>
-              <w:between w:val="nil"/>
-            </w:pBdr>
-            <w:tabs>
-              <w:tab w:val="right" w:pos="9062"/>
-            </w:tabs>
-            <w:spacing w:after="100"/>
-            <w:ind w:left="440"/>
-            <w:rPr>
-              <w:color w:val="000000"/>
-            </w:rPr>
-          </w:pPr>
-          <w:hyperlink w:anchor="_5x6rtov5pls0">
-            <w:r>
-              <w:rPr>
-                <w:color w:val="000000"/>
-              </w:rPr>
-              <w:t>T06b. Control de cambios</w:t>
-            </w:r>
-            <w:r>
-              <w:rPr>
-                <w:color w:val="000000"/>
-              </w:rPr>
-              <w:tab/>
-              <w:t>1</w:t>
-            </w:r>
-          </w:hyperlink>
-        </w:p>
-        <w:p>
-          <w:pPr>
-            <w:pBdr>
-              <w:top w:val="nil"/>
-              <w:left w:val="nil"/>
-              <w:bottom w:val="nil"/>
-              <w:right w:val="nil"/>
-              <w:between w:val="nil"/>
-            </w:pBdr>
-            <w:tabs>
-              <w:tab w:val="right" w:pos="9062"/>
-            </w:tabs>
-            <w:spacing w:after="100"/>
-            <w:ind w:left="220"/>
-            <w:rPr>
-              <w:color w:val="000000"/>
-            </w:rPr>
-          </w:pPr>
-          <w:hyperlink w:anchor="_woi4cmuraw06">
-            <w:r>
-              <w:rPr>
-                <w:color w:val="000000"/>
-              </w:rPr>
-              <w:t>T07. Gestión de Backup</w:t>
-            </w:r>
-            <w:r>
-              <w:rPr>
-                <w:color w:val="000000"/>
-              </w:rPr>
-              <w:tab/>
-              <w:t>1</w:t>
-            </w:r>
-          </w:hyperlink>
-        </w:p>
-        <w:p>
-          <w:pPr>
-            <w:pBdr>
-              <w:top w:val="nil"/>
-              <w:left w:val="nil"/>
-              <w:bottom w:val="nil"/>
-              <w:right w:val="nil"/>
-              <w:between w:val="nil"/>
-            </w:pBdr>
-            <w:tabs>
-              <w:tab w:val="right" w:pos="9062"/>
-            </w:tabs>
-            <w:spacing w:after="100"/>
-            <w:ind w:left="220"/>
-            <w:rPr>
-              <w:color w:val="000000"/>
-            </w:rPr>
-          </w:pPr>
-          <w:hyperlink w:anchor="_mvsw0hpsg5ic">
-            <w:r>
-              <w:rPr>
-                <w:color w:val="000000"/>
-              </w:rPr>
-              <w:t>T08. Gestión de Dígitos Verificadores</w:t>
-            </w:r>
-            <w:r>
-              <w:rPr>
-                <w:color w:val="000000"/>
-              </w:rPr>
-              <w:tab/>
-              <w:t>1</w:t>
-            </w:r>
-          </w:hyperlink>
-        </w:p>
-        <w:p>
-          <w:pPr>
-            <w:pBdr>
-              <w:top w:val="nil"/>
-              <w:left w:val="nil"/>
-              <w:bottom w:val="nil"/>
-              <w:right w:val="nil"/>
-              <w:between w:val="nil"/>
-            </w:pBdr>
-            <w:tabs>
-              <w:tab w:val="right" w:pos="9062"/>
-            </w:tabs>
-            <w:spacing w:after="100"/>
-            <w:rPr>
-              <w:color w:val="000000"/>
-            </w:rPr>
-          </w:pPr>
-          <w:hyperlink w:anchor="_xklr1py6iut">
-            <w:r>
-              <w:rPr>
-                <w:color w:val="000000"/>
-              </w:rPr>
-              <w:t>A00. Características y funcionalidades adicionales</w:t>
-            </w:r>
-            <w:r>
-              <w:rPr>
-                <w:color w:val="000000"/>
-              </w:rPr>
-              <w:tab/>
-              <w:t>1</w:t>
-            </w:r>
-          </w:hyperlink>
-        </w:p>
-        <w:p>
-          <w:pPr>
-            <w:pBdr>
-              <w:top w:val="nil"/>
-              <w:left w:val="nil"/>
-              <w:bottom w:val="nil"/>
-              <w:right w:val="nil"/>
-              <w:between w:val="nil"/>
-            </w:pBdr>
-            <w:tabs>
-              <w:tab w:val="right" w:pos="9062"/>
-            </w:tabs>
-            <w:spacing w:after="100"/>
-            <w:ind w:left="220"/>
-            <w:rPr>
-              <w:color w:val="000000"/>
-            </w:rPr>
-          </w:pPr>
-          <w:hyperlink w:anchor="_9qu5buaxskyb">
-            <w:r>
-              <w:rPr>
-                <w:color w:val="000000"/>
-              </w:rPr>
-              <w:t>A01. Instalador</w:t>
-            </w:r>
-            <w:r>
-              <w:rPr>
-                <w:color w:val="000000"/>
-              </w:rPr>
-              <w:tab/>
-              <w:t>1</w:t>
-            </w:r>
-          </w:hyperlink>
-        </w:p>
-        <w:p>
-          <w:pPr>
-            <w:pBdr>
-              <w:top w:val="nil"/>
-              <w:left w:val="nil"/>
-              <w:bottom w:val="nil"/>
-              <w:right w:val="nil"/>
-              <w:between w:val="nil"/>
-            </w:pBdr>
-            <w:tabs>
-              <w:tab w:val="right" w:pos="9062"/>
-            </w:tabs>
-            <w:spacing w:after="100"/>
-            <w:ind w:left="220"/>
-            <w:rPr>
-              <w:color w:val="000000"/>
-            </w:rPr>
-          </w:pPr>
-          <w:hyperlink w:anchor="_1oidveccwn1b">
-            <w:r>
-              <w:rPr>
-                <w:color w:val="000000"/>
-              </w:rPr>
-              <w:t>A02. Informe y exportación en PDF</w:t>
-            </w:r>
-            <w:r>
-              <w:rPr>
-                <w:color w:val="000000"/>
-              </w:rPr>
-              <w:tab/>
-              <w:t>1</w:t>
-            </w:r>
-          </w:hyperlink>
-        </w:p>
-        <w:p>
-          <w:pPr>
-            <w:pBdr>
-              <w:top w:val="nil"/>
-              <w:left w:val="nil"/>
-              <w:bottom w:val="nil"/>
-              <w:right w:val="nil"/>
-              <w:between w:val="nil"/>
-            </w:pBdr>
-            <w:tabs>
-              <w:tab w:val="right" w:pos="9062"/>
-            </w:tabs>
-            <w:spacing w:after="100"/>
-            <w:ind w:left="220"/>
-            <w:rPr>
-              <w:color w:val="000000"/>
-            </w:rPr>
-          </w:pPr>
-          <w:hyperlink w:anchor="_ptjpcmtwnovt">
-            <w:r>
-              <w:rPr>
-                <w:color w:val="000000"/>
-              </w:rPr>
-              <w:t>A03. Serialización</w:t>
-            </w:r>
-            <w:r>
-              <w:rPr>
-                <w:color w:val="000000"/>
-              </w:rPr>
-              <w:tab/>
-              <w:t>1</w:t>
-            </w:r>
-          </w:hyperlink>
-        </w:p>
-        <w:p>
-          <w:pPr>
-            <w:pBdr>
-              <w:top w:val="nil"/>
-              <w:left w:val="nil"/>
-              <w:bottom w:val="nil"/>
-              <w:right w:val="nil"/>
-              <w:between w:val="nil"/>
-            </w:pBdr>
-            <w:tabs>
-              <w:tab w:val="right" w:pos="9062"/>
-            </w:tabs>
-            <w:spacing w:after="100"/>
-            <w:rPr>
-              <w:color w:val="000000"/>
-            </w:rPr>
-          </w:pPr>
-          <w:hyperlink w:anchor="_ikrs4ltd0gqn">
-            <w:r>
-              <w:rPr>
-                <w:color w:val="000000"/>
-              </w:rPr>
-              <w:t>D00. Documentación Adicional</w:t>
-            </w:r>
-            <w:r>
-              <w:rPr>
-                <w:color w:val="000000"/>
-              </w:rPr>
-              <w:tab/>
-              <w:t>1</w:t>
-            </w:r>
-          </w:hyperlink>
-        </w:p>
-        <w:p>
-          <w:pPr>
-            <w:pBdr>
-              <w:top w:val="nil"/>
-              <w:left w:val="nil"/>
-              <w:bottom w:val="nil"/>
-              <w:right w:val="nil"/>
-              <w:between w:val="nil"/>
-            </w:pBdr>
-            <w:tabs>
-              <w:tab w:val="right" w:pos="9062"/>
-            </w:tabs>
-            <w:spacing w:after="100"/>
-            <w:ind w:left="220"/>
-            <w:rPr>
-              <w:color w:val="000000"/>
-            </w:rPr>
-          </w:pPr>
-          <w:hyperlink w:anchor="_4k8lttm9mpr0">
-            <w:r>
-              <w:rPr>
-                <w:color w:val="000000"/>
-              </w:rPr>
-              <w:t>D01. Manual de Instalación</w:t>
-            </w:r>
-            <w:r>
-              <w:rPr>
-                <w:color w:val="000000"/>
-              </w:rPr>
-              <w:tab/>
-              <w:t>1</w:t>
-            </w:r>
-          </w:hyperlink>
-        </w:p>
-        <w:p>
-          <w:pPr>
-            <w:pBdr>
-              <w:top w:val="nil"/>
-              <w:left w:val="nil"/>
-              <w:bottom w:val="nil"/>
-              <w:right w:val="nil"/>
-              <w:between w:val="nil"/>
-            </w:pBdr>
-            <w:tabs>
-              <w:tab w:val="right" w:pos="9062"/>
-            </w:tabs>
-            <w:spacing w:after="100"/>
-            <w:ind w:left="220"/>
-            <w:rPr>
-              <w:color w:val="000000"/>
-            </w:rPr>
-          </w:pPr>
-          <w:hyperlink w:anchor="_ywbcnbxyomzv">
-            <w:r>
-              <w:rPr>
-                <w:color w:val="000000"/>
-              </w:rPr>
-              <w:t>D02. Ayuda en línea</w:t>
-            </w:r>
-            <w:r>
-              <w:rPr>
-                <w:color w:val="000000"/>
-              </w:rPr>
-              <w:tab/>
-              <w:t>1</w:t>
-            </w:r>
-          </w:hyperlink>
-        </w:p>
-        <w:p>
-          <w:pPr>
-            <w:pBdr>
-              <w:top w:val="nil"/>
-              <w:left w:val="nil"/>
-              <w:bottom w:val="nil"/>
-              <w:right w:val="nil"/>
-              <w:between w:val="nil"/>
-            </w:pBdr>
-            <w:tabs>
-              <w:tab w:val="right" w:pos="9062"/>
-            </w:tabs>
-            <w:spacing w:after="100"/>
-            <w:ind w:left="220"/>
-            <w:rPr>
-              <w:color w:val="000000"/>
-            </w:rPr>
-          </w:pPr>
-          <w:hyperlink w:anchor="_3b82fzdnwi3e">
-            <w:r>
-              <w:rPr>
-                <w:color w:val="000000"/>
-              </w:rPr>
-              <w:t>D03. Material de apoyo al usuario final</w:t>
-            </w:r>
-            <w:r>
-              <w:rPr>
-                <w:color w:val="000000"/>
-              </w:rPr>
-              <w:tab/>
-              <w:t>1</w:t>
-            </w:r>
-          </w:hyperlink>
-        </w:p>
-        <w:p>
-          <w:pPr>
-            <w:pBdr>
-              <w:top w:val="nil"/>
-              <w:left w:val="nil"/>
-              <w:bottom w:val="nil"/>
-              <w:right w:val="nil"/>
-              <w:between w:val="nil"/>
-            </w:pBdr>
-            <w:tabs>
-              <w:tab w:val="right" w:pos="9062"/>
-            </w:tabs>
-            <w:spacing w:after="100"/>
-            <w:rPr>
-              <w:color w:val="000000"/>
-            </w:rPr>
-          </w:pPr>
-          <w:hyperlink w:anchor="_fae4wbgm46u8">
-            <w:r>
-              <w:rPr>
-                <w:color w:val="000000"/>
-              </w:rPr>
-              <w:t>Evaluación y retrospectiva al finalizar el proceso de desarrollo</w:t>
-            </w:r>
-            <w:r>
-              <w:rPr>
-                <w:color w:val="000000"/>
-              </w:rPr>
-              <w:tab/>
-              <w:t>1</w:t>
-            </w:r>
-          </w:hyperlink>
-        </w:p>
-        <w:p>
-          <w:pPr>
-            <w:pBdr>
-              <w:top w:val="nil"/>
-              <w:left w:val="nil"/>
-              <w:bottom w:val="nil"/>
-              <w:right w:val="nil"/>
-              <w:between w:val="nil"/>
-            </w:pBdr>
-            <w:tabs>
-              <w:tab w:val="right" w:pos="9062"/>
-            </w:tabs>
-            <w:spacing w:after="100"/>
-            <w:rPr>
-              <w:color w:val="000000"/>
-            </w:rPr>
-          </w:pPr>
-          <w:hyperlink w:anchor="_4fqhvwrgjcby">
-            <w:r>
-              <w:rPr>
-                <w:color w:val="000000"/>
-              </w:rPr>
-              <w:t>Especificación de Casos de Prueba</w:t>
-            </w:r>
-            <w:r>
-              <w:rPr>
-                <w:color w:val="000000"/>
-              </w:rPr>
-              <w:tab/>
-              <w:t>1</w:t>
-            </w:r>
-          </w:hyperlink>
-        </w:p>
-        <w:p>
-          <w:pPr>
-            <w:pBdr>
-              <w:top w:val="nil"/>
-              <w:left w:val="nil"/>
-              <w:bottom w:val="nil"/>
-              <w:right w:val="nil"/>
-              <w:between w:val="nil"/>
-            </w:pBdr>
-            <w:tabs>
-              <w:tab w:val="right" w:pos="9062"/>
-            </w:tabs>
-            <w:spacing w:after="100"/>
-            <w:ind w:left="220"/>
-            <w:rPr>
-              <w:color w:val="000000"/>
-            </w:rPr>
-          </w:pPr>
-          <w:hyperlink w:anchor="_pbbkud19z2ve">
-            <w:r>
-              <w:rPr>
-                <w:color w:val="000000"/>
-              </w:rPr>
-              <w:t>Pruebas Unitarias</w:t>
-            </w:r>
-            <w:r>
-              <w:rPr>
-                <w:color w:val="000000"/>
-              </w:rPr>
-              <w:tab/>
-              <w:t>1</w:t>
-            </w:r>
-          </w:hyperlink>
-        </w:p>
-        <w:p>
-          <w:pPr>
-            <w:pBdr>
-              <w:top w:val="nil"/>
-              <w:left w:val="nil"/>
-              <w:bottom w:val="nil"/>
-              <w:right w:val="nil"/>
-              <w:between w:val="nil"/>
-            </w:pBdr>
-            <w:tabs>
-              <w:tab w:val="right" w:pos="9062"/>
-            </w:tabs>
-            <w:spacing w:after="100"/>
-            <w:rPr>
-              <w:color w:val="000000"/>
-            </w:rPr>
-          </w:pPr>
-          <w:hyperlink w:anchor="_ze5i23i4x8bz">
-            <w:r>
-              <w:rPr>
-                <w:color w:val="000000"/>
-              </w:rPr>
-              <w:t>Apéndices</w:t>
-            </w:r>
-            <w:r>
-              <w:rPr>
-                <w:color w:val="000000"/>
-              </w:rPr>
-              <w:tab/>
-              <w:t>1</w:t>
-            </w:r>
-          </w:hyperlink>
-        </w:p>
-        <w:p>
-          <w:pPr>
-            <w:pBdr>
-              <w:top w:val="nil"/>
-              <w:left w:val="nil"/>
-              <w:bottom w:val="nil"/>
-              <w:right w:val="nil"/>
-              <w:between w:val="nil"/>
-            </w:pBdr>
-            <w:tabs>
-              <w:tab w:val="right" w:pos="9062"/>
-            </w:tabs>
-            <w:spacing w:after="100"/>
-            <w:ind w:left="220"/>
-            <w:rPr>
-              <w:color w:val="000000"/>
-            </w:rPr>
-          </w:pPr>
-          <w:hyperlink w:anchor="_e5pnbfc1fcaj">
-            <w:r>
-              <w:rPr>
-                <w:color w:val="000000"/>
-              </w:rPr>
-              <w:t>Apéndice A — «Título»</w:t>
-            </w:r>
-            <w:r>
-              <w:rPr>
-                <w:color w:val="000000"/>
-              </w:rPr>
-              <w:tab/>
-              <w:t>1</w:t>
-            </w:r>
-          </w:hyperlink>
-        </w:p>
-        <w:p>
           <w:r>
             <w:fldChar w:fldCharType="end"/>
           </w:r>
         </w:p>
       </w:sdtContent>
     </w:sdt>
-    <w:p>
-      <w:pPr>
-        <w:jc w:val="both"/>
-      </w:pPr>
-      <w:r>
-        <w:rPr>
-          <w:rFonts w:ascii="Arial Unicode MS" w:eastAsia="Arial Unicode MS" w:hAnsi="Arial Unicode MS" w:cs="Arial Unicode MS"/>
-          <w:i/>
-          <w:iCs/>
-          <w:color w:val="808080"/>
-        </w:rPr>
-        <w:t>(Posicionarse sobre el índice y presionar F9 → «Actualizar toda la tabla» para regenerar los números de página.)</w:t>
-      </w:r>
-    </w:p>
     <w:p>
       <w:r>
         <w:br w:type="page"/>
@@ -2807,7 +1948,16 @@
               <w:spacing w:after="0"/>
             </w:pPr>
             <w:r>
-              <w:t>19/08/2026</w:t>
+              <w:t>02</w:t>
+            </w:r>
+            <w:r>
+              <w:t>/0</w:t>
+            </w:r>
+            <w:r>
+              <w:t>9</w:t>
+            </w:r>
+            <w:r>
+              <w:t>/2026</w:t>
             </w:r>
           </w:p>
         </w:tc>
@@ -7955,11 +7105,26 @@
     </w:p>
     <w:p>
       <w:pPr>
-        <w:pStyle w:val="Ttulo3"/>
+        <w:rPr>
+          <w:b/>
+          <w:bCs/>
+          <w:color w:val="000000"/>
+          <w:sz w:val="24"/>
+          <w:szCs w:val="24"/>
+        </w:rPr>
       </w:pPr>
       <w:bookmarkStart w:id="30" w:name="_504793mhtbdr" w:colFirst="0" w:colLast="0"/>
       <w:bookmarkEnd w:id="30"/>
       <w:r>
+        <w:br w:type="page"/>
+      </w:r>
+    </w:p>
+    <w:p>
+      <w:pPr>
+        <w:pStyle w:val="Ttulo3"/>
+      </w:pPr>
+      <w:r>
+        <w:lastRenderedPageBreak/>
         <w:t>c) Diagrama de clases</w:t>
       </w:r>
     </w:p>
@@ -7992,34 +7157,47 @@
           <w:szCs w:val="18"/>
         </w:rPr>
         <w:drawing>
-          <wp:inline distT="114300" distB="114300" distL="114300" distR="114300" wp14:anchorId="188F99E5" wp14:editId="580F9FBC">
-            <wp:extent cx="5761045" cy="2921000"/>
+          <wp:inline distT="0" distB="0" distL="0" distR="0" wp14:anchorId="5BB85FFC" wp14:editId="4EBD3A2F">
+            <wp:extent cx="5298831" cy="5110212"/>
             <wp:effectExtent l="0" t="0" r="0" b="0"/>
-            <wp:docPr id="18" name="image13.png"/>
-            <wp:cNvGraphicFramePr/>
+            <wp:docPr id="311569161" name="Imagen 1"/>
+            <wp:cNvGraphicFramePr>
+              <a:graphicFrameLocks xmlns:a="http://schemas.openxmlformats.org/drawingml/2006/main" noChangeAspect="1"/>
+            </wp:cNvGraphicFramePr>
             <a:graphic xmlns:a="http://schemas.openxmlformats.org/drawingml/2006/main">
               <a:graphicData uri="http://schemas.openxmlformats.org/drawingml/2006/picture">
                 <pic:pic xmlns:pic="http://schemas.openxmlformats.org/drawingml/2006/picture">
                   <pic:nvPicPr>
-                    <pic:cNvPr id="0" name="image13.png"/>
-                    <pic:cNvPicPr preferRelativeResize="0"/>
+                    <pic:cNvPr id="0" name="Picture 1"/>
+                    <pic:cNvPicPr>
+                      <a:picLocks noChangeAspect="1" noChangeArrowheads="1"/>
+                    </pic:cNvPicPr>
                   </pic:nvPicPr>
                   <pic:blipFill>
-                    <a:blip r:embed="rId16"/>
+                    <a:blip r:embed="rId16">
+                      <a:extLst>
+                        <a:ext uri="{28A0092B-C50C-407E-A947-70E740481C1C}">
+                          <a14:useLocalDpi xmlns:a14="http://schemas.microsoft.com/office/drawing/2010/main" val="0"/>
+                        </a:ext>
+                      </a:extLst>
+                    </a:blip>
                     <a:srcRect/>
                     <a:stretch>
                       <a:fillRect/>
                     </a:stretch>
                   </pic:blipFill>
-                  <pic:spPr>
+                  <pic:spPr bwMode="auto">
                     <a:xfrm>
                       <a:off x="0" y="0"/>
-                      <a:ext cx="5761045" cy="2921000"/>
+                      <a:ext cx="5304985" cy="5116147"/>
                     </a:xfrm>
                     <a:prstGeom prst="rect">
                       <a:avLst/>
                     </a:prstGeom>
-                    <a:ln/>
+                    <a:noFill/>
+                    <a:ln>
+                      <a:noFill/>
+                    </a:ln>
                   </pic:spPr>
                 </pic:pic>
               </a:graphicData>
@@ -8030,11 +7208,26 @@
     </w:p>
     <w:p>
       <w:pPr>
-        <w:pStyle w:val="Ttulo3"/>
+        <w:rPr>
+          <w:b/>
+          <w:bCs/>
+          <w:color w:val="000000"/>
+          <w:sz w:val="24"/>
+          <w:szCs w:val="24"/>
+        </w:rPr>
       </w:pPr>
       <w:bookmarkStart w:id="31" w:name="_9fsf2z6im2xz" w:colFirst="0" w:colLast="0"/>
       <w:bookmarkEnd w:id="31"/>
       <w:r>
+        <w:br w:type="page"/>
+      </w:r>
+    </w:p>
+    <w:p>
+      <w:pPr>
+        <w:pStyle w:val="Ttulo3"/>
+      </w:pPr>
+      <w:r>
+        <w:lastRenderedPageBreak/>
         <w:t>d) DER</w:t>
       </w:r>
     </w:p>
@@ -8052,7 +7245,6 @@
         <w:rPr>
           <w:noProof/>
         </w:rPr>
-        <w:lastRenderedPageBreak/>
         <w:drawing>
           <wp:inline distT="114300" distB="114300" distL="114300" distR="114300" wp14:anchorId="6A6FDC51" wp14:editId="6063F447">
             <wp:extent cx="5761045" cy="3441700"/>
@@ -8141,7 +7333,7 @@
           <w:noProof/>
         </w:rPr>
         <w:drawing>
-          <wp:inline distT="0" distB="0" distL="0" distR="0" wp14:anchorId="78D3E206" wp14:editId="74035BA7">
+          <wp:inline distT="0" distB="0" distL="0" distR="0" wp14:anchorId="78D3E206" wp14:editId="35BAD901">
             <wp:extent cx="5756275" cy="7244715"/>
             <wp:effectExtent l="0" t="0" r="0" b="0"/>
             <wp:docPr id="224919425" name="Imagen 2"/>
@@ -8310,3057 +7502,9 @@
         </w:drawing>
       </w:r>
     </w:p>
-    <w:p>
-      <w:pPr>
-        <w:pStyle w:val="Ttulo2"/>
-      </w:pPr>
-      <w:bookmarkStart w:id="34" w:name="_i6ob8rm4ilnb" w:colFirst="0" w:colLast="0"/>
-      <w:bookmarkEnd w:id="34"/>
-      <w:r>
-        <w:t>T04. Gestión de Perfiles de Usuario</w:t>
-      </w:r>
-    </w:p>
-    <w:p>
-      <w:pPr>
-        <w:pStyle w:val="Ttulo3"/>
-      </w:pPr>
-      <w:bookmarkStart w:id="35" w:name="_oynw75y28hef" w:colFirst="0" w:colLast="0"/>
-      <w:bookmarkEnd w:id="35"/>
-      <w:r>
-        <w:t>a) Objetivo</w:t>
-      </w:r>
-    </w:p>
-    <w:p>
-      <w:pPr>
-        <w:jc w:val="both"/>
-      </w:pPr>
-      <w:r>
-        <w:t>Permitir definir los permisos y los perfiles desde el propio sistema y asignarlos rápidamente a los usuarios. Un permiso es atómico cuando representa una única funcionalidad (patente) y compuesto cuando agrupa a un conjunto de permisos (familia). El perfil de un usuario es, en definitiva, un permiso compuesto.</w:t>
-      </w:r>
-    </w:p>
-    <w:p>
-      <w:pPr>
-        <w:pStyle w:val="Ttulo3"/>
-      </w:pPr>
-      <w:bookmarkStart w:id="36" w:name="_85q84vn5uoq5" w:colFirst="0" w:colLast="0"/>
-      <w:bookmarkEnd w:id="36"/>
-      <w:r>
-        <w:t>b) Descripción detallada de cómo funciona</w:t>
-      </w:r>
-    </w:p>
-    <w:p>
-      <w:pPr>
-        <w:spacing w:before="160" w:after="80"/>
-      </w:pPr>
-      <w:r>
-        <w:rPr>
-          <w:b/>
-          <w:bCs/>
-        </w:rPr>
-        <w:t>Patentes, familias y el patrón Composite</w:t>
-      </w:r>
-    </w:p>
-    <w:p>
-      <w:pPr>
-        <w:jc w:val="both"/>
-      </w:pPr>
-      <w:r>
-        <w:t>Patentes y familias se modelan con el patrón Composite: ambas heredan de la clase abstracta Componente, que declara las operaciones comunes. La Patente es la hoja del árbol —representa una funcionalidad concreta y no tiene hijos— y la Familia es el nodo compuesto, que agrupa patentes y otras familias. Gracias a esto, el resto del sistema trata de la misma manera a un permiso suelto y a un perfil completo: siempre le pide lo mismo al Componente y es el árbol el que resuelve.</w:t>
-      </w:r>
-    </w:p>
-    <w:tbl>
-      <w:tblPr>
-        <w:tblStyle w:val="a7"/>
-        <w:tblW w:w="9071" w:type="dxa"/>
-        <w:tblInd w:w="0" w:type="dxa"/>
-        <w:tblBorders>
-          <w:top w:val="single" w:sz="4" w:space="0" w:color="000000"/>
-          <w:left w:val="single" w:sz="4" w:space="0" w:color="000000"/>
-          <w:bottom w:val="single" w:sz="4" w:space="0" w:color="000000"/>
-          <w:right w:val="single" w:sz="4" w:space="0" w:color="000000"/>
-          <w:insideH w:val="single" w:sz="4" w:space="0" w:color="000000"/>
-          <w:insideV w:val="single" w:sz="4" w:space="0" w:color="000000"/>
-        </w:tblBorders>
-        <w:tblLayout w:type="fixed"/>
-        <w:tblLook w:val="0400" w:firstRow="0" w:lastRow="0" w:firstColumn="0" w:lastColumn="0" w:noHBand="0" w:noVBand="1"/>
-      </w:tblPr>
-      <w:tblGrid>
-        <w:gridCol w:w="2300"/>
-        <w:gridCol w:w="2300"/>
-        <w:gridCol w:w="4471"/>
-      </w:tblGrid>
-      <w:tr>
-        <w:trPr>
-          <w:tblHeader/>
-        </w:trPr>
-        <w:tc>
-          <w:tcPr>
-            <w:tcW w:w="2300" w:type="dxa"/>
-            <w:shd w:val="clear" w:color="auto" w:fill="D9D9D9"/>
-            <w:tcMar>
-              <w:top w:w="60" w:type="dxa"/>
-              <w:left w:w="90" w:type="dxa"/>
-              <w:bottom w:w="60" w:type="dxa"/>
-              <w:right w:w="90" w:type="dxa"/>
-            </w:tcMar>
-            <w:vAlign w:val="center"/>
-          </w:tcPr>
-          <w:p>
-            <w:pPr>
-              <w:spacing w:after="0"/>
-              <w:jc w:val="center"/>
-            </w:pPr>
-            <w:r>
-              <w:rPr>
-                <w:b/>
-                <w:bCs/>
-              </w:rPr>
-              <w:lastRenderedPageBreak/>
-              <w:t>Rol en el patrón</w:t>
-            </w:r>
-          </w:p>
-        </w:tc>
-        <w:tc>
-          <w:tcPr>
-            <w:tcW w:w="2300" w:type="dxa"/>
-            <w:shd w:val="clear" w:color="auto" w:fill="D9D9D9"/>
-            <w:tcMar>
-              <w:top w:w="60" w:type="dxa"/>
-              <w:left w:w="90" w:type="dxa"/>
-              <w:bottom w:w="60" w:type="dxa"/>
-              <w:right w:w="90" w:type="dxa"/>
-            </w:tcMar>
-            <w:vAlign w:val="center"/>
-          </w:tcPr>
-          <w:p>
-            <w:pPr>
-              <w:spacing w:after="0"/>
-              <w:jc w:val="center"/>
-            </w:pPr>
-            <w:r>
-              <w:rPr>
-                <w:b/>
-                <w:bCs/>
-              </w:rPr>
-              <w:t>Clase</w:t>
-            </w:r>
-          </w:p>
-        </w:tc>
-        <w:tc>
-          <w:tcPr>
-            <w:tcW w:w="4471" w:type="dxa"/>
-            <w:shd w:val="clear" w:color="auto" w:fill="D9D9D9"/>
-            <w:tcMar>
-              <w:top w:w="60" w:type="dxa"/>
-              <w:left w:w="90" w:type="dxa"/>
-              <w:bottom w:w="60" w:type="dxa"/>
-              <w:right w:w="90" w:type="dxa"/>
-            </w:tcMar>
-            <w:vAlign w:val="center"/>
-          </w:tcPr>
-          <w:p>
-            <w:pPr>
-              <w:spacing w:after="0"/>
-              <w:jc w:val="center"/>
-            </w:pPr>
-            <w:r>
-              <w:rPr>
-                <w:b/>
-                <w:bCs/>
-              </w:rPr>
-              <w:t>Significado en el sistema</w:t>
-            </w:r>
-          </w:p>
-        </w:tc>
-      </w:tr>
-      <w:tr>
-        <w:tc>
-          <w:tcPr>
-            <w:tcW w:w="2300" w:type="dxa"/>
-            <w:tcMar>
-              <w:top w:w="60" w:type="dxa"/>
-              <w:left w:w="90" w:type="dxa"/>
-              <w:bottom w:w="60" w:type="dxa"/>
-              <w:right w:w="90" w:type="dxa"/>
-            </w:tcMar>
-            <w:vAlign w:val="center"/>
-          </w:tcPr>
-          <w:p>
-            <w:pPr>
-              <w:spacing w:after="0"/>
-            </w:pPr>
-            <w:r>
-              <w:t>Component</w:t>
-            </w:r>
-          </w:p>
-        </w:tc>
-        <w:tc>
-          <w:tcPr>
-            <w:tcW w:w="2300" w:type="dxa"/>
-            <w:tcMar>
-              <w:top w:w="60" w:type="dxa"/>
-              <w:left w:w="90" w:type="dxa"/>
-              <w:bottom w:w="60" w:type="dxa"/>
-              <w:right w:w="90" w:type="dxa"/>
-            </w:tcMar>
-            <w:vAlign w:val="center"/>
-          </w:tcPr>
-          <w:p>
-            <w:pPr>
-              <w:spacing w:after="0"/>
-            </w:pPr>
-            <w:r>
-              <w:t>Componente (abstracta)</w:t>
-            </w:r>
-          </w:p>
-        </w:tc>
-        <w:tc>
-          <w:tcPr>
-            <w:tcW w:w="4471" w:type="dxa"/>
-            <w:tcMar>
-              <w:top w:w="60" w:type="dxa"/>
-              <w:left w:w="90" w:type="dxa"/>
-              <w:bottom w:w="60" w:type="dxa"/>
-              <w:right w:w="90" w:type="dxa"/>
-            </w:tcMar>
-            <w:vAlign w:val="center"/>
-          </w:tcPr>
-          <w:p>
-            <w:pPr>
-              <w:spacing w:after="0"/>
-            </w:pPr>
-            <w:r>
-              <w:t>Permiso genérico: define nombre, código y las operaciones comunes.</w:t>
-            </w:r>
-          </w:p>
-        </w:tc>
-      </w:tr>
-      <w:tr>
-        <w:tc>
-          <w:tcPr>
-            <w:tcW w:w="2300" w:type="dxa"/>
-            <w:tcMar>
-              <w:top w:w="60" w:type="dxa"/>
-              <w:left w:w="90" w:type="dxa"/>
-              <w:bottom w:w="60" w:type="dxa"/>
-              <w:right w:w="90" w:type="dxa"/>
-            </w:tcMar>
-            <w:vAlign w:val="center"/>
-          </w:tcPr>
-          <w:p>
-            <w:pPr>
-              <w:spacing w:after="0"/>
-            </w:pPr>
-            <w:r>
-              <w:t>Leaf</w:t>
-            </w:r>
-          </w:p>
-        </w:tc>
-        <w:tc>
-          <w:tcPr>
-            <w:tcW w:w="2300" w:type="dxa"/>
-            <w:tcMar>
-              <w:top w:w="60" w:type="dxa"/>
-              <w:left w:w="90" w:type="dxa"/>
-              <w:bottom w:w="60" w:type="dxa"/>
-              <w:right w:w="90" w:type="dxa"/>
-            </w:tcMar>
-            <w:vAlign w:val="center"/>
-          </w:tcPr>
-          <w:p>
-            <w:pPr>
-              <w:spacing w:after="0"/>
-            </w:pPr>
-            <w:r>
-              <w:t>Patente</w:t>
-            </w:r>
-          </w:p>
-        </w:tc>
-        <w:tc>
-          <w:tcPr>
-            <w:tcW w:w="4471" w:type="dxa"/>
-            <w:tcMar>
-              <w:top w:w="60" w:type="dxa"/>
-              <w:left w:w="90" w:type="dxa"/>
-              <w:bottom w:w="60" w:type="dxa"/>
-              <w:right w:w="90" w:type="dxa"/>
-            </w:tcMar>
-            <w:vAlign w:val="center"/>
-          </w:tcPr>
-          <w:p>
-            <w:pPr>
-              <w:spacing w:after="0"/>
-            </w:pPr>
-            <w:r>
-              <w:t>Permiso atómico sobre una funcionalidad del sistema.</w:t>
-            </w:r>
-          </w:p>
-        </w:tc>
-      </w:tr>
-      <w:tr>
-        <w:tc>
-          <w:tcPr>
-            <w:tcW w:w="2300" w:type="dxa"/>
-            <w:tcMar>
-              <w:top w:w="60" w:type="dxa"/>
-              <w:left w:w="90" w:type="dxa"/>
-              <w:bottom w:w="60" w:type="dxa"/>
-              <w:right w:w="90" w:type="dxa"/>
-            </w:tcMar>
-            <w:vAlign w:val="center"/>
-          </w:tcPr>
-          <w:p>
-            <w:pPr>
-              <w:spacing w:after="0"/>
-            </w:pPr>
-            <w:r>
-              <w:t>Composite</w:t>
-            </w:r>
-          </w:p>
-        </w:tc>
-        <w:tc>
-          <w:tcPr>
-            <w:tcW w:w="2300" w:type="dxa"/>
-            <w:tcMar>
-              <w:top w:w="60" w:type="dxa"/>
-              <w:left w:w="90" w:type="dxa"/>
-              <w:bottom w:w="60" w:type="dxa"/>
-              <w:right w:w="90" w:type="dxa"/>
-            </w:tcMar>
-            <w:vAlign w:val="center"/>
-          </w:tcPr>
-          <w:p>
-            <w:pPr>
-              <w:spacing w:after="0"/>
-            </w:pPr>
-            <w:r>
-              <w:t>Familia</w:t>
-            </w:r>
-          </w:p>
-        </w:tc>
-        <w:tc>
-          <w:tcPr>
-            <w:tcW w:w="4471" w:type="dxa"/>
-            <w:tcMar>
-              <w:top w:w="60" w:type="dxa"/>
-              <w:left w:w="90" w:type="dxa"/>
-              <w:bottom w:w="60" w:type="dxa"/>
-              <w:right w:w="90" w:type="dxa"/>
-            </w:tcMar>
-            <w:vAlign w:val="center"/>
-          </w:tcPr>
-          <w:p>
-            <w:pPr>
-              <w:spacing w:after="0"/>
-            </w:pPr>
-            <w:r>
-              <w:t>Permiso compuesto: agrupa patentes y otras familias. Un perfil es una familia.</w:t>
-            </w:r>
-          </w:p>
-        </w:tc>
-      </w:tr>
-      <w:tr>
-        <w:tc>
-          <w:tcPr>
-            <w:tcW w:w="2300" w:type="dxa"/>
-            <w:tcMar>
-              <w:top w:w="60" w:type="dxa"/>
-              <w:left w:w="90" w:type="dxa"/>
-              <w:bottom w:w="60" w:type="dxa"/>
-              <w:right w:w="90" w:type="dxa"/>
-            </w:tcMar>
-            <w:vAlign w:val="center"/>
-          </w:tcPr>
-          <w:p>
-            <w:pPr>
-              <w:spacing w:after="0"/>
-            </w:pPr>
-            <w:r>
-              <w:t>Client</w:t>
-            </w:r>
-          </w:p>
-        </w:tc>
-        <w:tc>
-          <w:tcPr>
-            <w:tcW w:w="2300" w:type="dxa"/>
-            <w:tcMar>
-              <w:top w:w="60" w:type="dxa"/>
-              <w:left w:w="90" w:type="dxa"/>
-              <w:bottom w:w="60" w:type="dxa"/>
-              <w:right w:w="90" w:type="dxa"/>
-            </w:tcMar>
-            <w:vAlign w:val="center"/>
-          </w:tcPr>
-          <w:p>
-            <w:pPr>
-              <w:spacing w:after="0"/>
-            </w:pPr>
-            <w:r>
-              <w:t>SessionManager, PermisosBLL y los formularios</w:t>
-            </w:r>
-          </w:p>
-        </w:tc>
-        <w:tc>
-          <w:tcPr>
-            <w:tcW w:w="4471" w:type="dxa"/>
-            <w:tcMar>
-              <w:top w:w="60" w:type="dxa"/>
-              <w:left w:w="90" w:type="dxa"/>
-              <w:bottom w:w="60" w:type="dxa"/>
-              <w:right w:w="90" w:type="dxa"/>
-            </w:tcMar>
-            <w:vAlign w:val="center"/>
-          </w:tcPr>
-          <w:p>
-            <w:pPr>
-              <w:spacing w:after="0"/>
-            </w:pPr>
-            <w:r>
-              <w:t>Consumen la interfaz Componente sin conocer la clase concreta.</w:t>
-            </w:r>
-          </w:p>
-        </w:tc>
-      </w:tr>
-    </w:tbl>
-    <w:p>
-      <w:pPr>
-        <w:spacing w:before="160" w:after="80"/>
-      </w:pPr>
-      <w:r>
-        <w:rPr>
-          <w:b/>
-          <w:bCs/>
-        </w:rPr>
-        <w:t>Codificación de los permisos</w:t>
-      </w:r>
-    </w:p>
-    <w:p>
-      <w:pPr>
-        <w:jc w:val="both"/>
-      </w:pPr>
-      <w:r>
-        <w:t>Cada permiso se identifica con un código único dentro del entorno del sistema. Los códigos de las patentes se forman con un prefijo de dos letras que identifica la entidad y un número correlativo; los de las familias usan el prefijo GE para las gestiones y AA para los perfiles de administración.</w:t>
-      </w:r>
-    </w:p>
-    <w:tbl>
-      <w:tblPr>
-        <w:tblStyle w:val="a8"/>
-        <w:tblW w:w="9071" w:type="dxa"/>
-        <w:tblInd w:w="0" w:type="dxa"/>
-        <w:tblBorders>
-          <w:top w:val="single" w:sz="4" w:space="0" w:color="000000"/>
-          <w:left w:val="single" w:sz="4" w:space="0" w:color="000000"/>
-          <w:bottom w:val="single" w:sz="4" w:space="0" w:color="000000"/>
-          <w:right w:val="single" w:sz="4" w:space="0" w:color="000000"/>
-          <w:insideH w:val="single" w:sz="4" w:space="0" w:color="000000"/>
-          <w:insideV w:val="single" w:sz="4" w:space="0" w:color="000000"/>
-        </w:tblBorders>
-        <w:tblLayout w:type="fixed"/>
-        <w:tblLook w:val="0400" w:firstRow="0" w:lastRow="0" w:firstColumn="0" w:lastColumn="0" w:noHBand="0" w:noVBand="1"/>
-      </w:tblPr>
-      <w:tblGrid>
-        <w:gridCol w:w="1300"/>
-        <w:gridCol w:w="1500"/>
-        <w:gridCol w:w="3000"/>
-        <w:gridCol w:w="3271"/>
-      </w:tblGrid>
-      <w:tr>
-        <w:trPr>
-          <w:tblHeader/>
-        </w:trPr>
-        <w:tc>
-          <w:tcPr>
-            <w:tcW w:w="1300" w:type="dxa"/>
-            <w:shd w:val="clear" w:color="auto" w:fill="D9D9D9"/>
-            <w:tcMar>
-              <w:top w:w="60" w:type="dxa"/>
-              <w:left w:w="90" w:type="dxa"/>
-              <w:bottom w:w="60" w:type="dxa"/>
-              <w:right w:w="90" w:type="dxa"/>
-            </w:tcMar>
-            <w:vAlign w:val="center"/>
-          </w:tcPr>
-          <w:p>
-            <w:pPr>
-              <w:spacing w:after="0"/>
-              <w:jc w:val="center"/>
-            </w:pPr>
-            <w:r>
-              <w:rPr>
-                <w:b/>
-                <w:bCs/>
-              </w:rPr>
-              <w:t>Código</w:t>
-            </w:r>
-          </w:p>
-        </w:tc>
-        <w:tc>
-          <w:tcPr>
-            <w:tcW w:w="1500" w:type="dxa"/>
-            <w:shd w:val="clear" w:color="auto" w:fill="D9D9D9"/>
-            <w:tcMar>
-              <w:top w:w="60" w:type="dxa"/>
-              <w:left w:w="90" w:type="dxa"/>
-              <w:bottom w:w="60" w:type="dxa"/>
-              <w:right w:w="90" w:type="dxa"/>
-            </w:tcMar>
-            <w:vAlign w:val="center"/>
-          </w:tcPr>
-          <w:p>
-            <w:pPr>
-              <w:spacing w:after="0"/>
-              <w:jc w:val="center"/>
-            </w:pPr>
-            <w:r>
-              <w:rPr>
-                <w:b/>
-                <w:bCs/>
-              </w:rPr>
-              <w:t>Tipo</w:t>
-            </w:r>
-          </w:p>
-        </w:tc>
-        <w:tc>
-          <w:tcPr>
-            <w:tcW w:w="3000" w:type="dxa"/>
-            <w:shd w:val="clear" w:color="auto" w:fill="D9D9D9"/>
-            <w:tcMar>
-              <w:top w:w="60" w:type="dxa"/>
-              <w:left w:w="90" w:type="dxa"/>
-              <w:bottom w:w="60" w:type="dxa"/>
-              <w:right w:w="90" w:type="dxa"/>
-            </w:tcMar>
-            <w:vAlign w:val="center"/>
-          </w:tcPr>
-          <w:p>
-            <w:pPr>
-              <w:spacing w:after="0"/>
-              <w:jc w:val="center"/>
-            </w:pPr>
-            <w:r>
-              <w:rPr>
-                <w:b/>
-                <w:bCs/>
-              </w:rPr>
-              <w:t>Nombre</w:t>
-            </w:r>
-          </w:p>
-        </w:tc>
-        <w:tc>
-          <w:tcPr>
-            <w:tcW w:w="3271" w:type="dxa"/>
-            <w:shd w:val="clear" w:color="auto" w:fill="D9D9D9"/>
-            <w:tcMar>
-              <w:top w:w="60" w:type="dxa"/>
-              <w:left w:w="90" w:type="dxa"/>
-              <w:bottom w:w="60" w:type="dxa"/>
-              <w:right w:w="90" w:type="dxa"/>
-            </w:tcMar>
-            <w:vAlign w:val="center"/>
-          </w:tcPr>
-          <w:p>
-            <w:pPr>
-              <w:spacing w:after="0"/>
-              <w:jc w:val="center"/>
-            </w:pPr>
-            <w:r>
-              <w:rPr>
-                <w:b/>
-                <w:bCs/>
-              </w:rPr>
-              <w:t>Contiene</w:t>
-            </w:r>
-          </w:p>
-        </w:tc>
-      </w:tr>
-      <w:tr>
-        <w:tc>
-          <w:tcPr>
-            <w:tcW w:w="1300" w:type="dxa"/>
-            <w:tcMar>
-              <w:top w:w="60" w:type="dxa"/>
-              <w:left w:w="90" w:type="dxa"/>
-              <w:bottom w:w="60" w:type="dxa"/>
-              <w:right w:w="90" w:type="dxa"/>
-            </w:tcMar>
-            <w:vAlign w:val="center"/>
-          </w:tcPr>
-          <w:p>
-            <w:pPr>
-              <w:spacing w:after="0"/>
-            </w:pPr>
-            <w:r>
-              <w:t>OP001</w:t>
-            </w:r>
-          </w:p>
-        </w:tc>
-        <w:tc>
-          <w:tcPr>
-            <w:tcW w:w="1500" w:type="dxa"/>
-            <w:tcMar>
-              <w:top w:w="60" w:type="dxa"/>
-              <w:left w:w="90" w:type="dxa"/>
-              <w:bottom w:w="60" w:type="dxa"/>
-              <w:right w:w="90" w:type="dxa"/>
-            </w:tcMar>
-            <w:vAlign w:val="center"/>
-          </w:tcPr>
-          <w:p>
-            <w:pPr>
-              <w:spacing w:after="0"/>
-            </w:pPr>
-            <w:r>
-              <w:t>Patente</w:t>
-            </w:r>
-          </w:p>
-        </w:tc>
-        <w:tc>
-          <w:tcPr>
-            <w:tcW w:w="3000" w:type="dxa"/>
-            <w:tcMar>
-              <w:top w:w="60" w:type="dxa"/>
-              <w:left w:w="90" w:type="dxa"/>
-              <w:bottom w:w="60" w:type="dxa"/>
-              <w:right w:w="90" w:type="dxa"/>
-            </w:tcMar>
-            <w:vAlign w:val="center"/>
-          </w:tcPr>
-          <w:p>
-            <w:pPr>
-              <w:spacing w:after="0"/>
-            </w:pPr>
-            <w:r>
-              <w:t>Crear orden de pedido</w:t>
-            </w:r>
-          </w:p>
-        </w:tc>
-        <w:tc>
-          <w:tcPr>
-            <w:tcW w:w="3271" w:type="dxa"/>
-            <w:tcMar>
-              <w:top w:w="60" w:type="dxa"/>
-              <w:left w:w="90" w:type="dxa"/>
-              <w:bottom w:w="60" w:type="dxa"/>
-              <w:right w:w="90" w:type="dxa"/>
-            </w:tcMar>
-            <w:vAlign w:val="center"/>
-          </w:tcPr>
-          <w:p>
-            <w:pPr>
-              <w:spacing w:after="0"/>
-            </w:pPr>
-            <w:r>
-              <w:t>-</w:t>
-            </w:r>
-          </w:p>
-        </w:tc>
-      </w:tr>
-      <w:tr>
-        <w:tc>
-          <w:tcPr>
-            <w:tcW w:w="1300" w:type="dxa"/>
-            <w:tcMar>
-              <w:top w:w="60" w:type="dxa"/>
-              <w:left w:w="90" w:type="dxa"/>
-              <w:bottom w:w="60" w:type="dxa"/>
-              <w:right w:w="90" w:type="dxa"/>
-            </w:tcMar>
-            <w:vAlign w:val="center"/>
-          </w:tcPr>
-          <w:p>
-            <w:pPr>
-              <w:spacing w:after="0"/>
-            </w:pPr>
-            <w:r>
-              <w:t>OP002</w:t>
-            </w:r>
-          </w:p>
-        </w:tc>
-        <w:tc>
-          <w:tcPr>
-            <w:tcW w:w="1500" w:type="dxa"/>
-            <w:tcMar>
-              <w:top w:w="60" w:type="dxa"/>
-              <w:left w:w="90" w:type="dxa"/>
-              <w:bottom w:w="60" w:type="dxa"/>
-              <w:right w:w="90" w:type="dxa"/>
-            </w:tcMar>
-            <w:vAlign w:val="center"/>
-          </w:tcPr>
-          <w:p>
-            <w:pPr>
-              <w:spacing w:after="0"/>
-            </w:pPr>
-            <w:r>
-              <w:t>Patente</w:t>
-            </w:r>
-          </w:p>
-        </w:tc>
-        <w:tc>
-          <w:tcPr>
-            <w:tcW w:w="3000" w:type="dxa"/>
-            <w:tcMar>
-              <w:top w:w="60" w:type="dxa"/>
-              <w:left w:w="90" w:type="dxa"/>
-              <w:bottom w:w="60" w:type="dxa"/>
-              <w:right w:w="90" w:type="dxa"/>
-            </w:tcMar>
-            <w:vAlign w:val="center"/>
-          </w:tcPr>
-          <w:p>
-            <w:pPr>
-              <w:spacing w:after="0"/>
-            </w:pPr>
-            <w:r>
-              <w:t>Modificar orden de pedido</w:t>
-            </w:r>
-          </w:p>
-        </w:tc>
-        <w:tc>
-          <w:tcPr>
-            <w:tcW w:w="3271" w:type="dxa"/>
-            <w:tcMar>
-              <w:top w:w="60" w:type="dxa"/>
-              <w:left w:w="90" w:type="dxa"/>
-              <w:bottom w:w="60" w:type="dxa"/>
-              <w:right w:w="90" w:type="dxa"/>
-            </w:tcMar>
-            <w:vAlign w:val="center"/>
-          </w:tcPr>
-          <w:p>
-            <w:pPr>
-              <w:spacing w:after="0"/>
-            </w:pPr>
-            <w:r>
-              <w:t>-</w:t>
-            </w:r>
-          </w:p>
-        </w:tc>
-      </w:tr>
-      <w:tr>
-        <w:tc>
-          <w:tcPr>
-            <w:tcW w:w="1300" w:type="dxa"/>
-            <w:tcMar>
-              <w:top w:w="60" w:type="dxa"/>
-              <w:left w:w="90" w:type="dxa"/>
-              <w:bottom w:w="60" w:type="dxa"/>
-              <w:right w:w="90" w:type="dxa"/>
-            </w:tcMar>
-            <w:vAlign w:val="center"/>
-          </w:tcPr>
-          <w:p>
-            <w:pPr>
-              <w:spacing w:after="0"/>
-            </w:pPr>
-            <w:r>
-              <w:t>OP003</w:t>
-            </w:r>
-          </w:p>
-        </w:tc>
-        <w:tc>
-          <w:tcPr>
-            <w:tcW w:w="1500" w:type="dxa"/>
-            <w:tcMar>
-              <w:top w:w="60" w:type="dxa"/>
-              <w:left w:w="90" w:type="dxa"/>
-              <w:bottom w:w="60" w:type="dxa"/>
-              <w:right w:w="90" w:type="dxa"/>
-            </w:tcMar>
-            <w:vAlign w:val="center"/>
-          </w:tcPr>
-          <w:p>
-            <w:pPr>
-              <w:spacing w:after="0"/>
-            </w:pPr>
-            <w:r>
-              <w:t>Patente</w:t>
-            </w:r>
-          </w:p>
-        </w:tc>
-        <w:tc>
-          <w:tcPr>
-            <w:tcW w:w="3000" w:type="dxa"/>
-            <w:tcMar>
-              <w:top w:w="60" w:type="dxa"/>
-              <w:left w:w="90" w:type="dxa"/>
-              <w:bottom w:w="60" w:type="dxa"/>
-              <w:right w:w="90" w:type="dxa"/>
-            </w:tcMar>
-            <w:vAlign w:val="center"/>
-          </w:tcPr>
-          <w:p>
-            <w:pPr>
-              <w:spacing w:after="0"/>
-            </w:pPr>
-            <w:r>
-              <w:t>Leer orden de pedido</w:t>
-            </w:r>
-          </w:p>
-        </w:tc>
-        <w:tc>
-          <w:tcPr>
-            <w:tcW w:w="3271" w:type="dxa"/>
-            <w:tcMar>
-              <w:top w:w="60" w:type="dxa"/>
-              <w:left w:w="90" w:type="dxa"/>
-              <w:bottom w:w="60" w:type="dxa"/>
-              <w:right w:w="90" w:type="dxa"/>
-            </w:tcMar>
-            <w:vAlign w:val="center"/>
-          </w:tcPr>
-          <w:p>
-            <w:pPr>
-              <w:spacing w:after="0"/>
-            </w:pPr>
-            <w:r>
-              <w:t>-</w:t>
-            </w:r>
-          </w:p>
-        </w:tc>
-      </w:tr>
-      <w:tr>
-        <w:tc>
-          <w:tcPr>
-            <w:tcW w:w="1300" w:type="dxa"/>
-            <w:tcMar>
-              <w:top w:w="60" w:type="dxa"/>
-              <w:left w:w="90" w:type="dxa"/>
-              <w:bottom w:w="60" w:type="dxa"/>
-              <w:right w:w="90" w:type="dxa"/>
-            </w:tcMar>
-            <w:vAlign w:val="center"/>
-          </w:tcPr>
-          <w:p>
-            <w:pPr>
-              <w:spacing w:after="0"/>
-            </w:pPr>
-            <w:r>
-              <w:t>OP004</w:t>
-            </w:r>
-          </w:p>
-        </w:tc>
-        <w:tc>
-          <w:tcPr>
-            <w:tcW w:w="1500" w:type="dxa"/>
-            <w:tcMar>
-              <w:top w:w="60" w:type="dxa"/>
-              <w:left w:w="90" w:type="dxa"/>
-              <w:bottom w:w="60" w:type="dxa"/>
-              <w:right w:w="90" w:type="dxa"/>
-            </w:tcMar>
-            <w:vAlign w:val="center"/>
-          </w:tcPr>
-          <w:p>
-            <w:pPr>
-              <w:spacing w:after="0"/>
-            </w:pPr>
-            <w:r>
-              <w:t>Patente</w:t>
-            </w:r>
-          </w:p>
-        </w:tc>
-        <w:tc>
-          <w:tcPr>
-            <w:tcW w:w="3000" w:type="dxa"/>
-            <w:tcMar>
-              <w:top w:w="60" w:type="dxa"/>
-              <w:left w:w="90" w:type="dxa"/>
-              <w:bottom w:w="60" w:type="dxa"/>
-              <w:right w:w="90" w:type="dxa"/>
-            </w:tcMar>
-            <w:vAlign w:val="center"/>
-          </w:tcPr>
-          <w:p>
-            <w:pPr>
-              <w:spacing w:after="0"/>
-            </w:pPr>
-            <w:r>
-              <w:t>Copiar orden de pedido</w:t>
-            </w:r>
-          </w:p>
-        </w:tc>
-        <w:tc>
-          <w:tcPr>
-            <w:tcW w:w="3271" w:type="dxa"/>
-            <w:tcMar>
-              <w:top w:w="60" w:type="dxa"/>
-              <w:left w:w="90" w:type="dxa"/>
-              <w:bottom w:w="60" w:type="dxa"/>
-              <w:right w:w="90" w:type="dxa"/>
-            </w:tcMar>
-            <w:vAlign w:val="center"/>
-          </w:tcPr>
-          <w:p>
-            <w:pPr>
-              <w:spacing w:after="0"/>
-            </w:pPr>
-            <w:r>
-              <w:t>-</w:t>
-            </w:r>
-          </w:p>
-        </w:tc>
-      </w:tr>
-      <w:tr>
-        <w:tc>
-          <w:tcPr>
-            <w:tcW w:w="1300" w:type="dxa"/>
-            <w:tcMar>
-              <w:top w:w="60" w:type="dxa"/>
-              <w:left w:w="90" w:type="dxa"/>
-              <w:bottom w:w="60" w:type="dxa"/>
-              <w:right w:w="90" w:type="dxa"/>
-            </w:tcMar>
-            <w:vAlign w:val="center"/>
-          </w:tcPr>
-          <w:p>
-            <w:pPr>
-              <w:spacing w:after="0"/>
-            </w:pPr>
-            <w:r>
-              <w:t>PP001</w:t>
-            </w:r>
-          </w:p>
-        </w:tc>
-        <w:tc>
-          <w:tcPr>
-            <w:tcW w:w="1500" w:type="dxa"/>
-            <w:tcMar>
-              <w:top w:w="60" w:type="dxa"/>
-              <w:left w:w="90" w:type="dxa"/>
-              <w:bottom w:w="60" w:type="dxa"/>
-              <w:right w:w="90" w:type="dxa"/>
-            </w:tcMar>
-            <w:vAlign w:val="center"/>
-          </w:tcPr>
-          <w:p>
-            <w:pPr>
-              <w:spacing w:after="0"/>
-            </w:pPr>
-            <w:r>
-              <w:t>Patente</w:t>
-            </w:r>
-          </w:p>
-        </w:tc>
-        <w:tc>
-          <w:tcPr>
-            <w:tcW w:w="3000" w:type="dxa"/>
-            <w:tcMar>
-              <w:top w:w="60" w:type="dxa"/>
-              <w:left w:w="90" w:type="dxa"/>
-              <w:bottom w:w="60" w:type="dxa"/>
-              <w:right w:w="90" w:type="dxa"/>
-            </w:tcMar>
-            <w:vAlign w:val="center"/>
-          </w:tcPr>
-          <w:p>
-            <w:pPr>
-              <w:spacing w:after="0"/>
-            </w:pPr>
-            <w:r>
-              <w:t>Crear producto</w:t>
-            </w:r>
-          </w:p>
-        </w:tc>
-        <w:tc>
-          <w:tcPr>
-            <w:tcW w:w="3271" w:type="dxa"/>
-            <w:tcMar>
-              <w:top w:w="60" w:type="dxa"/>
-              <w:left w:w="90" w:type="dxa"/>
-              <w:bottom w:w="60" w:type="dxa"/>
-              <w:right w:w="90" w:type="dxa"/>
-            </w:tcMar>
-            <w:vAlign w:val="center"/>
-          </w:tcPr>
-          <w:p>
-            <w:pPr>
-              <w:spacing w:after="0"/>
-            </w:pPr>
-            <w:r>
-              <w:t>-</w:t>
-            </w:r>
-          </w:p>
-        </w:tc>
-      </w:tr>
-      <w:tr>
-        <w:tc>
-          <w:tcPr>
-            <w:tcW w:w="1300" w:type="dxa"/>
-            <w:tcMar>
-              <w:top w:w="60" w:type="dxa"/>
-              <w:left w:w="90" w:type="dxa"/>
-              <w:bottom w:w="60" w:type="dxa"/>
-              <w:right w:w="90" w:type="dxa"/>
-            </w:tcMar>
-            <w:vAlign w:val="center"/>
-          </w:tcPr>
-          <w:p>
-            <w:pPr>
-              <w:spacing w:after="0"/>
-            </w:pPr>
-            <w:r>
-              <w:t>PP005</w:t>
-            </w:r>
-          </w:p>
-        </w:tc>
-        <w:tc>
-          <w:tcPr>
-            <w:tcW w:w="1500" w:type="dxa"/>
-            <w:tcMar>
-              <w:top w:w="60" w:type="dxa"/>
-              <w:left w:w="90" w:type="dxa"/>
-              <w:bottom w:w="60" w:type="dxa"/>
-              <w:right w:w="90" w:type="dxa"/>
-            </w:tcMar>
-            <w:vAlign w:val="center"/>
-          </w:tcPr>
-          <w:p>
-            <w:pPr>
-              <w:spacing w:after="0"/>
-            </w:pPr>
-            <w:r>
-              <w:t>Patente</w:t>
-            </w:r>
-          </w:p>
-        </w:tc>
-        <w:tc>
-          <w:tcPr>
-            <w:tcW w:w="3000" w:type="dxa"/>
-            <w:tcMar>
-              <w:top w:w="60" w:type="dxa"/>
-              <w:left w:w="90" w:type="dxa"/>
-              <w:bottom w:w="60" w:type="dxa"/>
-              <w:right w:w="90" w:type="dxa"/>
-            </w:tcMar>
-            <w:vAlign w:val="center"/>
-          </w:tcPr>
-          <w:p>
-            <w:pPr>
-              <w:spacing w:after="0"/>
-            </w:pPr>
-            <w:r>
-              <w:t>Determinar costo del producto</w:t>
-            </w:r>
-          </w:p>
-        </w:tc>
-        <w:tc>
-          <w:tcPr>
-            <w:tcW w:w="3271" w:type="dxa"/>
-            <w:tcMar>
-              <w:top w:w="60" w:type="dxa"/>
-              <w:left w:w="90" w:type="dxa"/>
-              <w:bottom w:w="60" w:type="dxa"/>
-              <w:right w:w="90" w:type="dxa"/>
-            </w:tcMar>
-            <w:vAlign w:val="center"/>
-          </w:tcPr>
-          <w:p>
-            <w:pPr>
-              <w:spacing w:after="0"/>
-            </w:pPr>
-            <w:r>
-              <w:t>-</w:t>
-            </w:r>
-          </w:p>
-        </w:tc>
-      </w:tr>
-      <w:tr>
-        <w:tc>
-          <w:tcPr>
-            <w:tcW w:w="1300" w:type="dxa"/>
-            <w:tcMar>
-              <w:top w:w="60" w:type="dxa"/>
-              <w:left w:w="90" w:type="dxa"/>
-              <w:bottom w:w="60" w:type="dxa"/>
-              <w:right w:w="90" w:type="dxa"/>
-            </w:tcMar>
-            <w:vAlign w:val="center"/>
-          </w:tcPr>
-          <w:p>
-            <w:pPr>
-              <w:spacing w:after="0"/>
-            </w:pPr>
-            <w:r>
-              <w:t>GE050</w:t>
-            </w:r>
-          </w:p>
-        </w:tc>
-        <w:tc>
-          <w:tcPr>
-            <w:tcW w:w="1500" w:type="dxa"/>
-            <w:tcMar>
-              <w:top w:w="60" w:type="dxa"/>
-              <w:left w:w="90" w:type="dxa"/>
-              <w:bottom w:w="60" w:type="dxa"/>
-              <w:right w:w="90" w:type="dxa"/>
-            </w:tcMar>
-            <w:vAlign w:val="center"/>
-          </w:tcPr>
-          <w:p>
-            <w:pPr>
-              <w:spacing w:after="0"/>
-            </w:pPr>
-            <w:r>
-              <w:t>Familia</w:t>
-            </w:r>
-          </w:p>
-        </w:tc>
-        <w:tc>
-          <w:tcPr>
-            <w:tcW w:w="3000" w:type="dxa"/>
-            <w:tcMar>
-              <w:top w:w="60" w:type="dxa"/>
-              <w:left w:w="90" w:type="dxa"/>
-              <w:bottom w:w="60" w:type="dxa"/>
-              <w:right w:w="90" w:type="dxa"/>
-            </w:tcMar>
-            <w:vAlign w:val="center"/>
-          </w:tcPr>
-          <w:p>
-            <w:pPr>
-              <w:spacing w:after="0"/>
-            </w:pPr>
-            <w:r>
-              <w:t>Gestión de orden de pedido</w:t>
-            </w:r>
-          </w:p>
-        </w:tc>
-        <w:tc>
-          <w:tcPr>
-            <w:tcW w:w="3271" w:type="dxa"/>
-            <w:tcMar>
-              <w:top w:w="60" w:type="dxa"/>
-              <w:left w:w="90" w:type="dxa"/>
-              <w:bottom w:w="60" w:type="dxa"/>
-              <w:right w:w="90" w:type="dxa"/>
-            </w:tcMar>
-            <w:vAlign w:val="center"/>
-          </w:tcPr>
-          <w:p>
-            <w:pPr>
-              <w:spacing w:after="0"/>
-            </w:pPr>
-            <w:r>
-              <w:t>OP001, OP002, OP003, OP004</w:t>
-            </w:r>
-          </w:p>
-        </w:tc>
-      </w:tr>
-      <w:tr>
-        <w:tc>
-          <w:tcPr>
-            <w:tcW w:w="1300" w:type="dxa"/>
-            <w:tcMar>
-              <w:top w:w="60" w:type="dxa"/>
-              <w:left w:w="90" w:type="dxa"/>
-              <w:bottom w:w="60" w:type="dxa"/>
-              <w:right w:w="90" w:type="dxa"/>
-            </w:tcMar>
-            <w:vAlign w:val="center"/>
-          </w:tcPr>
-          <w:p>
-            <w:pPr>
-              <w:spacing w:after="0"/>
-            </w:pPr>
-            <w:r>
-              <w:t>GE051</w:t>
-            </w:r>
-          </w:p>
-        </w:tc>
-        <w:tc>
-          <w:tcPr>
-            <w:tcW w:w="1500" w:type="dxa"/>
-            <w:tcMar>
-              <w:top w:w="60" w:type="dxa"/>
-              <w:left w:w="90" w:type="dxa"/>
-              <w:bottom w:w="60" w:type="dxa"/>
-              <w:right w:w="90" w:type="dxa"/>
-            </w:tcMar>
-            <w:vAlign w:val="center"/>
-          </w:tcPr>
-          <w:p>
-            <w:pPr>
-              <w:spacing w:after="0"/>
-            </w:pPr>
-            <w:r>
-              <w:t>Familia</w:t>
-            </w:r>
-          </w:p>
-        </w:tc>
-        <w:tc>
-          <w:tcPr>
-            <w:tcW w:w="3000" w:type="dxa"/>
-            <w:tcMar>
-              <w:top w:w="60" w:type="dxa"/>
-              <w:left w:w="90" w:type="dxa"/>
-              <w:bottom w:w="60" w:type="dxa"/>
-              <w:right w:w="90" w:type="dxa"/>
-            </w:tcMar>
-            <w:vAlign w:val="center"/>
-          </w:tcPr>
-          <w:p>
-            <w:pPr>
-              <w:spacing w:after="0"/>
-            </w:pPr>
-            <w:r>
-              <w:t>Gestión de producto</w:t>
-            </w:r>
-          </w:p>
-        </w:tc>
-        <w:tc>
-          <w:tcPr>
-            <w:tcW w:w="3271" w:type="dxa"/>
-            <w:tcMar>
-              <w:top w:w="60" w:type="dxa"/>
-              <w:left w:w="90" w:type="dxa"/>
-              <w:bottom w:w="60" w:type="dxa"/>
-              <w:right w:w="90" w:type="dxa"/>
-            </w:tcMar>
-            <w:vAlign w:val="center"/>
-          </w:tcPr>
-          <w:p>
-            <w:pPr>
-              <w:spacing w:after="0"/>
-              <w:rPr>
-                <w:lang w:val="en-US"/>
-              </w:rPr>
-            </w:pPr>
-            <w:r>
-              <w:rPr>
-                <w:lang w:val="en-US"/>
-              </w:rPr>
-              <w:t>PP001, PP002, PP003, PP004, PP005</w:t>
-            </w:r>
-          </w:p>
-        </w:tc>
-      </w:tr>
-      <w:tr>
-        <w:tc>
-          <w:tcPr>
-            <w:tcW w:w="1300" w:type="dxa"/>
-            <w:tcMar>
-              <w:top w:w="60" w:type="dxa"/>
-              <w:left w:w="90" w:type="dxa"/>
-              <w:bottom w:w="60" w:type="dxa"/>
-              <w:right w:w="90" w:type="dxa"/>
-            </w:tcMar>
-            <w:vAlign w:val="center"/>
-          </w:tcPr>
-          <w:p>
-            <w:pPr>
-              <w:spacing w:after="0"/>
-            </w:pPr>
-            <w:r>
-              <w:t>AA099</w:t>
-            </w:r>
-          </w:p>
-        </w:tc>
-        <w:tc>
-          <w:tcPr>
-            <w:tcW w:w="1500" w:type="dxa"/>
-            <w:tcMar>
-              <w:top w:w="60" w:type="dxa"/>
-              <w:left w:w="90" w:type="dxa"/>
-              <w:bottom w:w="60" w:type="dxa"/>
-              <w:right w:w="90" w:type="dxa"/>
-            </w:tcMar>
-            <w:vAlign w:val="center"/>
-          </w:tcPr>
-          <w:p>
-            <w:pPr>
-              <w:spacing w:after="0"/>
-            </w:pPr>
-            <w:r>
-              <w:t>Familia (perfil)</w:t>
-            </w:r>
-          </w:p>
-        </w:tc>
-        <w:tc>
-          <w:tcPr>
-            <w:tcW w:w="3000" w:type="dxa"/>
-            <w:tcMar>
-              <w:top w:w="60" w:type="dxa"/>
-              <w:left w:w="90" w:type="dxa"/>
-              <w:bottom w:w="60" w:type="dxa"/>
-              <w:right w:w="90" w:type="dxa"/>
-            </w:tcMar>
-            <w:vAlign w:val="center"/>
-          </w:tcPr>
-          <w:p>
-            <w:pPr>
-              <w:spacing w:after="0"/>
-            </w:pPr>
-            <w:r>
-              <w:t>Administrador</w:t>
-            </w:r>
-          </w:p>
-        </w:tc>
-        <w:tc>
-          <w:tcPr>
-            <w:tcW w:w="3271" w:type="dxa"/>
-            <w:tcMar>
-              <w:top w:w="60" w:type="dxa"/>
-              <w:left w:w="90" w:type="dxa"/>
-              <w:bottom w:w="60" w:type="dxa"/>
-              <w:right w:w="90" w:type="dxa"/>
-            </w:tcMar>
-            <w:vAlign w:val="center"/>
-          </w:tcPr>
-          <w:p>
-            <w:pPr>
-              <w:spacing w:after="0"/>
-            </w:pPr>
-            <w:r>
-              <w:t>GE050, GE051</w:t>
-            </w:r>
-          </w:p>
-        </w:tc>
-      </w:tr>
-    </w:tbl>
-    <w:p>
-      <w:pPr>
-        <w:jc w:val="both"/>
-      </w:pPr>
-      <w:r>
-        <w:t>Un usuario con el perfil AA099 obtiene, por transitividad, todas las patentes contenidas en las familias que lo componen. También puede asignarse una patente suelta a un usuario, sin necesidad de crear una familia para ella.</w:t>
-      </w:r>
-    </w:p>
-    <w:p>
-      <w:pPr>
-        <w:spacing w:before="160" w:after="80"/>
-      </w:pPr>
-      <w:r>
-        <w:rPr>
-          <w:b/>
-          <w:bCs/>
-        </w:rPr>
-        <w:t>Reglas de armado del árbol</w:t>
-      </w:r>
-    </w:p>
-    <w:p>
-      <w:pPr>
-        <w:numPr>
-          <w:ilvl w:val="0"/>
-          <w:numId w:val="3"/>
-        </w:numPr>
-        <w:pBdr>
-          <w:top w:val="nil"/>
-          <w:left w:val="nil"/>
-          <w:bottom w:val="nil"/>
-          <w:right w:val="nil"/>
-          <w:between w:val="nil"/>
-        </w:pBdr>
-        <w:spacing w:after="60"/>
-        <w:jc w:val="both"/>
-      </w:pPr>
-      <w:r>
-        <w:rPr>
-          <w:color w:val="000000"/>
-        </w:rPr>
-        <w:lastRenderedPageBreak/>
-        <w:t>El árbol admite N niveles: una familia puede contener familias, que a su vez contienen otras familias o patentes.</w:t>
-      </w:r>
-    </w:p>
-    <w:p>
-      <w:pPr>
-        <w:numPr>
-          <w:ilvl w:val="0"/>
-          <w:numId w:val="3"/>
-        </w:numPr>
-        <w:pBdr>
-          <w:top w:val="nil"/>
-          <w:left w:val="nil"/>
-          <w:bottom w:val="nil"/>
-          <w:right w:val="nil"/>
-          <w:between w:val="nil"/>
-        </w:pBdr>
-        <w:spacing w:after="60"/>
-        <w:jc w:val="both"/>
-      </w:pPr>
-      <w:r>
-        <w:rPr>
-          <w:color w:val="000000"/>
-        </w:rPr>
-        <w:t>Una misma patente puede pertenecer a varias familias; por eso la relación entre permisos es de muchos a muchos y no un simple identificador de padre.</w:t>
-      </w:r>
-    </w:p>
-    <w:p>
-      <w:pPr>
-        <w:numPr>
-          <w:ilvl w:val="0"/>
-          <w:numId w:val="3"/>
-        </w:numPr>
-        <w:pBdr>
-          <w:top w:val="nil"/>
-          <w:left w:val="nil"/>
-          <w:bottom w:val="nil"/>
-          <w:right w:val="nil"/>
-          <w:between w:val="nil"/>
-        </w:pBdr>
-        <w:spacing w:after="60"/>
-        <w:jc w:val="both"/>
-      </w:pPr>
-      <w:r>
-        <w:rPr>
-          <w:color w:val="000000"/>
-        </w:rPr>
-        <w:t>No se admiten ciclos. Antes de vincular un hijo a una familia se verifica, recorriendo recursivamente el árbol del hijo, que éste no contenga ya a la familia padre. Sin esta validación el recorrido recursivo nunca termina.</w:t>
-      </w:r>
-    </w:p>
-    <w:p>
-      <w:pPr>
-        <w:numPr>
-          <w:ilvl w:val="0"/>
-          <w:numId w:val="3"/>
-        </w:numPr>
-        <w:pBdr>
-          <w:top w:val="nil"/>
-          <w:left w:val="nil"/>
-          <w:bottom w:val="nil"/>
-          <w:right w:val="nil"/>
-          <w:between w:val="nil"/>
-        </w:pBdr>
-        <w:spacing w:after="60"/>
-        <w:jc w:val="both"/>
-      </w:pPr>
-      <w:r>
-        <w:rPr>
-          <w:color w:val="000000"/>
-        </w:rPr>
-        <w:t>Sólo las familias pueden tener hijos. La patente implementa la operación de agregado por uniformidad de la interfaz, pero no produce efecto.</w:t>
-      </w:r>
-    </w:p>
-    <w:p>
-      <w:pPr>
-        <w:spacing w:before="160" w:after="80"/>
-      </w:pPr>
-      <w:r>
-        <w:rPr>
-          <w:b/>
-          <w:bCs/>
-        </w:rPr>
-        <w:t>Visualización del árbol en un TreeView</w:t>
-      </w:r>
-    </w:p>
-    <w:p>
-      <w:pPr>
-        <w:jc w:val="both"/>
-      </w:pPr>
-      <w:r>
-        <w:t>El árbol de permisos se muestra en un control de usuario tipo TreeView. La carga se realiza con una función recursiva que, por cada componente, crea un nodo y vuelve a invocarse sobre sus hijos; como la patente devuelve una colección de hijos vacía, la recursión corta sola en las hojas.</w:t>
-      </w:r>
-    </w:p>
-    <w:p>
-      <w:pPr>
-        <w:shd w:val="clear" w:color="auto" w:fill="F2F2F2"/>
-        <w:spacing w:after="0" w:line="200" w:lineRule="auto"/>
-      </w:pPr>
-      <w:r>
-        <w:rPr>
-          <w:rFonts w:ascii="Consolas" w:eastAsia="Consolas" w:hAnsi="Consolas" w:cs="Consolas"/>
-          <w:sz w:val="18"/>
-          <w:szCs w:val="18"/>
-        </w:rPr>
-        <w:t>private void CargarNodo(Componente c, TreeNodeCollection nodos)</w:t>
-      </w:r>
-    </w:p>
-    <w:p>
-      <w:pPr>
-        <w:shd w:val="clear" w:color="auto" w:fill="F2F2F2"/>
-        <w:spacing w:after="0" w:line="200" w:lineRule="auto"/>
-      </w:pPr>
-      <w:r>
-        <w:rPr>
-          <w:rFonts w:ascii="Consolas" w:eastAsia="Consolas" w:hAnsi="Consolas" w:cs="Consolas"/>
-          <w:sz w:val="18"/>
-          <w:szCs w:val="18"/>
-        </w:rPr>
-        <w:t>{</w:t>
-      </w:r>
-    </w:p>
-    <w:p>
-      <w:pPr>
-        <w:shd w:val="clear" w:color="auto" w:fill="F2F2F2"/>
-        <w:spacing w:after="0" w:line="200" w:lineRule="auto"/>
-      </w:pPr>
-      <w:r>
-        <w:rPr>
-          <w:rFonts w:ascii="Consolas" w:eastAsia="Consolas" w:hAnsi="Consolas" w:cs="Consolas"/>
-          <w:sz w:val="18"/>
-          <w:szCs w:val="18"/>
-        </w:rPr>
-        <w:t xml:space="preserve">    TreeNode nodo = nodos.Add(c.Codigo + " - " + c.Nombre);</w:t>
-      </w:r>
-    </w:p>
-    <w:p>
-      <w:pPr>
-        <w:shd w:val="clear" w:color="auto" w:fill="F2F2F2"/>
-        <w:spacing w:after="0" w:line="200" w:lineRule="auto"/>
-      </w:pPr>
-      <w:r>
-        <w:rPr>
-          <w:rFonts w:ascii="Consolas" w:eastAsia="Consolas" w:hAnsi="Consolas" w:cs="Consolas"/>
-          <w:sz w:val="18"/>
-          <w:szCs w:val="18"/>
-        </w:rPr>
-        <w:t xml:space="preserve">    nodo.Tag = c;</w:t>
-      </w:r>
-    </w:p>
-    <w:p>
-      <w:pPr>
-        <w:shd w:val="clear" w:color="auto" w:fill="F2F2F2"/>
-        <w:spacing w:after="0" w:line="200" w:lineRule="auto"/>
-      </w:pPr>
-      <w:r>
-        <w:rPr>
-          <w:rFonts w:ascii="Consolas" w:eastAsia="Consolas" w:hAnsi="Consolas" w:cs="Consolas"/>
-          <w:sz w:val="18"/>
-          <w:szCs w:val="18"/>
-        </w:rPr>
-        <w:t xml:space="preserve">    foreach (Componente hijo in c.Hijos)   // la Patente devuelve lista vacia</w:t>
-      </w:r>
-    </w:p>
-    <w:p>
-      <w:pPr>
-        <w:shd w:val="clear" w:color="auto" w:fill="F2F2F2"/>
-        <w:spacing w:after="0" w:line="200" w:lineRule="auto"/>
-      </w:pPr>
-      <w:r>
-        <w:rPr>
-          <w:rFonts w:ascii="Consolas" w:eastAsia="Consolas" w:hAnsi="Consolas" w:cs="Consolas"/>
-          <w:sz w:val="18"/>
-          <w:szCs w:val="18"/>
-        </w:rPr>
-        <w:t xml:space="preserve">        CargarNodo(hijo, nodo.Nodes);       // llamada recursiva</w:t>
-      </w:r>
-    </w:p>
-    <w:p>
-      <w:pPr>
-        <w:shd w:val="clear" w:color="auto" w:fill="F2F2F2"/>
-        <w:spacing w:after="0" w:line="200" w:lineRule="auto"/>
-      </w:pPr>
-      <w:r>
-        <w:rPr>
-          <w:rFonts w:ascii="Consolas" w:eastAsia="Consolas" w:hAnsi="Consolas" w:cs="Consolas"/>
-          <w:sz w:val="18"/>
-          <w:szCs w:val="18"/>
-        </w:rPr>
-        <w:t>}</w:t>
-      </w:r>
-    </w:p>
-    <w:p>
-      <w:pPr>
-        <w:spacing w:before="160" w:after="80"/>
-      </w:pPr>
-      <w:r>
-        <w:rPr>
-          <w:b/>
-          <w:bCs/>
-        </w:rPr>
-        <w:t>Verificación de permisos</w:t>
-      </w:r>
-    </w:p>
-    <w:p>
-      <w:pPr>
-        <w:jc w:val="both"/>
-      </w:pPr>
-      <w:r>
-        <w:t>Para saber si el usuario logueado puede ejecutar una funcionalidad, el sistema le pregunta a la sesión por la patente correspondiente. La consulta se resuelve recorriendo el árbol en profundidad: la patente compara su propio permiso y responde, mientras que la familia delega la pregunta en sus hijos y corta apenas uno responde afirmativamente. El código cliente es siempre el mismo, sin importar si el permiso asignado al usuario era una patente suelta o un perfil de varios niveles.</w:t>
-      </w:r>
-    </w:p>
-    <w:p>
-      <w:pPr>
-        <w:shd w:val="clear" w:color="auto" w:fill="F2F2F2"/>
-        <w:spacing w:after="0" w:line="200" w:lineRule="auto"/>
-        <w:rPr>
-          <w:lang w:val="en-US"/>
-        </w:rPr>
-      </w:pPr>
-      <w:r>
-        <w:rPr>
-          <w:rFonts w:ascii="Consolas" w:eastAsia="Consolas" w:hAnsi="Consolas" w:cs="Consolas"/>
-          <w:sz w:val="18"/>
-          <w:szCs w:val="18"/>
-          <w:lang w:val="en-US"/>
-        </w:rPr>
-        <w:t>if (SessionManager.GetInstance.IsInRole(TipoPermiso.UsuarioAlta))</w:t>
-      </w:r>
-    </w:p>
-    <w:p>
-      <w:pPr>
-        <w:shd w:val="clear" w:color="auto" w:fill="F2F2F2"/>
-        <w:spacing w:after="0" w:line="200" w:lineRule="auto"/>
-      </w:pPr>
-      <w:r>
-        <w:rPr>
-          <w:rFonts w:ascii="Consolas" w:eastAsia="Consolas" w:hAnsi="Consolas" w:cs="Consolas"/>
-          <w:sz w:val="18"/>
-          <w:szCs w:val="18"/>
-          <w:lang w:val="en-US"/>
-        </w:rPr>
-        <w:t xml:space="preserve">    </w:t>
-      </w:r>
-      <w:r>
-        <w:rPr>
-          <w:rFonts w:ascii="Consolas" w:eastAsia="Consolas" w:hAnsi="Consolas" w:cs="Consolas"/>
-          <w:sz w:val="18"/>
-          <w:szCs w:val="18"/>
-        </w:rPr>
-        <w:t>btnNuevoUsuario.Enabled = true;</w:t>
-      </w:r>
-    </w:p>
-    <w:p>
-      <w:pPr>
-        <w:jc w:val="both"/>
-      </w:pPr>
-      <w:r>
-        <w:t>Los permisos del usuario se resuelven una sola vez, al iniciar la sesión, y quedan disponibles en memoria mientras dure. Al abrir el formulario principal se recorre el árbol para habilitar o deshabilitar cada opción de menú, y todo intento de acceso denegado queda registrado en la bitácora.</w:t>
-      </w:r>
-    </w:p>
-    <w:p>
-      <w:pPr>
-        <w:spacing w:before="160" w:after="80"/>
-      </w:pPr>
-      <w:r>
-        <w:rPr>
-          <w:b/>
-          <w:bCs/>
-        </w:rPr>
-        <w:t>Persistencia</w:t>
-      </w:r>
-    </w:p>
-    <w:p>
-      <w:pPr>
-        <w:jc w:val="both"/>
-      </w:pPr>
-      <w:r>
-        <w:t>Patentes y familias se guardan en una única tabla de permisos, porque en el Composite ambas son el mismo tipo. Se distinguen por un atributo: si tiene valor se trata de una patente, y si está nulo se trata de una familia. La jerarquía se resuelve con una tabla de auto-relación padre-hijo y la asignación a usuarios con una tabla de relación usuario-permiso. La reconstrucción del árbol se hace con una consulta recursiva.</w:t>
-      </w:r>
-    </w:p>
-    <w:p>
-      <w:pPr>
-        <w:shd w:val="clear" w:color="auto" w:fill="F2F2F2"/>
-        <w:spacing w:after="0" w:line="200" w:lineRule="auto"/>
-      </w:pPr>
-      <w:r>
-        <w:rPr>
-          <w:rFonts w:ascii="Consolas" w:eastAsia="Consolas" w:hAnsi="Consolas" w:cs="Consolas"/>
-          <w:sz w:val="18"/>
-          <w:szCs w:val="18"/>
-        </w:rPr>
-        <w:t>WITH recursivo AS (</w:t>
-      </w:r>
-    </w:p>
-    <w:p>
-      <w:pPr>
-        <w:shd w:val="clear" w:color="auto" w:fill="F2F2F2"/>
-        <w:spacing w:after="0" w:line="200" w:lineRule="auto"/>
-      </w:pPr>
-      <w:r>
-        <w:rPr>
-          <w:rFonts w:ascii="Consolas" w:eastAsia="Consolas" w:hAnsi="Consolas" w:cs="Consolas"/>
-          <w:sz w:val="18"/>
-          <w:szCs w:val="18"/>
-        </w:rPr>
-        <w:lastRenderedPageBreak/>
-        <w:t xml:space="preserve">    SELECT pp.id_permiso_padre, pp.id_permiso_hijo</w:t>
-      </w:r>
-    </w:p>
-    <w:p>
-      <w:pPr>
-        <w:shd w:val="clear" w:color="auto" w:fill="F2F2F2"/>
-        <w:spacing w:after="0" w:line="200" w:lineRule="auto"/>
-      </w:pPr>
-      <w:r>
-        <w:rPr>
-          <w:rFonts w:ascii="Consolas" w:eastAsia="Consolas" w:hAnsi="Consolas" w:cs="Consolas"/>
-          <w:sz w:val="18"/>
-          <w:szCs w:val="18"/>
-        </w:rPr>
-        <w:t xml:space="preserve">    FROM   permiso_permiso pp</w:t>
-      </w:r>
-    </w:p>
-    <w:p>
-      <w:pPr>
-        <w:shd w:val="clear" w:color="auto" w:fill="F2F2F2"/>
-        <w:spacing w:after="0" w:line="200" w:lineRule="auto"/>
-      </w:pPr>
-      <w:r>
-        <w:rPr>
-          <w:rFonts w:ascii="Consolas" w:eastAsia="Consolas" w:hAnsi="Consolas" w:cs="Consolas"/>
-          <w:sz w:val="18"/>
-          <w:szCs w:val="18"/>
-        </w:rPr>
-        <w:t xml:space="preserve">    WHERE  pp.id_permiso_padre = @idFamilia</w:t>
-      </w:r>
-    </w:p>
-    <w:p>
-      <w:pPr>
-        <w:shd w:val="clear" w:color="auto" w:fill="F2F2F2"/>
-        <w:spacing w:after="0" w:line="200" w:lineRule="auto"/>
-      </w:pPr>
-      <w:r>
-        <w:rPr>
-          <w:rFonts w:ascii="Consolas" w:eastAsia="Consolas" w:hAnsi="Consolas" w:cs="Consolas"/>
-          <w:sz w:val="18"/>
-          <w:szCs w:val="18"/>
-        </w:rPr>
-        <w:t xml:space="preserve">    UNION ALL</w:t>
-      </w:r>
-    </w:p>
-    <w:p>
-      <w:pPr>
-        <w:shd w:val="clear" w:color="auto" w:fill="F2F2F2"/>
-        <w:spacing w:after="0" w:line="200" w:lineRule="auto"/>
-      </w:pPr>
-      <w:r>
-        <w:rPr>
-          <w:rFonts w:ascii="Consolas" w:eastAsia="Consolas" w:hAnsi="Consolas" w:cs="Consolas"/>
-          <w:sz w:val="18"/>
-          <w:szCs w:val="18"/>
-        </w:rPr>
-        <w:t xml:space="preserve">    SELECT pp.id_permiso_padre, pp.id_permiso_hijo</w:t>
-      </w:r>
-    </w:p>
-    <w:p>
-      <w:pPr>
-        <w:shd w:val="clear" w:color="auto" w:fill="F2F2F2"/>
-        <w:spacing w:after="0" w:line="200" w:lineRule="auto"/>
-      </w:pPr>
-      <w:r>
-        <w:rPr>
-          <w:rFonts w:ascii="Consolas" w:eastAsia="Consolas" w:hAnsi="Consolas" w:cs="Consolas"/>
-          <w:sz w:val="18"/>
-          <w:szCs w:val="18"/>
-        </w:rPr>
-        <w:t xml:space="preserve">    FROM   permiso_permiso pp</w:t>
-      </w:r>
-    </w:p>
-    <w:p>
-      <w:pPr>
-        <w:shd w:val="clear" w:color="auto" w:fill="F2F2F2"/>
-        <w:spacing w:after="0" w:line="200" w:lineRule="auto"/>
-      </w:pPr>
-      <w:r>
-        <w:rPr>
-          <w:rFonts w:ascii="Consolas" w:eastAsia="Consolas" w:hAnsi="Consolas" w:cs="Consolas"/>
-          <w:sz w:val="18"/>
-          <w:szCs w:val="18"/>
-        </w:rPr>
-        <w:t xml:space="preserve">    INNER JOIN recursivo r ON r.id_permiso_hijo = pp.id_permiso_padre</w:t>
-      </w:r>
-    </w:p>
-    <w:p>
-      <w:pPr>
-        <w:shd w:val="clear" w:color="auto" w:fill="F2F2F2"/>
-        <w:spacing w:after="0" w:line="200" w:lineRule="auto"/>
-      </w:pPr>
-      <w:r>
-        <w:rPr>
-          <w:rFonts w:ascii="Consolas" w:eastAsia="Consolas" w:hAnsi="Consolas" w:cs="Consolas"/>
-          <w:sz w:val="18"/>
-          <w:szCs w:val="18"/>
-        </w:rPr>
-        <w:t>)</w:t>
-      </w:r>
-    </w:p>
-    <w:p>
-      <w:pPr>
-        <w:shd w:val="clear" w:color="auto" w:fill="F2F2F2"/>
-        <w:spacing w:after="0" w:line="200" w:lineRule="auto"/>
-      </w:pPr>
-      <w:r>
-        <w:rPr>
-          <w:rFonts w:ascii="Consolas" w:eastAsia="Consolas" w:hAnsi="Consolas" w:cs="Consolas"/>
-          <w:sz w:val="18"/>
-          <w:szCs w:val="18"/>
-        </w:rPr>
-        <w:t>SELECT r.id_permiso_padre, r.id_permiso_hijo, p.id, p.nombre, p.permiso</w:t>
-      </w:r>
-    </w:p>
-    <w:p>
-      <w:pPr>
-        <w:shd w:val="clear" w:color="auto" w:fill="F2F2F2"/>
-        <w:spacing w:after="0" w:line="200" w:lineRule="auto"/>
-      </w:pPr>
-      <w:r>
-        <w:rPr>
-          <w:rFonts w:ascii="Consolas" w:eastAsia="Consolas" w:hAnsi="Consolas" w:cs="Consolas"/>
-          <w:sz w:val="18"/>
-          <w:szCs w:val="18"/>
-        </w:rPr>
-        <w:t>FROM   recursivo r</w:t>
-      </w:r>
-    </w:p>
-    <w:p>
-      <w:pPr>
-        <w:shd w:val="clear" w:color="auto" w:fill="F2F2F2"/>
-        <w:spacing w:after="0" w:line="200" w:lineRule="auto"/>
-      </w:pPr>
-      <w:r>
-        <w:rPr>
-          <w:rFonts w:ascii="Consolas" w:eastAsia="Consolas" w:hAnsi="Consolas" w:cs="Consolas"/>
-          <w:sz w:val="18"/>
-          <w:szCs w:val="18"/>
-        </w:rPr>
-        <w:t>INNER JOIN permiso p ON r.id_permiso_hijo = p.id;</w:t>
-      </w:r>
-    </w:p>
-    <w:p>
-      <w:pPr>
-        <w:pStyle w:val="Ttulo3"/>
-      </w:pPr>
-      <w:bookmarkStart w:id="37" w:name="_y7sg8yuvv9fk" w:colFirst="0" w:colLast="0"/>
-      <w:bookmarkEnd w:id="37"/>
-      <w:r>
-        <w:t>c) Diagrama de clases</w:t>
-      </w:r>
-    </w:p>
-    <w:p>
-      <w:pPr>
-        <w:spacing w:before="120" w:after="60"/>
-        <w:jc w:val="center"/>
-      </w:pPr>
-      <w:r>
-        <w:rPr>
-          <w:noProof/>
-        </w:rPr>
-        <w:drawing>
-          <wp:inline distT="0" distB="0" distL="0" distR="0" wp14:anchorId="1488E814" wp14:editId="633C0E85">
-            <wp:extent cx="5715000" cy="6000750"/>
-            <wp:effectExtent l="0" t="0" r="0" b="0"/>
-            <wp:docPr id="7" name="image5.png"/>
-            <wp:cNvGraphicFramePr/>
-            <a:graphic xmlns:a="http://schemas.openxmlformats.org/drawingml/2006/main">
-              <a:graphicData uri="http://schemas.openxmlformats.org/drawingml/2006/picture">
-                <pic:pic xmlns:pic="http://schemas.openxmlformats.org/drawingml/2006/picture">
-                  <pic:nvPicPr>
-                    <pic:cNvPr id="0" name="image5.png"/>
-                    <pic:cNvPicPr preferRelativeResize="0"/>
-                  </pic:nvPicPr>
-                  <pic:blipFill>
-                    <a:blip r:embed="rId20"/>
-                    <a:srcRect/>
-                    <a:stretch>
-                      <a:fillRect/>
-                    </a:stretch>
-                  </pic:blipFill>
-                  <pic:spPr>
-                    <a:xfrm>
-                      <a:off x="0" y="0"/>
-                      <a:ext cx="5715000" cy="6000750"/>
-                    </a:xfrm>
-                    <a:prstGeom prst="rect">
-                      <a:avLst/>
-                    </a:prstGeom>
-                    <a:ln/>
-                  </pic:spPr>
-                </pic:pic>
-              </a:graphicData>
-            </a:graphic>
-          </wp:inline>
-        </w:drawing>
-      </w:r>
-    </w:p>
-    <w:p>
-      <w:pPr>
-        <w:spacing w:after="160"/>
-        <w:jc w:val="center"/>
-      </w:pPr>
-      <w:r>
-        <w:rPr>
-          <w:i/>
-          <w:iCs/>
-          <w:color w:val="595959"/>
-          <w:sz w:val="18"/>
-          <w:szCs w:val="18"/>
-        </w:rPr>
-        <w:lastRenderedPageBreak/>
-        <w:t>Figura T04.1 – Patentes y familias resueltas con el patrón Composite</w:t>
-      </w:r>
-    </w:p>
-    <w:p>
-      <w:pPr>
-        <w:pStyle w:val="Ttulo3"/>
-      </w:pPr>
-      <w:bookmarkStart w:id="38" w:name="_yfs9vvywxzos" w:colFirst="0" w:colLast="0"/>
-      <w:bookmarkEnd w:id="38"/>
-      <w:r>
-        <w:t>d) DER</w:t>
-      </w:r>
-    </w:p>
-    <w:p>
-      <w:pPr>
-        <w:spacing w:before="120" w:after="60"/>
-        <w:jc w:val="center"/>
-      </w:pPr>
-      <w:r>
-        <w:rPr>
-          <w:noProof/>
-        </w:rPr>
-        <w:drawing>
-          <wp:inline distT="0" distB="0" distL="0" distR="0" wp14:anchorId="1205FA8E" wp14:editId="0A69E531">
-            <wp:extent cx="5715000" cy="4019550"/>
-            <wp:effectExtent l="0" t="0" r="0" b="0"/>
-            <wp:docPr id="6" name="image7.png"/>
-            <wp:cNvGraphicFramePr/>
-            <a:graphic xmlns:a="http://schemas.openxmlformats.org/drawingml/2006/main">
-              <a:graphicData uri="http://schemas.openxmlformats.org/drawingml/2006/picture">
-                <pic:pic xmlns:pic="http://schemas.openxmlformats.org/drawingml/2006/picture">
-                  <pic:nvPicPr>
-                    <pic:cNvPr id="0" name="image7.png"/>
-                    <pic:cNvPicPr preferRelativeResize="0"/>
-                  </pic:nvPicPr>
-                  <pic:blipFill>
-                    <a:blip r:embed="rId21"/>
-                    <a:srcRect/>
-                    <a:stretch>
-                      <a:fillRect/>
-                    </a:stretch>
-                  </pic:blipFill>
-                  <pic:spPr>
-                    <a:xfrm>
-                      <a:off x="0" y="0"/>
-                      <a:ext cx="5715000" cy="4019550"/>
-                    </a:xfrm>
-                    <a:prstGeom prst="rect">
-                      <a:avLst/>
-                    </a:prstGeom>
-                    <a:ln/>
-                  </pic:spPr>
-                </pic:pic>
-              </a:graphicData>
-            </a:graphic>
-          </wp:inline>
-        </w:drawing>
-      </w:r>
-    </w:p>
-    <w:p>
-      <w:pPr>
-        <w:spacing w:after="160"/>
-        <w:jc w:val="center"/>
-      </w:pPr>
-      <w:r>
-        <w:rPr>
-          <w:i/>
-          <w:iCs/>
-          <w:color w:val="595959"/>
-          <w:sz w:val="18"/>
-          <w:szCs w:val="18"/>
-        </w:rPr>
-        <w:t>Figura T04.2 – Entidades de la gestión de perfiles de usuario</w:t>
-      </w:r>
-    </w:p>
-    <w:p>
-      <w:pPr>
-        <w:pStyle w:val="Ttulo3"/>
-      </w:pPr>
-      <w:bookmarkStart w:id="39" w:name="_79k3kbkdt8fu" w:colFirst="0" w:colLast="0"/>
-      <w:bookmarkEnd w:id="39"/>
-      <w:r>
-        <w:t>e) Diagrama de secuencia</w:t>
-      </w:r>
-    </w:p>
-    <w:p>
-      <w:pPr>
-        <w:spacing w:before="120" w:after="60"/>
-        <w:jc w:val="center"/>
-      </w:pPr>
-      <w:r>
-        <w:rPr>
-          <w:noProof/>
-        </w:rPr>
-        <w:lastRenderedPageBreak/>
-        <w:drawing>
-          <wp:inline distT="0" distB="0" distL="0" distR="0" wp14:anchorId="1B8A46D8" wp14:editId="22CC8F3B">
-            <wp:extent cx="5715000" cy="4657725"/>
-            <wp:effectExtent l="0" t="0" r="0" b="0"/>
-            <wp:docPr id="9" name="image4.png"/>
-            <wp:cNvGraphicFramePr/>
-            <a:graphic xmlns:a="http://schemas.openxmlformats.org/drawingml/2006/main">
-              <a:graphicData uri="http://schemas.openxmlformats.org/drawingml/2006/picture">
-                <pic:pic xmlns:pic="http://schemas.openxmlformats.org/drawingml/2006/picture">
-                  <pic:nvPicPr>
-                    <pic:cNvPr id="0" name="image4.png"/>
-                    <pic:cNvPicPr preferRelativeResize="0"/>
-                  </pic:nvPicPr>
-                  <pic:blipFill>
-                    <a:blip r:embed="rId22"/>
-                    <a:srcRect/>
-                    <a:stretch>
-                      <a:fillRect/>
-                    </a:stretch>
-                  </pic:blipFill>
-                  <pic:spPr>
-                    <a:xfrm>
-                      <a:off x="0" y="0"/>
-                      <a:ext cx="5715000" cy="4657725"/>
-                    </a:xfrm>
-                    <a:prstGeom prst="rect">
-                      <a:avLst/>
-                    </a:prstGeom>
-                    <a:ln/>
-                  </pic:spPr>
-                </pic:pic>
-              </a:graphicData>
-            </a:graphic>
-          </wp:inline>
-        </w:drawing>
-      </w:r>
-    </w:p>
-    <w:p>
-      <w:pPr>
-        <w:spacing w:after="160"/>
-        <w:jc w:val="center"/>
-      </w:pPr>
-      <w:r>
-        <w:rPr>
-          <w:i/>
-          <w:iCs/>
-          <w:color w:val="595959"/>
-          <w:sz w:val="18"/>
-          <w:szCs w:val="18"/>
-        </w:rPr>
-        <w:t>Figura T04.3 – Carga del árbol de permisos del usuario al iniciar sesión</w:t>
-      </w:r>
-    </w:p>
-    <w:p>
-      <w:pPr>
-        <w:spacing w:before="120" w:after="60"/>
-        <w:jc w:val="center"/>
-      </w:pPr>
-      <w:r>
-        <w:rPr>
-          <w:noProof/>
-        </w:rPr>
-        <w:lastRenderedPageBreak/>
-        <w:drawing>
-          <wp:inline distT="0" distB="0" distL="0" distR="0" wp14:anchorId="1C9F9E35" wp14:editId="32850D94">
-            <wp:extent cx="5715000" cy="3724275"/>
-            <wp:effectExtent l="0" t="0" r="0" b="0"/>
-            <wp:docPr id="8" name="image1.png"/>
-            <wp:cNvGraphicFramePr/>
-            <a:graphic xmlns:a="http://schemas.openxmlformats.org/drawingml/2006/main">
-              <a:graphicData uri="http://schemas.openxmlformats.org/drawingml/2006/picture">
-                <pic:pic xmlns:pic="http://schemas.openxmlformats.org/drawingml/2006/picture">
-                  <pic:nvPicPr>
-                    <pic:cNvPr id="0" name="image1.png"/>
-                    <pic:cNvPicPr preferRelativeResize="0"/>
-                  </pic:nvPicPr>
-                  <pic:blipFill>
-                    <a:blip r:embed="rId23"/>
-                    <a:srcRect/>
-                    <a:stretch>
-                      <a:fillRect/>
-                    </a:stretch>
-                  </pic:blipFill>
-                  <pic:spPr>
-                    <a:xfrm>
-                      <a:off x="0" y="0"/>
-                      <a:ext cx="5715000" cy="3724275"/>
-                    </a:xfrm>
-                    <a:prstGeom prst="rect">
-                      <a:avLst/>
-                    </a:prstGeom>
-                    <a:ln/>
-                  </pic:spPr>
-                </pic:pic>
-              </a:graphicData>
-            </a:graphic>
-          </wp:inline>
-        </w:drawing>
-      </w:r>
-    </w:p>
-    <w:p>
-      <w:pPr>
-        <w:spacing w:after="160"/>
-        <w:jc w:val="center"/>
-      </w:pPr>
-      <w:r>
-        <w:rPr>
-          <w:i/>
-          <w:iCs/>
-          <w:color w:val="595959"/>
-          <w:sz w:val="18"/>
-          <w:szCs w:val="18"/>
-        </w:rPr>
-        <w:t>Figura T04.4 – Verificación recursiva de un permiso</w:t>
-      </w:r>
-    </w:p>
-    <w:p>
-      <w:pPr>
-        <w:pStyle w:val="Ttulo2"/>
-      </w:pPr>
-      <w:bookmarkStart w:id="40" w:name="_lm3sjdbuxru5" w:colFirst="0" w:colLast="0"/>
-      <w:bookmarkEnd w:id="40"/>
-      <w:r>
-        <w:t>T05. Gestión de Múltiples Idiomas</w:t>
-      </w:r>
-    </w:p>
-    <w:p>
-      <w:pPr>
-        <w:shd w:val="clear" w:color="auto" w:fill="FFF2CC"/>
-        <w:jc w:val="both"/>
-      </w:pPr>
-      <w:r>
-        <w:rPr>
-          <w:i/>
-          <w:iCs/>
-          <w:color w:val="7F6000"/>
-        </w:rPr>
-        <w:t>[PENDIENTE] Cambio dinámico de idioma de todas las leyendas y títulos, con posibilidad de incorporar nuevos idiomas desde el sistema. Modelo reutilizable no acoplado a la UI, con patrón Observer y sin hojas de recursos estáticos.</w:t>
-      </w:r>
-    </w:p>
-    <w:p>
-      <w:pPr>
-        <w:pStyle w:val="Ttulo2"/>
-      </w:pPr>
-      <w:bookmarkStart w:id="41" w:name="_4iquntbl633s" w:colFirst="0" w:colLast="0"/>
-      <w:bookmarkEnd w:id="41"/>
-      <w:r>
-        <w:t>T06. Gestión de Bitácora y Control de cambios</w:t>
-      </w:r>
-    </w:p>
-    <w:p>
-      <w:pPr>
-        <w:pStyle w:val="Ttulo3"/>
-      </w:pPr>
-      <w:bookmarkStart w:id="42" w:name="_uacoc7h5e2db" w:colFirst="0" w:colLast="0"/>
-      <w:bookmarkEnd w:id="42"/>
-      <w:r>
-        <w:t>T06a. Gestión de bitácora</w:t>
-      </w:r>
-    </w:p>
-    <w:p>
-      <w:r>
-        <w:rPr>
-          <w:noProof/>
-        </w:rPr>
-        <w:lastRenderedPageBreak/>
-        <w:drawing>
-          <wp:inline distT="114300" distB="114300" distL="114300" distR="114300" wp14:anchorId="3566B4B1" wp14:editId="402EC08B">
-            <wp:extent cx="5238750" cy="3724275"/>
-            <wp:effectExtent l="0" t="0" r="0" b="0"/>
-            <wp:docPr id="3" name="image8.png"/>
-            <wp:cNvGraphicFramePr/>
-            <a:graphic xmlns:a="http://schemas.openxmlformats.org/drawingml/2006/main">
-              <a:graphicData uri="http://schemas.openxmlformats.org/drawingml/2006/picture">
-                <pic:pic xmlns:pic="http://schemas.openxmlformats.org/drawingml/2006/picture">
-                  <pic:nvPicPr>
-                    <pic:cNvPr id="0" name="image8.png"/>
-                    <pic:cNvPicPr preferRelativeResize="0"/>
-                  </pic:nvPicPr>
-                  <pic:blipFill>
-                    <a:blip r:embed="rId24"/>
-                    <a:srcRect/>
-                    <a:stretch>
-                      <a:fillRect/>
-                    </a:stretch>
-                  </pic:blipFill>
-                  <pic:spPr>
-                    <a:xfrm>
-                      <a:off x="0" y="0"/>
-                      <a:ext cx="5238750" cy="3724275"/>
-                    </a:xfrm>
-                    <a:prstGeom prst="rect">
-                      <a:avLst/>
-                    </a:prstGeom>
-                    <a:ln/>
-                  </pic:spPr>
-                </pic:pic>
-              </a:graphicData>
-            </a:graphic>
-          </wp:inline>
-        </w:drawing>
-      </w:r>
-    </w:p>
-    <w:p>
-      <w:pPr>
-        <w:shd w:val="clear" w:color="auto" w:fill="FFF2CC"/>
-        <w:jc w:val="both"/>
-      </w:pPr>
-      <w:r>
-        <w:rPr>
-          <w:i/>
-          <w:iCs/>
-          <w:color w:val="7F6000"/>
-        </w:rPr>
-        <w:t>[PENDIENTE] Registro de todas las operaciones que realizan los usuarios: fecha, hora, usuario, actividad e información asociada. Debe permitir búsquedas combinadas por los datos almacenados.</w:t>
-      </w:r>
-    </w:p>
-    <w:p>
-      <w:pPr>
-        <w:pStyle w:val="Ttulo3"/>
-      </w:pPr>
-      <w:bookmarkStart w:id="43" w:name="_5x6rtov5pls0" w:colFirst="0" w:colLast="0"/>
-      <w:bookmarkEnd w:id="43"/>
-      <w:r>
-        <w:t>T06b. Control de cambios</w:t>
-      </w:r>
-    </w:p>
-    <w:p>
-      <w:pPr>
-        <w:shd w:val="clear" w:color="auto" w:fill="FFF2CC"/>
-        <w:jc w:val="both"/>
-      </w:pPr>
-      <w:r>
-        <w:rPr>
-          <w:i/>
-          <w:iCs/>
-          <w:color w:val="7F6000"/>
-        </w:rPr>
-        <w:t>[PENDIENTE] Trazabilidad de los cambios realizados durante el ciclo de vida de al menos una entidad: quién, cuándo y qué, con historial y posibilidad de recomponer el estado anterior del objeto.</w:t>
-      </w:r>
-    </w:p>
-    <w:p>
-      <w:pPr>
-        <w:pStyle w:val="Ttulo2"/>
-      </w:pPr>
-      <w:bookmarkStart w:id="44" w:name="_woi4cmuraw06" w:colFirst="0" w:colLast="0"/>
-      <w:bookmarkEnd w:id="44"/>
-      <w:r>
-        <w:t>T07. Gestión de Backup</w:t>
-      </w:r>
-    </w:p>
-    <w:p>
-      <w:pPr>
-        <w:shd w:val="clear" w:color="auto" w:fill="FFF2CC"/>
-        <w:jc w:val="both"/>
-      </w:pPr>
-      <w:r>
-        <w:rPr>
-          <w:i/>
-          <w:iCs/>
-          <w:color w:val="7F6000"/>
-        </w:rPr>
-        <w:t>[PENDIENTE] Administración de las copias de seguridad: catálogo de backups y archivos físicos con la información resguardada.</w:t>
-      </w:r>
-    </w:p>
-    <w:p>
-      <w:pPr>
-        <w:pStyle w:val="Ttulo2"/>
-      </w:pPr>
-      <w:bookmarkStart w:id="45" w:name="_mvsw0hpsg5ic" w:colFirst="0" w:colLast="0"/>
-      <w:bookmarkEnd w:id="45"/>
-      <w:r>
-        <w:t>T08. Gestión de Dígitos Verificadores</w:t>
-      </w:r>
-    </w:p>
-    <w:p>
-      <w:pPr>
-        <w:shd w:val="clear" w:color="auto" w:fill="FFF2CC"/>
-        <w:jc w:val="both"/>
-        <w:sectPr>
-          <w:headerReference w:type="default" r:id="rId25"/>
-          <w:footerReference w:type="default" r:id="rId26"/>
-          <w:pgSz w:w="11905" w:h="16837"/>
-          <w:pgMar w:top="2267" w:right="1133" w:bottom="850" w:left="1700" w:header="566" w:footer="396" w:gutter="0"/>
-          <w:cols w:space="720"/>
-        </w:sectPr>
-      </w:pPr>
-      <w:r>
-        <w:rPr>
-          <w:i/>
-          <w:iCs/>
-          <w:color w:val="7F6000"/>
-        </w:rPr>
-        <w:t>[PENDIENTE] Detalle de cómo se usan el DVH y el DVV · operaciones de restauración ante error · algoritmo de cálculo (debe participar el contenido, la posición del carácter y la posición del atributo) · verificación de integridad al iniciar la aplicación antes del log-in · solución cuando el estado de un objeto proviene de varias tablas.</w:t>
-      </w:r>
-    </w:p>
-    <w:p>
-      <w:pPr>
-        <w:pStyle w:val="Ttulo1"/>
-      </w:pPr>
-      <w:bookmarkStart w:id="46" w:name="_xklr1py6iut" w:colFirst="0" w:colLast="0"/>
-      <w:bookmarkEnd w:id="46"/>
-      <w:r>
-        <w:lastRenderedPageBreak/>
-        <w:t>A00. Características y funcionalidades adicionales</w:t>
-      </w:r>
-    </w:p>
-    <w:p>
-      <w:pPr>
-        <w:pStyle w:val="Ttulo2"/>
-      </w:pPr>
-      <w:bookmarkStart w:id="47" w:name="_9qu5buaxskyb" w:colFirst="0" w:colLast="0"/>
-      <w:bookmarkEnd w:id="47"/>
-      <w:r>
-        <w:t>A01. Instalador</w:t>
-      </w:r>
-    </w:p>
-    <w:p>
-      <w:pPr>
-        <w:shd w:val="clear" w:color="auto" w:fill="FFF2CC"/>
-        <w:jc w:val="both"/>
-      </w:pPr>
-      <w:r>
-        <w:rPr>
-          <w:i/>
-          <w:iCs/>
-          <w:color w:val="7F6000"/>
-        </w:rPr>
-        <w:t>[PENDIENTE] Instalador que instale el sistema completo: motor de base de datos, dependencias de terceros y esquema de la BD con datos de prueba, con mínima interacción del usuario.</w:t>
-      </w:r>
-    </w:p>
-    <w:p>
-      <w:pPr>
-        <w:pStyle w:val="Ttulo2"/>
-      </w:pPr>
-      <w:bookmarkStart w:id="48" w:name="_1oidveccwn1b" w:colFirst="0" w:colLast="0"/>
-      <w:bookmarkEnd w:id="48"/>
-      <w:r>
-        <w:t>A02. Informe y exportación en PDF</w:t>
-      </w:r>
-    </w:p>
-    <w:p>
-      <w:pPr>
-        <w:shd w:val="clear" w:color="auto" w:fill="FFF2CC"/>
-        <w:jc w:val="both"/>
-      </w:pPr>
-      <w:r>
-        <w:rPr>
-          <w:i/>
-          <w:iCs/>
-          <w:color w:val="7F6000"/>
-        </w:rPr>
-        <w:t>[PENDIENTE] Generación de algún reporte en PDF usando una librería de terceros (no vale impresora virtual).</w:t>
-      </w:r>
-    </w:p>
-    <w:p>
-      <w:pPr>
-        <w:pStyle w:val="Ttulo2"/>
-      </w:pPr>
-      <w:bookmarkStart w:id="49" w:name="_ptjpcmtwnovt" w:colFirst="0" w:colLast="0"/>
-      <w:bookmarkEnd w:id="49"/>
-      <w:r>
-        <w:t>A03. Serialización</w:t>
-      </w:r>
-    </w:p>
-    <w:p>
-      <w:pPr>
-        <w:shd w:val="clear" w:color="auto" w:fill="FFF2CC"/>
-        <w:jc w:val="both"/>
-        <w:sectPr>
-          <w:headerReference w:type="default" r:id="rId27"/>
-          <w:footerReference w:type="default" r:id="rId28"/>
-          <w:pgSz w:w="11905" w:h="16837"/>
-          <w:pgMar w:top="2267" w:right="1133" w:bottom="850" w:left="1700" w:header="566" w:footer="396" w:gutter="0"/>
-          <w:cols w:space="720"/>
-        </w:sectPr>
-      </w:pPr>
-      <w:r>
-        <w:rPr>
-          <w:i/>
-          <w:iCs/>
-          <w:color w:val="7F6000"/>
-        </w:rPr>
-        <w:t>[PENDIENTE] Generación de algún archivo serializado (por ejemplo, una excepción específica o información relevante).</w:t>
-      </w:r>
-    </w:p>
-    <w:p>
-      <w:pPr>
-        <w:pStyle w:val="Ttulo1"/>
-      </w:pPr>
-      <w:bookmarkStart w:id="50" w:name="_ikrs4ltd0gqn" w:colFirst="0" w:colLast="0"/>
-      <w:bookmarkEnd w:id="50"/>
-      <w:r>
-        <w:lastRenderedPageBreak/>
-        <w:t>D00. Documentación Adicional</w:t>
-      </w:r>
-    </w:p>
-    <w:p>
-      <w:pPr>
-        <w:pStyle w:val="Ttulo2"/>
-      </w:pPr>
-      <w:bookmarkStart w:id="51" w:name="_4k8lttm9mpr0" w:colFirst="0" w:colLast="0"/>
-      <w:bookmarkEnd w:id="51"/>
-      <w:r>
-        <w:t>D01. Manual de Instalación</w:t>
-      </w:r>
-    </w:p>
-    <w:p>
-      <w:pPr>
-        <w:shd w:val="clear" w:color="auto" w:fill="FFF2CC"/>
-        <w:jc w:val="both"/>
-      </w:pPr>
-      <w:r>
-        <w:rPr>
-          <w:i/>
-          <w:iCs/>
-          <w:color w:val="7F6000"/>
-        </w:rPr>
-        <w:t>[PENDIENTE] Instrucciones para realizar la instalación del producto.</w:t>
-      </w:r>
-    </w:p>
-    <w:p>
-      <w:pPr>
-        <w:pStyle w:val="Ttulo2"/>
-      </w:pPr>
-      <w:bookmarkStart w:id="52" w:name="_ywbcnbxyomzv" w:colFirst="0" w:colLast="0"/>
-      <w:bookmarkEnd w:id="52"/>
-      <w:r>
-        <w:t>D02. Ayuda en línea</w:t>
-      </w:r>
-    </w:p>
-    <w:p>
-      <w:pPr>
-        <w:shd w:val="clear" w:color="auto" w:fill="FFF2CC"/>
-        <w:jc w:val="both"/>
-      </w:pPr>
-      <w:r>
-        <w:rPr>
-          <w:i/>
-          <w:iCs/>
-          <w:color w:val="7F6000"/>
-        </w:rPr>
-        <w:t>[PENDIENTE] Mecanismo de ayuda en línea para las funcionalidades más relevantes.</w:t>
-      </w:r>
-    </w:p>
-    <w:p>
-      <w:pPr>
-        <w:pStyle w:val="Ttulo2"/>
-      </w:pPr>
-      <w:bookmarkStart w:id="53" w:name="_3b82fzdnwi3e" w:colFirst="0" w:colLast="0"/>
-      <w:bookmarkEnd w:id="53"/>
-      <w:r>
-        <w:t>D03. Material de apoyo al usuario final</w:t>
-      </w:r>
-    </w:p>
-    <w:p>
-      <w:pPr>
-        <w:shd w:val="clear" w:color="auto" w:fill="FFF2CC"/>
-        <w:jc w:val="both"/>
-        <w:sectPr>
-          <w:headerReference w:type="default" r:id="rId29"/>
-          <w:footerReference w:type="default" r:id="rId30"/>
-          <w:pgSz w:w="11905" w:h="16837"/>
-          <w:pgMar w:top="2267" w:right="1133" w:bottom="850" w:left="1700" w:header="566" w:footer="396" w:gutter="0"/>
-          <w:cols w:space="720"/>
-        </w:sectPr>
-      </w:pPr>
-      <w:r>
-        <w:rPr>
-          <w:i/>
-          <w:iCs/>
-          <w:color w:val="7F6000"/>
-        </w:rPr>
-        <w:t>[PENDIENTE] Guías del Usuario, Guías de Operación y Guías de Mantenimiento.</w:t>
-      </w:r>
-    </w:p>
-    <w:p>
-      <w:pPr>
-        <w:pStyle w:val="Ttulo1"/>
-      </w:pPr>
-      <w:bookmarkStart w:id="54" w:name="_fae4wbgm46u8" w:colFirst="0" w:colLast="0"/>
-      <w:bookmarkEnd w:id="54"/>
-      <w:r>
-        <w:lastRenderedPageBreak/>
-        <w:t>Evaluación y retrospectiva al finalizar el proceso de desarrollo</w:t>
-      </w:r>
-    </w:p>
-    <w:p>
-      <w:pPr>
-        <w:shd w:val="clear" w:color="auto" w:fill="FFF2CC"/>
-        <w:jc w:val="both"/>
-      </w:pPr>
-      <w:r>
-        <w:rPr>
-          <w:rFonts w:ascii="Arial Unicode MS" w:eastAsia="Arial Unicode MS" w:hAnsi="Arial Unicode MS" w:cs="Arial Unicode MS"/>
-          <w:i/>
-          <w:iCs/>
-          <w:color w:val="7F6000"/>
-        </w:rPr>
-        <w:t>[PENDIENTE] Arquitectura diseñada (≥4 capas, POO, persistencia propia sin frameworks de terceros) · Balanceo de diagramas de clases, DER, casos de uso y diagramas de secuencia con la implementación · Interfaz de usuario · Calidad de código y POO · Diseño de base de datos (integridad referencial, 3FN) · Presentación general.</w:t>
-      </w:r>
-    </w:p>
-    <w:p>
-      <w:pPr>
-        <w:pStyle w:val="Ttulo1"/>
-      </w:pPr>
-      <w:bookmarkStart w:id="55" w:name="_4fqhvwrgjcby" w:colFirst="0" w:colLast="0"/>
-      <w:bookmarkEnd w:id="55"/>
-      <w:r>
-        <w:t>Especificación de Casos de Prueba</w:t>
-      </w:r>
-    </w:p>
-    <w:p>
-      <w:pPr>
-        <w:jc w:val="both"/>
-      </w:pPr>
-      <w:r>
-        <w:t>Cada prueba se especifica mediante un documento que establece las condiciones de ejecución, las entradas de la prueba y los resultados esperados. Se aplican como pruebas de regresión en cada iteración.</w:t>
-      </w:r>
-    </w:p>
-    <w:p>
-      <w:pPr>
-        <w:shd w:val="clear" w:color="auto" w:fill="FFF2CC"/>
-        <w:jc w:val="both"/>
-      </w:pPr>
-      <w:r>
-        <w:rPr>
-          <w:i/>
-          <w:iCs/>
-          <w:color w:val="7F6000"/>
-        </w:rPr>
-        <w:t>[PENDIENTE] Completar los casos de prueba y su procedimiento asociado.</w:t>
-      </w:r>
-    </w:p>
-    <w:tbl>
-      <w:tblPr>
-        <w:tblStyle w:val="a9"/>
-        <w:tblW w:w="9071" w:type="dxa"/>
-        <w:tblInd w:w="0" w:type="dxa"/>
-        <w:tblBorders>
-          <w:top w:val="single" w:sz="4" w:space="0" w:color="000000"/>
-          <w:left w:val="single" w:sz="4" w:space="0" w:color="000000"/>
-          <w:bottom w:val="single" w:sz="4" w:space="0" w:color="000000"/>
-          <w:right w:val="single" w:sz="4" w:space="0" w:color="000000"/>
-          <w:insideH w:val="single" w:sz="4" w:space="0" w:color="000000"/>
-          <w:insideV w:val="single" w:sz="4" w:space="0" w:color="000000"/>
-        </w:tblBorders>
-        <w:tblLayout w:type="fixed"/>
-        <w:tblLook w:val="0400" w:firstRow="0" w:lastRow="0" w:firstColumn="0" w:lastColumn="0" w:noHBand="0" w:noVBand="1"/>
-      </w:tblPr>
-      <w:tblGrid>
-        <w:gridCol w:w="1000"/>
-        <w:gridCol w:w="3000"/>
-        <w:gridCol w:w="2400"/>
-        <w:gridCol w:w="2671"/>
-      </w:tblGrid>
-      <w:tr>
-        <w:trPr>
-          <w:tblHeader/>
-        </w:trPr>
-        <w:tc>
-          <w:tcPr>
-            <w:tcW w:w="1000" w:type="dxa"/>
-            <w:shd w:val="clear" w:color="auto" w:fill="D9D9D9"/>
-            <w:tcMar>
-              <w:top w:w="60" w:type="dxa"/>
-              <w:left w:w="90" w:type="dxa"/>
-              <w:bottom w:w="60" w:type="dxa"/>
-              <w:right w:w="90" w:type="dxa"/>
-            </w:tcMar>
-            <w:vAlign w:val="center"/>
-          </w:tcPr>
-          <w:p>
-            <w:pPr>
-              <w:spacing w:after="0"/>
-              <w:jc w:val="center"/>
-            </w:pPr>
-            <w:r>
-              <w:rPr>
-                <w:b/>
-                <w:bCs/>
-              </w:rPr>
-              <w:t>ID</w:t>
-            </w:r>
-          </w:p>
-        </w:tc>
-        <w:tc>
-          <w:tcPr>
-            <w:tcW w:w="3000" w:type="dxa"/>
-            <w:shd w:val="clear" w:color="auto" w:fill="D9D9D9"/>
-            <w:tcMar>
-              <w:top w:w="60" w:type="dxa"/>
-              <w:left w:w="90" w:type="dxa"/>
-              <w:bottom w:w="60" w:type="dxa"/>
-              <w:right w:w="90" w:type="dxa"/>
-            </w:tcMar>
-            <w:vAlign w:val="center"/>
-          </w:tcPr>
-          <w:p>
-            <w:pPr>
-              <w:spacing w:after="0"/>
-              <w:jc w:val="center"/>
-            </w:pPr>
-            <w:r>
-              <w:rPr>
-                <w:b/>
-                <w:bCs/>
-              </w:rPr>
-              <w:t>Condiciones de ejecución</w:t>
-            </w:r>
-          </w:p>
-        </w:tc>
-        <w:tc>
-          <w:tcPr>
-            <w:tcW w:w="2400" w:type="dxa"/>
-            <w:shd w:val="clear" w:color="auto" w:fill="D9D9D9"/>
-            <w:tcMar>
-              <w:top w:w="60" w:type="dxa"/>
-              <w:left w:w="90" w:type="dxa"/>
-              <w:bottom w:w="60" w:type="dxa"/>
-              <w:right w:w="90" w:type="dxa"/>
-            </w:tcMar>
-            <w:vAlign w:val="center"/>
-          </w:tcPr>
-          <w:p>
-            <w:pPr>
-              <w:spacing w:after="0"/>
-              <w:jc w:val="center"/>
-            </w:pPr>
-            <w:r>
-              <w:rPr>
-                <w:b/>
-                <w:bCs/>
-              </w:rPr>
-              <w:t>Entradas</w:t>
-            </w:r>
-          </w:p>
-        </w:tc>
-        <w:tc>
-          <w:tcPr>
-            <w:tcW w:w="2671" w:type="dxa"/>
-            <w:shd w:val="clear" w:color="auto" w:fill="D9D9D9"/>
-            <w:tcMar>
-              <w:top w:w="60" w:type="dxa"/>
-              <w:left w:w="90" w:type="dxa"/>
-              <w:bottom w:w="60" w:type="dxa"/>
-              <w:right w:w="90" w:type="dxa"/>
-            </w:tcMar>
-            <w:vAlign w:val="center"/>
-          </w:tcPr>
-          <w:p>
-            <w:pPr>
-              <w:spacing w:after="0"/>
-              <w:jc w:val="center"/>
-            </w:pPr>
-            <w:r>
-              <w:rPr>
-                <w:b/>
-                <w:bCs/>
-              </w:rPr>
-              <w:t>Resultado esperado</w:t>
-            </w:r>
-          </w:p>
-        </w:tc>
-      </w:tr>
-      <w:tr>
-        <w:tc>
-          <w:tcPr>
-            <w:tcW w:w="1000" w:type="dxa"/>
-            <w:tcMar>
-              <w:top w:w="60" w:type="dxa"/>
-              <w:left w:w="90" w:type="dxa"/>
-              <w:bottom w:w="60" w:type="dxa"/>
-              <w:right w:w="90" w:type="dxa"/>
-            </w:tcMar>
-            <w:vAlign w:val="center"/>
-          </w:tcPr>
-          <w:p>
-            <w:pPr>
-              <w:spacing w:after="0"/>
-            </w:pPr>
-          </w:p>
-        </w:tc>
-        <w:tc>
-          <w:tcPr>
-            <w:tcW w:w="3000" w:type="dxa"/>
-            <w:tcMar>
-              <w:top w:w="60" w:type="dxa"/>
-              <w:left w:w="90" w:type="dxa"/>
-              <w:bottom w:w="60" w:type="dxa"/>
-              <w:right w:w="90" w:type="dxa"/>
-            </w:tcMar>
-            <w:vAlign w:val="center"/>
-          </w:tcPr>
-          <w:p>
-            <w:pPr>
-              <w:spacing w:after="0"/>
-            </w:pPr>
-          </w:p>
-        </w:tc>
-        <w:tc>
-          <w:tcPr>
-            <w:tcW w:w="2400" w:type="dxa"/>
-            <w:tcMar>
-              <w:top w:w="60" w:type="dxa"/>
-              <w:left w:w="90" w:type="dxa"/>
-              <w:bottom w:w="60" w:type="dxa"/>
-              <w:right w:w="90" w:type="dxa"/>
-            </w:tcMar>
-            <w:vAlign w:val="center"/>
-          </w:tcPr>
-          <w:p>
-            <w:pPr>
-              <w:spacing w:after="0"/>
-            </w:pPr>
-          </w:p>
-        </w:tc>
-        <w:tc>
-          <w:tcPr>
-            <w:tcW w:w="2671" w:type="dxa"/>
-            <w:tcMar>
-              <w:top w:w="60" w:type="dxa"/>
-              <w:left w:w="90" w:type="dxa"/>
-              <w:bottom w:w="60" w:type="dxa"/>
-              <w:right w:w="90" w:type="dxa"/>
-            </w:tcMar>
-            <w:vAlign w:val="center"/>
-          </w:tcPr>
-          <w:p>
-            <w:pPr>
-              <w:spacing w:after="0"/>
-            </w:pPr>
-          </w:p>
-        </w:tc>
-      </w:tr>
-      <w:tr>
-        <w:tc>
-          <w:tcPr>
-            <w:tcW w:w="1000" w:type="dxa"/>
-            <w:tcMar>
-              <w:top w:w="60" w:type="dxa"/>
-              <w:left w:w="90" w:type="dxa"/>
-              <w:bottom w:w="60" w:type="dxa"/>
-              <w:right w:w="90" w:type="dxa"/>
-            </w:tcMar>
-            <w:vAlign w:val="center"/>
-          </w:tcPr>
-          <w:p>
-            <w:pPr>
-              <w:spacing w:after="0"/>
-            </w:pPr>
-          </w:p>
-        </w:tc>
-        <w:tc>
-          <w:tcPr>
-            <w:tcW w:w="3000" w:type="dxa"/>
-            <w:tcMar>
-              <w:top w:w="60" w:type="dxa"/>
-              <w:left w:w="90" w:type="dxa"/>
-              <w:bottom w:w="60" w:type="dxa"/>
-              <w:right w:w="90" w:type="dxa"/>
-            </w:tcMar>
-            <w:vAlign w:val="center"/>
-          </w:tcPr>
-          <w:p>
-            <w:pPr>
-              <w:spacing w:after="0"/>
-            </w:pPr>
-          </w:p>
-        </w:tc>
-        <w:tc>
-          <w:tcPr>
-            <w:tcW w:w="2400" w:type="dxa"/>
-            <w:tcMar>
-              <w:top w:w="60" w:type="dxa"/>
-              <w:left w:w="90" w:type="dxa"/>
-              <w:bottom w:w="60" w:type="dxa"/>
-              <w:right w:w="90" w:type="dxa"/>
-            </w:tcMar>
-            <w:vAlign w:val="center"/>
-          </w:tcPr>
-          <w:p>
-            <w:pPr>
-              <w:spacing w:after="0"/>
-            </w:pPr>
-          </w:p>
-        </w:tc>
-        <w:tc>
-          <w:tcPr>
-            <w:tcW w:w="2671" w:type="dxa"/>
-            <w:tcMar>
-              <w:top w:w="60" w:type="dxa"/>
-              <w:left w:w="90" w:type="dxa"/>
-              <w:bottom w:w="60" w:type="dxa"/>
-              <w:right w:w="90" w:type="dxa"/>
-            </w:tcMar>
-            <w:vAlign w:val="center"/>
-          </w:tcPr>
-          <w:p>
-            <w:pPr>
-              <w:spacing w:after="0"/>
-            </w:pPr>
-          </w:p>
-        </w:tc>
-      </w:tr>
-      <w:tr>
-        <w:tc>
-          <w:tcPr>
-            <w:tcW w:w="1000" w:type="dxa"/>
-            <w:tcMar>
-              <w:top w:w="60" w:type="dxa"/>
-              <w:left w:w="90" w:type="dxa"/>
-              <w:bottom w:w="60" w:type="dxa"/>
-              <w:right w:w="90" w:type="dxa"/>
-            </w:tcMar>
-            <w:vAlign w:val="center"/>
-          </w:tcPr>
-          <w:p>
-            <w:pPr>
-              <w:spacing w:after="0"/>
-            </w:pPr>
-          </w:p>
-        </w:tc>
-        <w:tc>
-          <w:tcPr>
-            <w:tcW w:w="3000" w:type="dxa"/>
-            <w:tcMar>
-              <w:top w:w="60" w:type="dxa"/>
-              <w:left w:w="90" w:type="dxa"/>
-              <w:bottom w:w="60" w:type="dxa"/>
-              <w:right w:w="90" w:type="dxa"/>
-            </w:tcMar>
-            <w:vAlign w:val="center"/>
-          </w:tcPr>
-          <w:p>
-            <w:pPr>
-              <w:spacing w:after="0"/>
-            </w:pPr>
-          </w:p>
-        </w:tc>
-        <w:tc>
-          <w:tcPr>
-            <w:tcW w:w="2400" w:type="dxa"/>
-            <w:tcMar>
-              <w:top w:w="60" w:type="dxa"/>
-              <w:left w:w="90" w:type="dxa"/>
-              <w:bottom w:w="60" w:type="dxa"/>
-              <w:right w:w="90" w:type="dxa"/>
-            </w:tcMar>
-            <w:vAlign w:val="center"/>
-          </w:tcPr>
-          <w:p>
-            <w:pPr>
-              <w:spacing w:after="0"/>
-            </w:pPr>
-          </w:p>
-        </w:tc>
-        <w:tc>
-          <w:tcPr>
-            <w:tcW w:w="2671" w:type="dxa"/>
-            <w:tcMar>
-              <w:top w:w="60" w:type="dxa"/>
-              <w:left w:w="90" w:type="dxa"/>
-              <w:bottom w:w="60" w:type="dxa"/>
-              <w:right w:w="90" w:type="dxa"/>
-            </w:tcMar>
-            <w:vAlign w:val="center"/>
-          </w:tcPr>
-          <w:p>
-            <w:pPr>
-              <w:spacing w:after="0"/>
-            </w:pPr>
-          </w:p>
-        </w:tc>
-      </w:tr>
-      <w:tr>
-        <w:tc>
-          <w:tcPr>
-            <w:tcW w:w="1000" w:type="dxa"/>
-            <w:tcMar>
-              <w:top w:w="60" w:type="dxa"/>
-              <w:left w:w="90" w:type="dxa"/>
-              <w:bottom w:w="60" w:type="dxa"/>
-              <w:right w:w="90" w:type="dxa"/>
-            </w:tcMar>
-            <w:vAlign w:val="center"/>
-          </w:tcPr>
-          <w:p>
-            <w:pPr>
-              <w:spacing w:after="0"/>
-            </w:pPr>
-          </w:p>
-        </w:tc>
-        <w:tc>
-          <w:tcPr>
-            <w:tcW w:w="3000" w:type="dxa"/>
-            <w:tcMar>
-              <w:top w:w="60" w:type="dxa"/>
-              <w:left w:w="90" w:type="dxa"/>
-              <w:bottom w:w="60" w:type="dxa"/>
-              <w:right w:w="90" w:type="dxa"/>
-            </w:tcMar>
-            <w:vAlign w:val="center"/>
-          </w:tcPr>
-          <w:p>
-            <w:pPr>
-              <w:spacing w:after="0"/>
-            </w:pPr>
-          </w:p>
-        </w:tc>
-        <w:tc>
-          <w:tcPr>
-            <w:tcW w:w="2400" w:type="dxa"/>
-            <w:tcMar>
-              <w:top w:w="60" w:type="dxa"/>
-              <w:left w:w="90" w:type="dxa"/>
-              <w:bottom w:w="60" w:type="dxa"/>
-              <w:right w:w="90" w:type="dxa"/>
-            </w:tcMar>
-            <w:vAlign w:val="center"/>
-          </w:tcPr>
-          <w:p>
-            <w:pPr>
-              <w:spacing w:after="0"/>
-            </w:pPr>
-          </w:p>
-        </w:tc>
-        <w:tc>
-          <w:tcPr>
-            <w:tcW w:w="2671" w:type="dxa"/>
-            <w:tcMar>
-              <w:top w:w="60" w:type="dxa"/>
-              <w:left w:w="90" w:type="dxa"/>
-              <w:bottom w:w="60" w:type="dxa"/>
-              <w:right w:w="90" w:type="dxa"/>
-            </w:tcMar>
-            <w:vAlign w:val="center"/>
-          </w:tcPr>
-          <w:p>
-            <w:pPr>
-              <w:spacing w:after="0"/>
-            </w:pPr>
-          </w:p>
-        </w:tc>
-      </w:tr>
-      <w:tr>
-        <w:tc>
-          <w:tcPr>
-            <w:tcW w:w="1000" w:type="dxa"/>
-            <w:tcMar>
-              <w:top w:w="60" w:type="dxa"/>
-              <w:left w:w="90" w:type="dxa"/>
-              <w:bottom w:w="60" w:type="dxa"/>
-              <w:right w:w="90" w:type="dxa"/>
-            </w:tcMar>
-            <w:vAlign w:val="center"/>
-          </w:tcPr>
-          <w:p>
-            <w:pPr>
-              <w:spacing w:after="0"/>
-            </w:pPr>
-          </w:p>
-        </w:tc>
-        <w:tc>
-          <w:tcPr>
-            <w:tcW w:w="3000" w:type="dxa"/>
-            <w:tcMar>
-              <w:top w:w="60" w:type="dxa"/>
-              <w:left w:w="90" w:type="dxa"/>
-              <w:bottom w:w="60" w:type="dxa"/>
-              <w:right w:w="90" w:type="dxa"/>
-            </w:tcMar>
-            <w:vAlign w:val="center"/>
-          </w:tcPr>
-          <w:p>
-            <w:pPr>
-              <w:spacing w:after="0"/>
-            </w:pPr>
-          </w:p>
-        </w:tc>
-        <w:tc>
-          <w:tcPr>
-            <w:tcW w:w="2400" w:type="dxa"/>
-            <w:tcMar>
-              <w:top w:w="60" w:type="dxa"/>
-              <w:left w:w="90" w:type="dxa"/>
-              <w:bottom w:w="60" w:type="dxa"/>
-              <w:right w:w="90" w:type="dxa"/>
-            </w:tcMar>
-            <w:vAlign w:val="center"/>
-          </w:tcPr>
-          <w:p>
-            <w:pPr>
-              <w:spacing w:after="0"/>
-            </w:pPr>
-          </w:p>
-        </w:tc>
-        <w:tc>
-          <w:tcPr>
-            <w:tcW w:w="2671" w:type="dxa"/>
-            <w:tcMar>
-              <w:top w:w="60" w:type="dxa"/>
-              <w:left w:w="90" w:type="dxa"/>
-              <w:bottom w:w="60" w:type="dxa"/>
-              <w:right w:w="90" w:type="dxa"/>
-            </w:tcMar>
-            <w:vAlign w:val="center"/>
-          </w:tcPr>
-          <w:p>
-            <w:pPr>
-              <w:spacing w:after="0"/>
-            </w:pPr>
-          </w:p>
-        </w:tc>
-      </w:tr>
-    </w:tbl>
-    <w:p>
-      <w:pPr>
-        <w:pStyle w:val="Ttulo2"/>
-      </w:pPr>
-      <w:bookmarkStart w:id="56" w:name="_pbbkud19z2ve" w:colFirst="0" w:colLast="0"/>
-      <w:bookmarkEnd w:id="56"/>
-      <w:r>
-        <w:t>Pruebas Unitarias</w:t>
-      </w:r>
-    </w:p>
-    <w:p>
-      <w:pPr>
-        <w:shd w:val="clear" w:color="auto" w:fill="FFF2CC"/>
-        <w:jc w:val="both"/>
-      </w:pPr>
-      <w:r>
-        <w:rPr>
-          <w:i/>
-          <w:iCs/>
-          <w:color w:val="7F6000"/>
-        </w:rPr>
-        <w:t>[PENDIENTE] Casos de prueba por cada función o método no trivial. Requisitos: automatizables, completas, repetibles, independientes y profesionales.</w:t>
-      </w:r>
-    </w:p>
-    <w:p>
-      <w:pPr>
-        <w:pStyle w:val="Ttulo1"/>
-      </w:pPr>
-      <w:bookmarkStart w:id="57" w:name="_ze5i23i4x8bz" w:colFirst="0" w:colLast="0"/>
-      <w:bookmarkEnd w:id="57"/>
-      <w:r>
-        <w:t>Apéndices</w:t>
-      </w:r>
-    </w:p>
-    <w:p>
-      <w:pPr>
-        <w:jc w:val="both"/>
-      </w:pPr>
-      <w:r>
-        <w:rPr>
-          <w:i/>
-          <w:iCs/>
-        </w:rPr>
-        <w:t>Toda documentación adicional se incorpora aquí, un apéndice por documento identificado por una letra (ej.: Apéndice A).</w:t>
-      </w:r>
-    </w:p>
-    <w:p>
-      <w:pPr>
-        <w:pStyle w:val="Ttulo2"/>
-      </w:pPr>
-      <w:bookmarkStart w:id="58" w:name="_e5pnbfc1fcaj" w:colFirst="0" w:colLast="0"/>
-      <w:bookmarkEnd w:id="58"/>
-      <w:r>
-        <w:t>Apéndice A — «Título»</w:t>
-      </w:r>
-    </w:p>
-    <w:p>
-      <w:pPr>
-        <w:shd w:val="clear" w:color="auto" w:fill="FFF2CC"/>
-        <w:jc w:val="both"/>
-      </w:pPr>
-      <w:r>
-        <w:rPr>
-          <w:i/>
-          <w:iCs/>
-          <w:color w:val="7F6000"/>
-        </w:rPr>
-        <w:t>[PENDIENTE] Contenido del apéndice.</w:t>
-      </w:r>
-    </w:p>
     <w:sectPr>
-      <w:headerReference w:type="default" r:id="rId31"/>
-      <w:footerReference w:type="default" r:id="rId32"/>
+      <w:headerReference w:type="default" r:id="rId20"/>
+      <w:footerReference w:type="default" r:id="rId21"/>
       <w:pgSz w:w="11905" w:h="16837"/>
       <w:pgMar w:top="2267" w:right="1133" w:bottom="850" w:left="1700" w:header="566" w:footer="396" w:gutter="0"/>
       <w:cols w:space="720"/>
@@ -11569,147 +7713,6 @@
         <w:sz w:val="20"/>
         <w:szCs w:val="20"/>
       </w:rPr>
-      <w:t>11</w:t>
-    </w:r>
-    <w:r>
-      <w:rPr>
-        <w:sz w:val="20"/>
-        <w:szCs w:val="20"/>
-      </w:rPr>
-      <w:fldChar w:fldCharType="end"/>
-    </w:r>
-  </w:p>
-</w:ftr>
-</file>
-
-<file path=word/footer5.xml><?xml version="1.0" encoding="utf-8"?>
-<w:ftr xmlns:wpc="http://schemas.microsoft.com/office/word/2010/wordprocessingCanvas" xmlns:cx="http://schemas.microsoft.com/office/drawing/2014/chartex" xmlns:cx1="http://schemas.microsoft.com/office/drawing/2015/9/8/chartex" xmlns:cx2="http://schemas.microsoft.com/office/drawing/2015/10/21/chartex" xmlns:cx3="http://schemas.microsoft.com/office/drawing/2016/5/9/chartex" xmlns:cx4="http://schemas.microsoft.com/office/drawing/2016/5/10/chartex" xmlns:cx5="http://schemas.microsoft.com/office/drawing/2016/5/11/chartex" xmlns:cx6="http://schemas.microsoft.com/office/drawing/2016/5/12/chartex" xmlns:cx7="http://schemas.microsoft.com/office/drawing/2016/5/13/chartex" xmlns:cx8="http://schemas.microsoft.com/office/drawing/2016/5/14/chartex" xmlns:mc="http://schemas.openxmlformats.org/markup-compatibility/2006" xmlns:aink="http://schemas.microsoft.com/office/drawing/2016/ink" xmlns:am3d="http://schemas.microsoft.com/office/drawing/2017/model3d" xmlns:o="urn:schemas-microsoft-com:office:office" xmlns:oel="http://schemas.microsoft.com/office/2019/extlst" xmlns:r="http://schemas.openxmlformats.org/officeDocument/2006/relationships" xmlns:m="http://schemas.openxmlformats.org/officeDocument/2006/math" xmlns:v="urn:schemas-microsoft-com:vml" xmlns:wp14="http://schemas.microsoft.com/office/word/2010/wordprocessingDrawing" xmlns:wp="http://schemas.openxmlformats.org/drawingml/2006/wordprocessingDrawing" xmlns:w10="urn:schemas-microsoft-com:office:word" xmlns:w="http://schemas.openxmlformats.org/wordprocessingml/2006/main" xmlns:w14="http://schemas.microsoft.com/office/word/2010/wordml" xmlns:w15="http://schemas.microsoft.com/office/word/2012/wordml" xmlns:w16cex="http://schemas.microsoft.com/office/word/2018/wordml/cex" xmlns:w16cid="http://schemas.microsoft.com/office/word/2016/wordml/cid" xmlns:w16="http://schemas.microsoft.com/office/word/2018/wordml" xmlns:w16du="http://schemas.microsoft.com/office/word/2023/wordml/word16du" xmlns:w16sdtdh="http://schemas.microsoft.com/office/word/2020/wordml/sdtdatahash" xmlns:w16sdtfl="http://schemas.microsoft.com/office/word/2024/wordml/sdtformatlock" xmlns:w16se="http://schemas.microsoft.com/office/word/2015/wordml/symex" xmlns:wpg="http://schemas.microsoft.com/office/word/2010/wordprocessingGroup" xmlns:wpi="http://schemas.microsoft.com/office/word/2010/wordprocessingInk" xmlns:wne="http://schemas.microsoft.com/office/word/2006/wordml" xmlns:wps="http://schemas.microsoft.com/office/word/2010/wordprocessingShape" mc:Ignorable="w14 w15 w16se w16cid w16 w16cex w16sdtdh w16sdtfl w16du wp14">
-  <w:p>
-    <w:pPr>
-      <w:spacing w:after="0"/>
-      <w:jc w:val="center"/>
-    </w:pPr>
-    <w:r>
-      <w:rPr>
-        <w:sz w:val="20"/>
-        <w:szCs w:val="20"/>
-      </w:rPr>
-      <w:fldChar w:fldCharType="begin"/>
-    </w:r>
-    <w:r>
-      <w:rPr>
-        <w:sz w:val="20"/>
-        <w:szCs w:val="20"/>
-      </w:rPr>
-      <w:instrText>PAGE</w:instrText>
-    </w:r>
-    <w:r>
-      <w:rPr>
-        <w:sz w:val="20"/>
-        <w:szCs w:val="20"/>
-      </w:rPr>
-      <w:fldChar w:fldCharType="separate"/>
-    </w:r>
-    <w:r>
-      <w:rPr>
-        <w:noProof/>
-        <w:sz w:val="20"/>
-        <w:szCs w:val="20"/>
-      </w:rPr>
-      <w:t>28</w:t>
-    </w:r>
-    <w:r>
-      <w:rPr>
-        <w:sz w:val="20"/>
-        <w:szCs w:val="20"/>
-      </w:rPr>
-      <w:fldChar w:fldCharType="end"/>
-    </w:r>
-  </w:p>
-</w:ftr>
-</file>
-
-<file path=word/footer6.xml><?xml version="1.0" encoding="utf-8"?>
-<w:ftr xmlns:wpc="http://schemas.microsoft.com/office/word/2010/wordprocessingCanvas" xmlns:cx="http://schemas.microsoft.com/office/drawing/2014/chartex" xmlns:cx1="http://schemas.microsoft.com/office/drawing/2015/9/8/chartex" xmlns:cx2="http://schemas.microsoft.com/office/drawing/2015/10/21/chartex" xmlns:cx3="http://schemas.microsoft.com/office/drawing/2016/5/9/chartex" xmlns:cx4="http://schemas.microsoft.com/office/drawing/2016/5/10/chartex" xmlns:cx5="http://schemas.microsoft.com/office/drawing/2016/5/11/chartex" xmlns:cx6="http://schemas.microsoft.com/office/drawing/2016/5/12/chartex" xmlns:cx7="http://schemas.microsoft.com/office/drawing/2016/5/13/chartex" xmlns:cx8="http://schemas.microsoft.com/office/drawing/2016/5/14/chartex" xmlns:mc="http://schemas.openxmlformats.org/markup-compatibility/2006" xmlns:aink="http://schemas.microsoft.com/office/drawing/2016/ink" xmlns:am3d="http://schemas.microsoft.com/office/drawing/2017/model3d" xmlns:o="urn:schemas-microsoft-com:office:office" xmlns:oel="http://schemas.microsoft.com/office/2019/extlst" xmlns:r="http://schemas.openxmlformats.org/officeDocument/2006/relationships" xmlns:m="http://schemas.openxmlformats.org/officeDocument/2006/math" xmlns:v="urn:schemas-microsoft-com:vml" xmlns:wp14="http://schemas.microsoft.com/office/word/2010/wordprocessingDrawing" xmlns:wp="http://schemas.openxmlformats.org/drawingml/2006/wordprocessingDrawing" xmlns:w10="urn:schemas-microsoft-com:office:word" xmlns:w="http://schemas.openxmlformats.org/wordprocessingml/2006/main" xmlns:w14="http://schemas.microsoft.com/office/word/2010/wordml" xmlns:w15="http://schemas.microsoft.com/office/word/2012/wordml" xmlns:w16cex="http://schemas.microsoft.com/office/word/2018/wordml/cex" xmlns:w16cid="http://schemas.microsoft.com/office/word/2016/wordml/cid" xmlns:w16="http://schemas.microsoft.com/office/word/2018/wordml" xmlns:w16du="http://schemas.microsoft.com/office/word/2023/wordml/word16du" xmlns:w16sdtdh="http://schemas.microsoft.com/office/word/2020/wordml/sdtdatahash" xmlns:w16sdtfl="http://schemas.microsoft.com/office/word/2024/wordml/sdtformatlock" xmlns:w16se="http://schemas.microsoft.com/office/word/2015/wordml/symex" xmlns:wpg="http://schemas.microsoft.com/office/word/2010/wordprocessingGroup" xmlns:wpi="http://schemas.microsoft.com/office/word/2010/wordprocessingInk" xmlns:wne="http://schemas.microsoft.com/office/word/2006/wordml" xmlns:wps="http://schemas.microsoft.com/office/word/2010/wordprocessingShape" mc:Ignorable="w14 w15 w16se w16cid w16 w16cex w16sdtdh w16sdtfl w16du wp14">
-  <w:p>
-    <w:pPr>
-      <w:spacing w:after="0"/>
-      <w:jc w:val="center"/>
-    </w:pPr>
-    <w:r>
-      <w:rPr>
-        <w:sz w:val="20"/>
-        <w:szCs w:val="20"/>
-      </w:rPr>
-      <w:fldChar w:fldCharType="begin"/>
-    </w:r>
-    <w:r>
-      <w:rPr>
-        <w:sz w:val="20"/>
-        <w:szCs w:val="20"/>
-      </w:rPr>
-      <w:instrText>PAGE</w:instrText>
-    </w:r>
-    <w:r>
-      <w:rPr>
-        <w:sz w:val="20"/>
-        <w:szCs w:val="20"/>
-      </w:rPr>
-      <w:fldChar w:fldCharType="separate"/>
-    </w:r>
-    <w:r>
-      <w:rPr>
-        <w:noProof/>
-        <w:sz w:val="20"/>
-        <w:szCs w:val="20"/>
-      </w:rPr>
-      <w:t>29</w:t>
-    </w:r>
-    <w:r>
-      <w:rPr>
-        <w:sz w:val="20"/>
-        <w:szCs w:val="20"/>
-      </w:rPr>
-      <w:fldChar w:fldCharType="end"/>
-    </w:r>
-  </w:p>
-</w:ftr>
-</file>
-
-<file path=word/footer7.xml><?xml version="1.0" encoding="utf-8"?>
-<w:ftr xmlns:wpc="http://schemas.microsoft.com/office/word/2010/wordprocessingCanvas" xmlns:cx="http://schemas.microsoft.com/office/drawing/2014/chartex" xmlns:cx1="http://schemas.microsoft.com/office/drawing/2015/9/8/chartex" xmlns:cx2="http://schemas.microsoft.com/office/drawing/2015/10/21/chartex" xmlns:cx3="http://schemas.microsoft.com/office/drawing/2016/5/9/chartex" xmlns:cx4="http://schemas.microsoft.com/office/drawing/2016/5/10/chartex" xmlns:cx5="http://schemas.microsoft.com/office/drawing/2016/5/11/chartex" xmlns:cx6="http://schemas.microsoft.com/office/drawing/2016/5/12/chartex" xmlns:cx7="http://schemas.microsoft.com/office/drawing/2016/5/13/chartex" xmlns:cx8="http://schemas.microsoft.com/office/drawing/2016/5/14/chartex" xmlns:mc="http://schemas.openxmlformats.org/markup-compatibility/2006" xmlns:aink="http://schemas.microsoft.com/office/drawing/2016/ink" xmlns:am3d="http://schemas.microsoft.com/office/drawing/2017/model3d" xmlns:o="urn:schemas-microsoft-com:office:office" xmlns:oel="http://schemas.microsoft.com/office/2019/extlst" xmlns:r="http://schemas.openxmlformats.org/officeDocument/2006/relationships" xmlns:m="http://schemas.openxmlformats.org/officeDocument/2006/math" xmlns:v="urn:schemas-microsoft-com:vml" xmlns:wp14="http://schemas.microsoft.com/office/word/2010/wordprocessingDrawing" xmlns:wp="http://schemas.openxmlformats.org/drawingml/2006/wordprocessingDrawing" xmlns:w10="urn:schemas-microsoft-com:office:word" xmlns:w="http://schemas.openxmlformats.org/wordprocessingml/2006/main" xmlns:w14="http://schemas.microsoft.com/office/word/2010/wordml" xmlns:w15="http://schemas.microsoft.com/office/word/2012/wordml" xmlns:w16cex="http://schemas.microsoft.com/office/word/2018/wordml/cex" xmlns:w16cid="http://schemas.microsoft.com/office/word/2016/wordml/cid" xmlns:w16="http://schemas.microsoft.com/office/word/2018/wordml" xmlns:w16du="http://schemas.microsoft.com/office/word/2023/wordml/word16du" xmlns:w16sdtdh="http://schemas.microsoft.com/office/word/2020/wordml/sdtdatahash" xmlns:w16sdtfl="http://schemas.microsoft.com/office/word/2024/wordml/sdtformatlock" xmlns:w16se="http://schemas.microsoft.com/office/word/2015/wordml/symex" xmlns:wpg="http://schemas.microsoft.com/office/word/2010/wordprocessingGroup" xmlns:wpi="http://schemas.microsoft.com/office/word/2010/wordprocessingInk" xmlns:wne="http://schemas.microsoft.com/office/word/2006/wordml" xmlns:wps="http://schemas.microsoft.com/office/word/2010/wordprocessingShape" mc:Ignorable="w14 w15 w16se w16cid w16 w16cex w16sdtdh w16sdtfl w16du wp14">
-  <w:p>
-    <w:pPr>
-      <w:spacing w:after="0"/>
-      <w:jc w:val="center"/>
-    </w:pPr>
-    <w:r>
-      <w:rPr>
-        <w:sz w:val="20"/>
-        <w:szCs w:val="20"/>
-      </w:rPr>
-      <w:fldChar w:fldCharType="begin"/>
-    </w:r>
-    <w:r>
-      <w:rPr>
-        <w:sz w:val="20"/>
-        <w:szCs w:val="20"/>
-      </w:rPr>
-      <w:instrText>PAGE</w:instrText>
-    </w:r>
-    <w:r>
-      <w:rPr>
-        <w:sz w:val="20"/>
-        <w:szCs w:val="20"/>
-      </w:rPr>
-      <w:fldChar w:fldCharType="separate"/>
-    </w:r>
-    <w:r>
-      <w:rPr>
-        <w:noProof/>
-        <w:sz w:val="20"/>
-        <w:szCs w:val="20"/>
-      </w:rPr>
       <w:t>30</w:t>
     </w:r>
     <w:r>
@@ -11890,7 +7893,7 @@
               <wp:inline distT="0" distB="0" distL="0" distR="0" wp14:anchorId="579EC451" wp14:editId="00DE431A">
                 <wp:extent cx="839931" cy="777050"/>
                 <wp:effectExtent l="0" t="0" r="0" b="0"/>
-                <wp:docPr id="12" name="image2.png" descr="UAI - Universidad Abierta Interamericana"/>
+                <wp:docPr id="592822920" name="image2.png" descr="UAI - Universidad Abierta Interamericana"/>
                 <wp:cNvGraphicFramePr/>
                 <a:graphic xmlns:a="http://schemas.openxmlformats.org/drawingml/2006/main">
                   <a:graphicData uri="http://schemas.openxmlformats.org/drawingml/2006/picture">
@@ -12683,7 +8686,7 @@
               <wp:inline distT="0" distB="0" distL="0" distR="0" wp14:anchorId="69C0F098" wp14:editId="29DAE13F">
                 <wp:extent cx="839931" cy="777050"/>
                 <wp:effectExtent l="0" t="0" r="0" b="0"/>
-                <wp:docPr id="10" name="image2.png" descr="UAI - Universidad Abierta Interamericana"/>
+                <wp:docPr id="38457532" name="image2.png" descr="UAI - Universidad Abierta Interamericana"/>
                 <wp:cNvGraphicFramePr/>
                 <a:graphic xmlns:a="http://schemas.openxmlformats.org/drawingml/2006/main">
                   <a:graphicData uri="http://schemas.openxmlformats.org/drawingml/2006/picture">
@@ -13476,7 +9479,7 @@
               <wp:inline distT="0" distB="0" distL="0" distR="0" wp14:anchorId="4CFFEDA6" wp14:editId="114CE940">
                 <wp:extent cx="839931" cy="777050"/>
                 <wp:effectExtent l="0" t="0" r="0" b="0"/>
-                <wp:docPr id="11" name="image2.png" descr="UAI - Universidad Abierta Interamericana"/>
+                <wp:docPr id="957874794" name="image2.png" descr="UAI - Universidad Abierta Interamericana"/>
                 <wp:cNvGraphicFramePr/>
                 <a:graphic xmlns:a="http://schemas.openxmlformats.org/drawingml/2006/main">
                   <a:graphicData uri="http://schemas.openxmlformats.org/drawingml/2006/picture">
@@ -14124,2378 +10127,6 @@
 </file>
 
 <file path=word/header4.xml><?xml version="1.0" encoding="utf-8"?>
-<w:hdr xmlns:wpc="http://schemas.microsoft.com/office/word/2010/wordprocessingCanvas" xmlns:cx="http://schemas.microsoft.com/office/drawing/2014/chartex" xmlns:cx1="http://schemas.microsoft.com/office/drawing/2015/9/8/chartex" xmlns:cx2="http://schemas.microsoft.com/office/drawing/2015/10/21/chartex" xmlns:cx3="http://schemas.microsoft.com/office/drawing/2016/5/9/chartex" xmlns:cx4="http://schemas.microsoft.com/office/drawing/2016/5/10/chartex" xmlns:cx5="http://schemas.microsoft.com/office/drawing/2016/5/11/chartex" xmlns:cx6="http://schemas.microsoft.com/office/drawing/2016/5/12/chartex" xmlns:cx7="http://schemas.microsoft.com/office/drawing/2016/5/13/chartex" xmlns:cx8="http://schemas.microsoft.com/office/drawing/2016/5/14/chartex" xmlns:mc="http://schemas.openxmlformats.org/markup-compatibility/2006" xmlns:aink="http://schemas.microsoft.com/office/drawing/2016/ink" xmlns:am3d="http://schemas.microsoft.com/office/drawing/2017/model3d" xmlns:o="urn:schemas-microsoft-com:office:office" xmlns:oel="http://schemas.microsoft.com/office/2019/extlst" xmlns:r="http://schemas.openxmlformats.org/officeDocument/2006/relationships" xmlns:m="http://schemas.openxmlformats.org/officeDocument/2006/math" xmlns:v="urn:schemas-microsoft-com:vml" xmlns:wp14="http://schemas.microsoft.com/office/word/2010/wordprocessingDrawing" xmlns:wp="http://schemas.openxmlformats.org/drawingml/2006/wordprocessingDrawing" xmlns:w10="urn:schemas-microsoft-com:office:word" xmlns:w="http://schemas.openxmlformats.org/wordprocessingml/2006/main" xmlns:w14="http://schemas.microsoft.com/office/word/2010/wordml" xmlns:w15="http://schemas.microsoft.com/office/word/2012/wordml" xmlns:w16cex="http://schemas.microsoft.com/office/word/2018/wordml/cex" xmlns:w16cid="http://schemas.microsoft.com/office/word/2016/wordml/cid" xmlns:w16="http://schemas.microsoft.com/office/word/2018/wordml" xmlns:w16du="http://schemas.microsoft.com/office/word/2023/wordml/word16du" xmlns:w16sdtdh="http://schemas.microsoft.com/office/word/2020/wordml/sdtdatahash" xmlns:w16sdtfl="http://schemas.microsoft.com/office/word/2024/wordml/sdtformatlock" xmlns:w16se="http://schemas.microsoft.com/office/word/2015/wordml/symex" xmlns:wpg="http://schemas.microsoft.com/office/word/2010/wordprocessingGroup" xmlns:wpi="http://schemas.microsoft.com/office/word/2010/wordprocessingInk" xmlns:wne="http://schemas.microsoft.com/office/word/2006/wordml" xmlns:wps="http://schemas.microsoft.com/office/word/2010/wordprocessingShape" mc:Ignorable="w14 w15 w16se w16cid w16 w16cex w16sdtdh w16sdtfl w16du wp14">
-  <w:p>
-    <w:pPr>
-      <w:widowControl w:val="0"/>
-      <w:pBdr>
-        <w:top w:val="nil"/>
-        <w:left w:val="nil"/>
-        <w:bottom w:val="nil"/>
-        <w:right w:val="nil"/>
-        <w:between w:val="nil"/>
-      </w:pBdr>
-      <w:spacing w:after="0"/>
-      <w:rPr>
-        <w:color w:val="000000"/>
-      </w:rPr>
-    </w:pPr>
-  </w:p>
-  <w:tbl>
-    <w:tblPr>
-      <w:tblStyle w:val="ad"/>
-      <w:tblW w:w="9628" w:type="dxa"/>
-      <w:tblInd w:w="-5" w:type="dxa"/>
-      <w:tblBorders>
-        <w:top w:val="single" w:sz="4" w:space="0" w:color="000000"/>
-        <w:left w:val="single" w:sz="4" w:space="0" w:color="000000"/>
-        <w:bottom w:val="single" w:sz="4" w:space="0" w:color="000000"/>
-        <w:right w:val="single" w:sz="4" w:space="0" w:color="000000"/>
-        <w:insideH w:val="single" w:sz="4" w:space="0" w:color="000000"/>
-        <w:insideV w:val="single" w:sz="4" w:space="0" w:color="000000"/>
-      </w:tblBorders>
-      <w:tblLayout w:type="fixed"/>
-      <w:tblLook w:val="0000" w:firstRow="0" w:lastRow="0" w:firstColumn="0" w:lastColumn="0" w:noHBand="0" w:noVBand="0"/>
-    </w:tblPr>
-    <w:tblGrid>
-      <w:gridCol w:w="1613"/>
-      <w:gridCol w:w="2215"/>
-      <w:gridCol w:w="992"/>
-      <w:gridCol w:w="567"/>
-      <w:gridCol w:w="1559"/>
-      <w:gridCol w:w="1276"/>
-      <w:gridCol w:w="1406"/>
-    </w:tblGrid>
-    <w:tr>
-      <w:trPr>
-        <w:trHeight w:val="616"/>
-      </w:trPr>
-      <w:tc>
-        <w:tcPr>
-          <w:tcW w:w="9628" w:type="dxa"/>
-          <w:gridSpan w:val="7"/>
-          <w:vAlign w:val="center"/>
-        </w:tcPr>
-        <w:p>
-          <w:pPr>
-            <w:pBdr>
-              <w:top w:val="nil"/>
-              <w:left w:val="nil"/>
-              <w:bottom w:val="nil"/>
-              <w:right w:val="nil"/>
-              <w:between w:val="nil"/>
-            </w:pBdr>
-            <w:spacing w:line="265" w:lineRule="auto"/>
-            <w:ind w:left="2532"/>
-            <w:rPr>
-              <w:rFonts w:ascii="Calibri" w:eastAsia="Calibri" w:hAnsi="Calibri" w:cs="Calibri"/>
-              <w:color w:val="000000"/>
-            </w:rPr>
-          </w:pPr>
-          <w:r>
-            <w:rPr>
-              <w:rFonts w:ascii="Calibri" w:eastAsia="Calibri" w:hAnsi="Calibri" w:cs="Calibri"/>
-              <w:color w:val="000000"/>
-            </w:rPr>
-            <w:t xml:space="preserve">UNIVERSIDAD ABIERTA INTERAMERICANA </w:t>
-          </w:r>
-          <w:r>
-            <w:rPr>
-              <w:rFonts w:ascii="Calibri" w:eastAsia="Calibri" w:hAnsi="Calibri" w:cs="Calibri"/>
-              <w:color w:val="000000"/>
-            </w:rPr>
-            <w:br/>
-            <w:t>Facultad de Tecnología Informática</w:t>
-          </w:r>
-        </w:p>
-      </w:tc>
-    </w:tr>
-    <w:tr>
-      <w:trPr>
-        <w:trHeight w:val="309"/>
-      </w:trPr>
-      <w:tc>
-        <w:tcPr>
-          <w:tcW w:w="1613" w:type="dxa"/>
-          <w:vMerge w:val="restart"/>
-          <w:vAlign w:val="center"/>
-        </w:tcPr>
-        <w:p>
-          <w:pPr>
-            <w:pBdr>
-              <w:top w:val="nil"/>
-              <w:left w:val="nil"/>
-              <w:bottom w:val="nil"/>
-              <w:right w:val="nil"/>
-              <w:between w:val="nil"/>
-            </w:pBdr>
-            <w:spacing w:before="47"/>
-            <w:jc w:val="center"/>
-            <w:rPr>
-              <w:rFonts w:ascii="Calibri" w:eastAsia="Calibri" w:hAnsi="Calibri" w:cs="Calibri"/>
-              <w:color w:val="000000"/>
-              <w:sz w:val="18"/>
-              <w:szCs w:val="18"/>
-            </w:rPr>
-          </w:pPr>
-        </w:p>
-        <w:p>
-          <w:pPr>
-            <w:pBdr>
-              <w:top w:val="nil"/>
-              <w:left w:val="nil"/>
-              <w:bottom w:val="nil"/>
-              <w:right w:val="nil"/>
-              <w:between w:val="nil"/>
-            </w:pBdr>
-            <w:spacing w:before="1"/>
-            <w:ind w:left="100" w:right="669"/>
-            <w:jc w:val="center"/>
-            <w:rPr>
-              <w:rFonts w:ascii="Calibri" w:eastAsia="Calibri" w:hAnsi="Calibri" w:cs="Calibri"/>
-              <w:color w:val="000000"/>
-              <w:sz w:val="18"/>
-              <w:szCs w:val="18"/>
-            </w:rPr>
-          </w:pPr>
-          <w:r>
-            <w:rPr>
-              <w:rFonts w:ascii="Calibri" w:eastAsia="Calibri" w:hAnsi="Calibri" w:cs="Calibri"/>
-              <w:noProof/>
-              <w:color w:val="000000"/>
-            </w:rPr>
-            <w:drawing>
-              <wp:inline distT="0" distB="0" distL="0" distR="0" wp14:anchorId="4E9CFDF6" wp14:editId="77C7ABAB">
-                <wp:extent cx="839931" cy="777050"/>
-                <wp:effectExtent l="0" t="0" r="0" b="0"/>
-                <wp:docPr id="13" name="image2.png" descr="UAI - Universidad Abierta Interamericana"/>
-                <wp:cNvGraphicFramePr/>
-                <a:graphic xmlns:a="http://schemas.openxmlformats.org/drawingml/2006/main">
-                  <a:graphicData uri="http://schemas.openxmlformats.org/drawingml/2006/picture">
-                    <pic:pic xmlns:pic="http://schemas.openxmlformats.org/drawingml/2006/picture">
-                      <pic:nvPicPr>
-                        <pic:cNvPr id="0" name="image2.png" descr="UAI - Universidad Abierta Interamericana"/>
-                        <pic:cNvPicPr preferRelativeResize="0"/>
-                      </pic:nvPicPr>
-                      <pic:blipFill>
-                        <a:blip r:embed="rId1"/>
-                        <a:srcRect/>
-                        <a:stretch>
-                          <a:fillRect/>
-                        </a:stretch>
-                      </pic:blipFill>
-                      <pic:spPr>
-                        <a:xfrm>
-                          <a:off x="0" y="0"/>
-                          <a:ext cx="839931" cy="777050"/>
-                        </a:xfrm>
-                        <a:prstGeom prst="rect">
-                          <a:avLst/>
-                        </a:prstGeom>
-                        <a:ln/>
-                      </pic:spPr>
-                    </pic:pic>
-                  </a:graphicData>
-                </a:graphic>
-              </wp:inline>
-            </w:drawing>
-          </w:r>
-        </w:p>
-      </w:tc>
-      <w:tc>
-        <w:tcPr>
-          <w:tcW w:w="3207" w:type="dxa"/>
-          <w:gridSpan w:val="2"/>
-        </w:tcPr>
-        <w:p>
-          <w:pPr>
-            <w:pBdr>
-              <w:top w:val="nil"/>
-              <w:left w:val="nil"/>
-              <w:bottom w:val="nil"/>
-              <w:right w:val="nil"/>
-              <w:between w:val="nil"/>
-            </w:pBdr>
-            <w:spacing w:line="265" w:lineRule="auto"/>
-            <w:ind w:left="109"/>
-            <w:rPr>
-              <w:rFonts w:ascii="Calibri" w:eastAsia="Calibri" w:hAnsi="Calibri" w:cs="Calibri"/>
-              <w:color w:val="000000"/>
-            </w:rPr>
-          </w:pPr>
-          <w:r>
-            <w:rPr>
-              <w:rFonts w:ascii="Calibri" w:eastAsia="Calibri" w:hAnsi="Calibri" w:cs="Calibri"/>
-              <w:color w:val="000000"/>
-            </w:rPr>
-            <w:t xml:space="preserve">Materia: </w:t>
-          </w:r>
-          <w:r>
-            <w:rPr>
-              <w:rFonts w:ascii="Calibri" w:eastAsia="Calibri" w:hAnsi="Calibri" w:cs="Calibri"/>
-            </w:rPr>
-            <w:t>Ingeniería de software</w:t>
-          </w:r>
-        </w:p>
-      </w:tc>
-      <w:tc>
-        <w:tcPr>
-          <w:tcW w:w="3402" w:type="dxa"/>
-          <w:gridSpan w:val="3"/>
-        </w:tcPr>
-        <w:p>
-          <w:pPr>
-            <w:pBdr>
-              <w:top w:val="nil"/>
-              <w:left w:val="nil"/>
-              <w:bottom w:val="nil"/>
-              <w:right w:val="nil"/>
-              <w:between w:val="nil"/>
-            </w:pBdr>
-            <w:spacing w:line="265" w:lineRule="auto"/>
-            <w:ind w:left="108"/>
-            <w:rPr>
-              <w:rFonts w:ascii="Calibri" w:eastAsia="Calibri" w:hAnsi="Calibri" w:cs="Calibri"/>
-              <w:color w:val="000000"/>
-            </w:rPr>
-          </w:pPr>
-          <w:r>
-            <w:rPr>
-              <w:rFonts w:ascii="Calibri" w:eastAsia="Calibri" w:hAnsi="Calibri" w:cs="Calibri"/>
-              <w:color w:val="000000"/>
-            </w:rPr>
-            <w:t xml:space="preserve">Docentes: </w:t>
-          </w:r>
-          <w:r>
-            <w:rPr>
-              <w:rFonts w:ascii="Calibri" w:eastAsia="Calibri" w:hAnsi="Calibri" w:cs="Calibri"/>
-            </w:rPr>
-            <w:t>Silva Juan, Avila Javier</w:t>
-          </w:r>
-        </w:p>
-      </w:tc>
-      <w:tc>
-        <w:tcPr>
-          <w:tcW w:w="1406" w:type="dxa"/>
-          <w:vMerge w:val="restart"/>
-        </w:tcPr>
-        <w:p>
-          <w:pPr>
-            <w:pBdr>
-              <w:top w:val="nil"/>
-              <w:left w:val="nil"/>
-              <w:bottom w:val="nil"/>
-              <w:right w:val="nil"/>
-              <w:between w:val="nil"/>
-            </w:pBdr>
-            <w:spacing w:line="265" w:lineRule="auto"/>
-            <w:ind w:left="103"/>
-            <w:rPr>
-              <w:rFonts w:ascii="Calibri" w:eastAsia="Calibri" w:hAnsi="Calibri" w:cs="Calibri"/>
-              <w:color w:val="000000"/>
-            </w:rPr>
-          </w:pPr>
-          <w:r>
-            <w:rPr>
-              <w:rFonts w:ascii="Calibri" w:eastAsia="Calibri" w:hAnsi="Calibri" w:cs="Calibri"/>
-              <w:color w:val="000000"/>
-            </w:rPr>
-            <w:t>Fecha</w:t>
-          </w:r>
-          <w:r>
-            <w:rPr>
-              <w:rFonts w:ascii="Calibri" w:eastAsia="Calibri" w:hAnsi="Calibri" w:cs="Calibri"/>
-              <w:color w:val="000000"/>
-            </w:rPr>
-            <w:br/>
-            <w:t>19/08/2026</w:t>
-          </w:r>
-        </w:p>
-      </w:tc>
-    </w:tr>
-    <w:tr>
-      <w:trPr>
-        <w:trHeight w:val="309"/>
-      </w:trPr>
-      <w:tc>
-        <w:tcPr>
-          <w:tcW w:w="1613" w:type="dxa"/>
-          <w:vMerge/>
-          <w:vAlign w:val="center"/>
-        </w:tcPr>
-        <w:p>
-          <w:pPr>
-            <w:widowControl w:val="0"/>
-            <w:pBdr>
-              <w:top w:val="nil"/>
-              <w:left w:val="nil"/>
-              <w:bottom w:val="nil"/>
-              <w:right w:val="nil"/>
-              <w:between w:val="nil"/>
-            </w:pBdr>
-            <w:spacing w:after="0"/>
-            <w:rPr>
-              <w:rFonts w:ascii="Calibri" w:eastAsia="Calibri" w:hAnsi="Calibri" w:cs="Calibri"/>
-              <w:color w:val="000000"/>
-            </w:rPr>
-          </w:pPr>
-        </w:p>
-      </w:tc>
-      <w:tc>
-        <w:tcPr>
-          <w:tcW w:w="5333" w:type="dxa"/>
-          <w:gridSpan w:val="4"/>
-        </w:tcPr>
-        <w:p>
-          <w:pPr>
-            <w:pBdr>
-              <w:top w:val="nil"/>
-              <w:left w:val="nil"/>
-              <w:bottom w:val="nil"/>
-              <w:right w:val="nil"/>
-              <w:between w:val="nil"/>
-            </w:pBdr>
-            <w:spacing w:line="265" w:lineRule="auto"/>
-            <w:ind w:left="109"/>
-            <w:rPr>
-              <w:rFonts w:ascii="Calibri" w:eastAsia="Calibri" w:hAnsi="Calibri" w:cs="Calibri"/>
-              <w:color w:val="000000"/>
-            </w:rPr>
-          </w:pPr>
-          <w:r>
-            <w:rPr>
-              <w:rFonts w:ascii="Calibri" w:eastAsia="Calibri" w:hAnsi="Calibri" w:cs="Calibri"/>
-              <w:color w:val="000000"/>
-            </w:rPr>
-            <w:t>Alumnos: Defeudi Nahuel y Daniel Cuomo</w:t>
-          </w:r>
-        </w:p>
-      </w:tc>
-      <w:tc>
-        <w:tcPr>
-          <w:tcW w:w="1276" w:type="dxa"/>
-        </w:tcPr>
-        <w:p>
-          <w:pPr>
-            <w:pBdr>
-              <w:top w:val="nil"/>
-              <w:left w:val="nil"/>
-              <w:bottom w:val="nil"/>
-              <w:right w:val="nil"/>
-              <w:between w:val="nil"/>
-            </w:pBdr>
-            <w:spacing w:line="265" w:lineRule="auto"/>
-            <w:ind w:left="108"/>
-            <w:rPr>
-              <w:rFonts w:ascii="Calibri" w:eastAsia="Calibri" w:hAnsi="Calibri" w:cs="Calibri"/>
-              <w:color w:val="000000"/>
-            </w:rPr>
-          </w:pPr>
-          <w:r>
-            <w:rPr>
-              <w:rFonts w:ascii="Calibri" w:eastAsia="Calibri" w:hAnsi="Calibri" w:cs="Calibri"/>
-              <w:color w:val="000000"/>
-            </w:rPr>
-            <w:t>Legajo:</w:t>
-          </w:r>
-        </w:p>
-      </w:tc>
-      <w:tc>
-        <w:tcPr>
-          <w:tcW w:w="1406" w:type="dxa"/>
-          <w:vMerge/>
-        </w:tcPr>
-        <w:p>
-          <w:pPr>
-            <w:widowControl w:val="0"/>
-            <w:pBdr>
-              <w:top w:val="nil"/>
-              <w:left w:val="nil"/>
-              <w:bottom w:val="nil"/>
-              <w:right w:val="nil"/>
-              <w:between w:val="nil"/>
-            </w:pBdr>
-            <w:spacing w:after="0"/>
-            <w:rPr>
-              <w:rFonts w:ascii="Calibri" w:eastAsia="Calibri" w:hAnsi="Calibri" w:cs="Calibri"/>
-              <w:color w:val="000000"/>
-            </w:rPr>
-          </w:pPr>
-        </w:p>
-      </w:tc>
-    </w:tr>
-    <w:tr>
-      <w:trPr>
-        <w:trHeight w:val="309"/>
-      </w:trPr>
-      <w:tc>
-        <w:tcPr>
-          <w:tcW w:w="1613" w:type="dxa"/>
-          <w:vMerge/>
-          <w:vAlign w:val="center"/>
-        </w:tcPr>
-        <w:p>
-          <w:pPr>
-            <w:widowControl w:val="0"/>
-            <w:pBdr>
-              <w:top w:val="nil"/>
-              <w:left w:val="nil"/>
-              <w:bottom w:val="nil"/>
-              <w:right w:val="nil"/>
-              <w:between w:val="nil"/>
-            </w:pBdr>
-            <w:spacing w:after="0"/>
-            <w:rPr>
-              <w:rFonts w:ascii="Calibri" w:eastAsia="Calibri" w:hAnsi="Calibri" w:cs="Calibri"/>
-              <w:color w:val="000000"/>
-            </w:rPr>
-          </w:pPr>
-        </w:p>
-      </w:tc>
-      <w:tc>
-        <w:tcPr>
-          <w:tcW w:w="2215" w:type="dxa"/>
-        </w:tcPr>
-        <w:p>
-          <w:pPr>
-            <w:pBdr>
-              <w:top w:val="nil"/>
-              <w:left w:val="nil"/>
-              <w:bottom w:val="nil"/>
-              <w:right w:val="nil"/>
-              <w:between w:val="nil"/>
-            </w:pBdr>
-            <w:spacing w:line="265" w:lineRule="auto"/>
-            <w:ind w:left="109"/>
-            <w:rPr>
-              <w:rFonts w:ascii="Calibri" w:eastAsia="Calibri" w:hAnsi="Calibri" w:cs="Calibri"/>
-              <w:color w:val="000000"/>
-            </w:rPr>
-          </w:pPr>
-          <w:r>
-            <w:rPr>
-              <w:rFonts w:ascii="Calibri" w:eastAsia="Calibri" w:hAnsi="Calibri" w:cs="Calibri"/>
-              <w:color w:val="000000"/>
-            </w:rPr>
-            <w:t>Localización: centro</w:t>
-          </w:r>
-        </w:p>
-      </w:tc>
-      <w:tc>
-        <w:tcPr>
-          <w:tcW w:w="1559" w:type="dxa"/>
-          <w:gridSpan w:val="2"/>
-        </w:tcPr>
-        <w:p>
-          <w:pPr>
-            <w:pBdr>
-              <w:top w:val="nil"/>
-              <w:left w:val="nil"/>
-              <w:bottom w:val="nil"/>
-              <w:right w:val="nil"/>
-              <w:between w:val="nil"/>
-            </w:pBdr>
-            <w:spacing w:line="265" w:lineRule="auto"/>
-            <w:ind w:left="109"/>
-            <w:rPr>
-              <w:rFonts w:ascii="Calibri" w:eastAsia="Calibri" w:hAnsi="Calibri" w:cs="Calibri"/>
-              <w:color w:val="000000"/>
-            </w:rPr>
-          </w:pPr>
-          <w:r>
-            <w:rPr>
-              <w:rFonts w:ascii="Calibri" w:eastAsia="Calibri" w:hAnsi="Calibri" w:cs="Calibri"/>
-              <w:color w:val="000000"/>
-            </w:rPr>
-            <w:t>Comisión: 3</w:t>
-          </w:r>
-          <w:r>
-            <w:rPr>
-              <w:rFonts w:ascii="Calibri" w:eastAsia="Calibri" w:hAnsi="Calibri" w:cs="Calibri"/>
-            </w:rPr>
-            <w:t>-J</w:t>
-          </w:r>
-        </w:p>
-      </w:tc>
-      <w:tc>
-        <w:tcPr>
-          <w:tcW w:w="1559" w:type="dxa"/>
-        </w:tcPr>
-        <w:p>
-          <w:pPr>
-            <w:pBdr>
-              <w:top w:val="nil"/>
-              <w:left w:val="nil"/>
-              <w:bottom w:val="nil"/>
-              <w:right w:val="nil"/>
-              <w:between w:val="nil"/>
-            </w:pBdr>
-            <w:spacing w:line="265" w:lineRule="auto"/>
-            <w:ind w:left="108"/>
-            <w:rPr>
-              <w:rFonts w:ascii="Calibri" w:eastAsia="Calibri" w:hAnsi="Calibri" w:cs="Calibri"/>
-              <w:color w:val="000000"/>
-            </w:rPr>
-          </w:pPr>
-          <w:r>
-            <w:rPr>
-              <w:rFonts w:ascii="Calibri" w:eastAsia="Calibri" w:hAnsi="Calibri" w:cs="Calibri"/>
-              <w:color w:val="000000"/>
-            </w:rPr>
-            <w:t>Turno: Noche</w:t>
-          </w:r>
-        </w:p>
-      </w:tc>
-      <w:tc>
-        <w:tcPr>
-          <w:tcW w:w="1276" w:type="dxa"/>
-        </w:tcPr>
-        <w:p>
-          <w:pPr>
-            <w:pBdr>
-              <w:top w:val="nil"/>
-              <w:left w:val="nil"/>
-              <w:bottom w:val="nil"/>
-              <w:right w:val="nil"/>
-              <w:between w:val="nil"/>
-            </w:pBdr>
-            <w:spacing w:line="265" w:lineRule="auto"/>
-            <w:ind w:left="108"/>
-            <w:rPr>
-              <w:rFonts w:ascii="Calibri" w:eastAsia="Calibri" w:hAnsi="Calibri" w:cs="Calibri"/>
-              <w:color w:val="000000"/>
-            </w:rPr>
-          </w:pPr>
-          <w:r>
-            <w:rPr>
-              <w:rFonts w:ascii="Calibri" w:eastAsia="Calibri" w:hAnsi="Calibri" w:cs="Calibri"/>
-              <w:color w:val="000000"/>
-            </w:rPr>
-            <w:t>Año: 202</w:t>
-          </w:r>
-          <w:r>
-            <w:rPr>
-              <w:rFonts w:ascii="Calibri" w:eastAsia="Calibri" w:hAnsi="Calibri" w:cs="Calibri"/>
-            </w:rPr>
-            <w:t>6</w:t>
-          </w:r>
-        </w:p>
-      </w:tc>
-      <w:tc>
-        <w:tcPr>
-          <w:tcW w:w="1406" w:type="dxa"/>
-          <w:vMerge/>
-        </w:tcPr>
-        <w:p>
-          <w:pPr>
-            <w:widowControl w:val="0"/>
-            <w:pBdr>
-              <w:top w:val="nil"/>
-              <w:left w:val="nil"/>
-              <w:bottom w:val="nil"/>
-              <w:right w:val="nil"/>
-              <w:between w:val="nil"/>
-            </w:pBdr>
-            <w:spacing w:after="0"/>
-            <w:rPr>
-              <w:rFonts w:ascii="Calibri" w:eastAsia="Calibri" w:hAnsi="Calibri" w:cs="Calibri"/>
-              <w:color w:val="000000"/>
-            </w:rPr>
-          </w:pPr>
-        </w:p>
-      </w:tc>
-    </w:tr>
-    <w:tr>
-      <w:trPr>
-        <w:trHeight w:val="251"/>
-      </w:trPr>
-      <w:tc>
-        <w:tcPr>
-          <w:tcW w:w="1613" w:type="dxa"/>
-          <w:vMerge/>
-          <w:vAlign w:val="center"/>
-        </w:tcPr>
-        <w:p>
-          <w:pPr>
-            <w:widowControl w:val="0"/>
-            <w:pBdr>
-              <w:top w:val="nil"/>
-              <w:left w:val="nil"/>
-              <w:bottom w:val="nil"/>
-              <w:right w:val="nil"/>
-              <w:between w:val="nil"/>
-            </w:pBdr>
-            <w:spacing w:after="0"/>
-            <w:rPr>
-              <w:rFonts w:ascii="Calibri" w:eastAsia="Calibri" w:hAnsi="Calibri" w:cs="Calibri"/>
-              <w:color w:val="000000"/>
-            </w:rPr>
-          </w:pPr>
-        </w:p>
-      </w:tc>
-      <w:tc>
-        <w:tcPr>
-          <w:tcW w:w="6609" w:type="dxa"/>
-          <w:gridSpan w:val="5"/>
-        </w:tcPr>
-        <w:p>
-          <w:pPr>
-            <w:pBdr>
-              <w:top w:val="nil"/>
-              <w:left w:val="nil"/>
-              <w:bottom w:val="nil"/>
-              <w:right w:val="nil"/>
-              <w:between w:val="nil"/>
-            </w:pBdr>
-            <w:spacing w:line="219" w:lineRule="auto"/>
-            <w:ind w:left="100"/>
-            <w:rPr>
-              <w:rFonts w:ascii="Calibri" w:eastAsia="Calibri" w:hAnsi="Calibri" w:cs="Calibri"/>
-              <w:color w:val="000000"/>
-              <w:sz w:val="18"/>
-              <w:szCs w:val="18"/>
-            </w:rPr>
-          </w:pPr>
-          <w:r>
-            <w:rPr>
-              <w:rFonts w:ascii="Calibri" w:eastAsia="Calibri" w:hAnsi="Calibri" w:cs="Calibri"/>
-              <w:color w:val="000000"/>
-              <w:sz w:val="18"/>
-              <w:szCs w:val="18"/>
-            </w:rPr>
-            <w:t>&lt;Nombre del sistema&gt;</w:t>
-          </w:r>
-        </w:p>
-      </w:tc>
-      <w:tc>
-        <w:tcPr>
-          <w:tcW w:w="1406" w:type="dxa"/>
-          <w:vMerge w:val="restart"/>
-        </w:tcPr>
-        <w:p>
-          <w:pPr>
-            <w:pBdr>
-              <w:top w:val="nil"/>
-              <w:left w:val="nil"/>
-              <w:bottom w:val="nil"/>
-              <w:right w:val="nil"/>
-              <w:between w:val="nil"/>
-            </w:pBdr>
-            <w:spacing w:line="265" w:lineRule="auto"/>
-            <w:ind w:left="103"/>
-            <w:rPr>
-              <w:rFonts w:ascii="Calibri" w:eastAsia="Calibri" w:hAnsi="Calibri" w:cs="Calibri"/>
-              <w:color w:val="000000"/>
-            </w:rPr>
-          </w:pPr>
-          <w:r>
-            <w:rPr>
-              <w:rFonts w:ascii="Calibri" w:eastAsia="Calibri" w:hAnsi="Calibri" w:cs="Calibri"/>
-              <w:color w:val="000000"/>
-            </w:rPr>
-            <w:t>Versión 1.</w:t>
-          </w:r>
-          <w:r>
-            <w:rPr>
-              <w:rFonts w:ascii="Calibri" w:eastAsia="Calibri" w:hAnsi="Calibri" w:cs="Calibri"/>
-            </w:rPr>
-            <w:t>0</w:t>
-          </w:r>
-        </w:p>
-      </w:tc>
-    </w:tr>
-    <w:tr>
-      <w:trPr>
-        <w:trHeight w:val="254"/>
-      </w:trPr>
-      <w:tc>
-        <w:tcPr>
-          <w:tcW w:w="1613" w:type="dxa"/>
-          <w:vMerge/>
-          <w:vAlign w:val="center"/>
-        </w:tcPr>
-        <w:p>
-          <w:pPr>
-            <w:widowControl w:val="0"/>
-            <w:pBdr>
-              <w:top w:val="nil"/>
-              <w:left w:val="nil"/>
-              <w:bottom w:val="nil"/>
-              <w:right w:val="nil"/>
-              <w:between w:val="nil"/>
-            </w:pBdr>
-            <w:spacing w:after="0"/>
-            <w:rPr>
-              <w:rFonts w:ascii="Calibri" w:eastAsia="Calibri" w:hAnsi="Calibri" w:cs="Calibri"/>
-              <w:color w:val="000000"/>
-            </w:rPr>
-          </w:pPr>
-        </w:p>
-      </w:tc>
-      <w:tc>
-        <w:tcPr>
-          <w:tcW w:w="6609" w:type="dxa"/>
-          <w:gridSpan w:val="5"/>
-        </w:tcPr>
-        <w:p>
-          <w:pPr>
-            <w:pBdr>
-              <w:top w:val="nil"/>
-              <w:left w:val="nil"/>
-              <w:bottom w:val="nil"/>
-              <w:right w:val="nil"/>
-              <w:between w:val="nil"/>
-            </w:pBdr>
-            <w:spacing w:line="219" w:lineRule="auto"/>
-            <w:ind w:left="100"/>
-            <w:rPr>
-              <w:rFonts w:ascii="Calibri" w:eastAsia="Calibri" w:hAnsi="Calibri" w:cs="Calibri"/>
-              <w:color w:val="000000"/>
-              <w:sz w:val="18"/>
-              <w:szCs w:val="18"/>
-            </w:rPr>
-          </w:pPr>
-          <w:r>
-            <w:rPr>
-              <w:rFonts w:ascii="Calibri" w:eastAsia="Calibri" w:hAnsi="Calibri" w:cs="Calibri"/>
-              <w:color w:val="000000"/>
-              <w:sz w:val="18"/>
-              <w:szCs w:val="18"/>
-            </w:rPr>
-            <w:t>&lt;Nombre de Sección / Etapa&gt;</w:t>
-          </w:r>
-        </w:p>
-      </w:tc>
-      <w:tc>
-        <w:tcPr>
-          <w:tcW w:w="1406" w:type="dxa"/>
-          <w:vMerge/>
-        </w:tcPr>
-        <w:p>
-          <w:pPr>
-            <w:widowControl w:val="0"/>
-            <w:pBdr>
-              <w:top w:val="nil"/>
-              <w:left w:val="nil"/>
-              <w:bottom w:val="nil"/>
-              <w:right w:val="nil"/>
-              <w:between w:val="nil"/>
-            </w:pBdr>
-            <w:spacing w:after="0"/>
-            <w:rPr>
-              <w:rFonts w:ascii="Calibri" w:eastAsia="Calibri" w:hAnsi="Calibri" w:cs="Calibri"/>
-              <w:color w:val="000000"/>
-              <w:sz w:val="18"/>
-              <w:szCs w:val="18"/>
-            </w:rPr>
-          </w:pPr>
-        </w:p>
-      </w:tc>
-    </w:tr>
-  </w:tbl>
-  <w:p>
-    <w:pPr>
-      <w:pBdr>
-        <w:top w:val="nil"/>
-        <w:left w:val="nil"/>
-        <w:bottom w:val="nil"/>
-        <w:right w:val="nil"/>
-        <w:between w:val="nil"/>
-      </w:pBdr>
-      <w:tabs>
-        <w:tab w:val="center" w:pos="4252"/>
-        <w:tab w:val="right" w:pos="8504"/>
-      </w:tabs>
-      <w:spacing w:after="0" w:line="240" w:lineRule="auto"/>
-      <w:rPr>
-        <w:color w:val="000000"/>
-      </w:rPr>
-    </w:pPr>
-  </w:p>
-</w:hdr>
-</file>
-
-<file path=word/header5.xml><?xml version="1.0" encoding="utf-8"?>
-<w:hdr xmlns:wpc="http://schemas.microsoft.com/office/word/2010/wordprocessingCanvas" xmlns:cx="http://schemas.microsoft.com/office/drawing/2014/chartex" xmlns:cx1="http://schemas.microsoft.com/office/drawing/2015/9/8/chartex" xmlns:cx2="http://schemas.microsoft.com/office/drawing/2015/10/21/chartex" xmlns:cx3="http://schemas.microsoft.com/office/drawing/2016/5/9/chartex" xmlns:cx4="http://schemas.microsoft.com/office/drawing/2016/5/10/chartex" xmlns:cx5="http://schemas.microsoft.com/office/drawing/2016/5/11/chartex" xmlns:cx6="http://schemas.microsoft.com/office/drawing/2016/5/12/chartex" xmlns:cx7="http://schemas.microsoft.com/office/drawing/2016/5/13/chartex" xmlns:cx8="http://schemas.microsoft.com/office/drawing/2016/5/14/chartex" xmlns:mc="http://schemas.openxmlformats.org/markup-compatibility/2006" xmlns:aink="http://schemas.microsoft.com/office/drawing/2016/ink" xmlns:am3d="http://schemas.microsoft.com/office/drawing/2017/model3d" xmlns:o="urn:schemas-microsoft-com:office:office" xmlns:oel="http://schemas.microsoft.com/office/2019/extlst" xmlns:r="http://schemas.openxmlformats.org/officeDocument/2006/relationships" xmlns:m="http://schemas.openxmlformats.org/officeDocument/2006/math" xmlns:v="urn:schemas-microsoft-com:vml" xmlns:wp14="http://schemas.microsoft.com/office/word/2010/wordprocessingDrawing" xmlns:wp="http://schemas.openxmlformats.org/drawingml/2006/wordprocessingDrawing" xmlns:w10="urn:schemas-microsoft-com:office:word" xmlns:w="http://schemas.openxmlformats.org/wordprocessingml/2006/main" xmlns:w14="http://schemas.microsoft.com/office/word/2010/wordml" xmlns:w15="http://schemas.microsoft.com/office/word/2012/wordml" xmlns:w16cex="http://schemas.microsoft.com/office/word/2018/wordml/cex" xmlns:w16cid="http://schemas.microsoft.com/office/word/2016/wordml/cid" xmlns:w16="http://schemas.microsoft.com/office/word/2018/wordml" xmlns:w16du="http://schemas.microsoft.com/office/word/2023/wordml/word16du" xmlns:w16sdtdh="http://schemas.microsoft.com/office/word/2020/wordml/sdtdatahash" xmlns:w16sdtfl="http://schemas.microsoft.com/office/word/2024/wordml/sdtformatlock" xmlns:w16se="http://schemas.microsoft.com/office/word/2015/wordml/symex" xmlns:wpg="http://schemas.microsoft.com/office/word/2010/wordprocessingGroup" xmlns:wpi="http://schemas.microsoft.com/office/word/2010/wordprocessingInk" xmlns:wne="http://schemas.microsoft.com/office/word/2006/wordml" xmlns:wps="http://schemas.microsoft.com/office/word/2010/wordprocessingShape" mc:Ignorable="w14 w15 w16se w16cid w16 w16cex w16sdtdh w16sdtfl w16du wp14">
-  <w:p>
-    <w:pPr>
-      <w:widowControl w:val="0"/>
-      <w:pBdr>
-        <w:top w:val="nil"/>
-        <w:left w:val="nil"/>
-        <w:bottom w:val="nil"/>
-        <w:right w:val="nil"/>
-        <w:between w:val="nil"/>
-      </w:pBdr>
-      <w:spacing w:after="0"/>
-      <w:rPr>
-        <w:color w:val="000000"/>
-      </w:rPr>
-    </w:pPr>
-  </w:p>
-  <w:tbl>
-    <w:tblPr>
-      <w:tblStyle w:val="ae"/>
-      <w:tblW w:w="9628" w:type="dxa"/>
-      <w:tblInd w:w="-5" w:type="dxa"/>
-      <w:tblBorders>
-        <w:top w:val="single" w:sz="4" w:space="0" w:color="000000"/>
-        <w:left w:val="single" w:sz="4" w:space="0" w:color="000000"/>
-        <w:bottom w:val="single" w:sz="4" w:space="0" w:color="000000"/>
-        <w:right w:val="single" w:sz="4" w:space="0" w:color="000000"/>
-        <w:insideH w:val="single" w:sz="4" w:space="0" w:color="000000"/>
-        <w:insideV w:val="single" w:sz="4" w:space="0" w:color="000000"/>
-      </w:tblBorders>
-      <w:tblLayout w:type="fixed"/>
-      <w:tblLook w:val="0000" w:firstRow="0" w:lastRow="0" w:firstColumn="0" w:lastColumn="0" w:noHBand="0" w:noVBand="0"/>
-    </w:tblPr>
-    <w:tblGrid>
-      <w:gridCol w:w="1613"/>
-      <w:gridCol w:w="2215"/>
-      <w:gridCol w:w="992"/>
-      <w:gridCol w:w="567"/>
-      <w:gridCol w:w="1559"/>
-      <w:gridCol w:w="1276"/>
-      <w:gridCol w:w="1406"/>
-    </w:tblGrid>
-    <w:tr>
-      <w:trPr>
-        <w:trHeight w:val="616"/>
-      </w:trPr>
-      <w:tc>
-        <w:tcPr>
-          <w:tcW w:w="9628" w:type="dxa"/>
-          <w:gridSpan w:val="7"/>
-          <w:vAlign w:val="center"/>
-        </w:tcPr>
-        <w:p>
-          <w:pPr>
-            <w:pBdr>
-              <w:top w:val="nil"/>
-              <w:left w:val="nil"/>
-              <w:bottom w:val="nil"/>
-              <w:right w:val="nil"/>
-              <w:between w:val="nil"/>
-            </w:pBdr>
-            <w:spacing w:line="265" w:lineRule="auto"/>
-            <w:ind w:left="2532"/>
-            <w:rPr>
-              <w:rFonts w:ascii="Calibri" w:eastAsia="Calibri" w:hAnsi="Calibri" w:cs="Calibri"/>
-              <w:color w:val="000000"/>
-            </w:rPr>
-          </w:pPr>
-          <w:r>
-            <w:rPr>
-              <w:rFonts w:ascii="Calibri" w:eastAsia="Calibri" w:hAnsi="Calibri" w:cs="Calibri"/>
-              <w:color w:val="000000"/>
-            </w:rPr>
-            <w:t xml:space="preserve">UNIVERSIDAD ABIERTA INTERAMERICANA </w:t>
-          </w:r>
-          <w:r>
-            <w:rPr>
-              <w:rFonts w:ascii="Calibri" w:eastAsia="Calibri" w:hAnsi="Calibri" w:cs="Calibri"/>
-              <w:color w:val="000000"/>
-            </w:rPr>
-            <w:br/>
-            <w:t>Facultad de Tecnología Informática</w:t>
-          </w:r>
-        </w:p>
-      </w:tc>
-    </w:tr>
-    <w:tr>
-      <w:trPr>
-        <w:trHeight w:val="309"/>
-      </w:trPr>
-      <w:tc>
-        <w:tcPr>
-          <w:tcW w:w="1613" w:type="dxa"/>
-          <w:vMerge w:val="restart"/>
-          <w:vAlign w:val="center"/>
-        </w:tcPr>
-        <w:p>
-          <w:pPr>
-            <w:pBdr>
-              <w:top w:val="nil"/>
-              <w:left w:val="nil"/>
-              <w:bottom w:val="nil"/>
-              <w:right w:val="nil"/>
-              <w:between w:val="nil"/>
-            </w:pBdr>
-            <w:spacing w:before="47"/>
-            <w:jc w:val="center"/>
-            <w:rPr>
-              <w:rFonts w:ascii="Calibri" w:eastAsia="Calibri" w:hAnsi="Calibri" w:cs="Calibri"/>
-              <w:color w:val="000000"/>
-              <w:sz w:val="18"/>
-              <w:szCs w:val="18"/>
-            </w:rPr>
-          </w:pPr>
-        </w:p>
-        <w:p>
-          <w:pPr>
-            <w:pBdr>
-              <w:top w:val="nil"/>
-              <w:left w:val="nil"/>
-              <w:bottom w:val="nil"/>
-              <w:right w:val="nil"/>
-              <w:between w:val="nil"/>
-            </w:pBdr>
-            <w:spacing w:before="1"/>
-            <w:ind w:left="100" w:right="669"/>
-            <w:jc w:val="center"/>
-            <w:rPr>
-              <w:rFonts w:ascii="Calibri" w:eastAsia="Calibri" w:hAnsi="Calibri" w:cs="Calibri"/>
-              <w:color w:val="000000"/>
-              <w:sz w:val="18"/>
-              <w:szCs w:val="18"/>
-            </w:rPr>
-          </w:pPr>
-          <w:r>
-            <w:rPr>
-              <w:rFonts w:ascii="Calibri" w:eastAsia="Calibri" w:hAnsi="Calibri" w:cs="Calibri"/>
-              <w:noProof/>
-              <w:color w:val="000000"/>
-            </w:rPr>
-            <w:drawing>
-              <wp:inline distT="0" distB="0" distL="0" distR="0" wp14:anchorId="4211AF24" wp14:editId="3B78C0D6">
-                <wp:extent cx="839931" cy="777050"/>
-                <wp:effectExtent l="0" t="0" r="0" b="0"/>
-                <wp:docPr id="14" name="image2.png" descr="UAI - Universidad Abierta Interamericana"/>
-                <wp:cNvGraphicFramePr/>
-                <a:graphic xmlns:a="http://schemas.openxmlformats.org/drawingml/2006/main">
-                  <a:graphicData uri="http://schemas.openxmlformats.org/drawingml/2006/picture">
-                    <pic:pic xmlns:pic="http://schemas.openxmlformats.org/drawingml/2006/picture">
-                      <pic:nvPicPr>
-                        <pic:cNvPr id="0" name="image2.png" descr="UAI - Universidad Abierta Interamericana"/>
-                        <pic:cNvPicPr preferRelativeResize="0"/>
-                      </pic:nvPicPr>
-                      <pic:blipFill>
-                        <a:blip r:embed="rId1"/>
-                        <a:srcRect/>
-                        <a:stretch>
-                          <a:fillRect/>
-                        </a:stretch>
-                      </pic:blipFill>
-                      <pic:spPr>
-                        <a:xfrm>
-                          <a:off x="0" y="0"/>
-                          <a:ext cx="839931" cy="777050"/>
-                        </a:xfrm>
-                        <a:prstGeom prst="rect">
-                          <a:avLst/>
-                        </a:prstGeom>
-                        <a:ln/>
-                      </pic:spPr>
-                    </pic:pic>
-                  </a:graphicData>
-                </a:graphic>
-              </wp:inline>
-            </w:drawing>
-          </w:r>
-        </w:p>
-      </w:tc>
-      <w:tc>
-        <w:tcPr>
-          <w:tcW w:w="3207" w:type="dxa"/>
-          <w:gridSpan w:val="2"/>
-        </w:tcPr>
-        <w:p>
-          <w:pPr>
-            <w:pBdr>
-              <w:top w:val="nil"/>
-              <w:left w:val="nil"/>
-              <w:bottom w:val="nil"/>
-              <w:right w:val="nil"/>
-              <w:between w:val="nil"/>
-            </w:pBdr>
-            <w:spacing w:line="265" w:lineRule="auto"/>
-            <w:ind w:left="109"/>
-            <w:rPr>
-              <w:rFonts w:ascii="Calibri" w:eastAsia="Calibri" w:hAnsi="Calibri" w:cs="Calibri"/>
-              <w:color w:val="000000"/>
-            </w:rPr>
-          </w:pPr>
-          <w:r>
-            <w:rPr>
-              <w:rFonts w:ascii="Calibri" w:eastAsia="Calibri" w:hAnsi="Calibri" w:cs="Calibri"/>
-              <w:color w:val="000000"/>
-            </w:rPr>
-            <w:t xml:space="preserve">Materia: </w:t>
-          </w:r>
-          <w:r>
-            <w:rPr>
-              <w:rFonts w:ascii="Calibri" w:eastAsia="Calibri" w:hAnsi="Calibri" w:cs="Calibri"/>
-            </w:rPr>
-            <w:t>Ingeniería de software</w:t>
-          </w:r>
-        </w:p>
-      </w:tc>
-      <w:tc>
-        <w:tcPr>
-          <w:tcW w:w="3402" w:type="dxa"/>
-          <w:gridSpan w:val="3"/>
-        </w:tcPr>
-        <w:p>
-          <w:pPr>
-            <w:pBdr>
-              <w:top w:val="nil"/>
-              <w:left w:val="nil"/>
-              <w:bottom w:val="nil"/>
-              <w:right w:val="nil"/>
-              <w:between w:val="nil"/>
-            </w:pBdr>
-            <w:spacing w:line="265" w:lineRule="auto"/>
-            <w:ind w:left="108"/>
-            <w:rPr>
-              <w:rFonts w:ascii="Calibri" w:eastAsia="Calibri" w:hAnsi="Calibri" w:cs="Calibri"/>
-              <w:color w:val="000000"/>
-            </w:rPr>
-          </w:pPr>
-          <w:r>
-            <w:rPr>
-              <w:rFonts w:ascii="Calibri" w:eastAsia="Calibri" w:hAnsi="Calibri" w:cs="Calibri"/>
-              <w:color w:val="000000"/>
-            </w:rPr>
-            <w:t xml:space="preserve">Docentes: </w:t>
-          </w:r>
-          <w:r>
-            <w:rPr>
-              <w:rFonts w:ascii="Calibri" w:eastAsia="Calibri" w:hAnsi="Calibri" w:cs="Calibri"/>
-            </w:rPr>
-            <w:t>Silva Juan, Avila Javier</w:t>
-          </w:r>
-        </w:p>
-      </w:tc>
-      <w:tc>
-        <w:tcPr>
-          <w:tcW w:w="1406" w:type="dxa"/>
-          <w:vMerge w:val="restart"/>
-        </w:tcPr>
-        <w:p>
-          <w:pPr>
-            <w:pBdr>
-              <w:top w:val="nil"/>
-              <w:left w:val="nil"/>
-              <w:bottom w:val="nil"/>
-              <w:right w:val="nil"/>
-              <w:between w:val="nil"/>
-            </w:pBdr>
-            <w:spacing w:line="265" w:lineRule="auto"/>
-            <w:ind w:left="103"/>
-            <w:rPr>
-              <w:rFonts w:ascii="Calibri" w:eastAsia="Calibri" w:hAnsi="Calibri" w:cs="Calibri"/>
-              <w:color w:val="000000"/>
-            </w:rPr>
-          </w:pPr>
-          <w:r>
-            <w:rPr>
-              <w:rFonts w:ascii="Calibri" w:eastAsia="Calibri" w:hAnsi="Calibri" w:cs="Calibri"/>
-              <w:color w:val="000000"/>
-            </w:rPr>
-            <w:t>Fecha</w:t>
-          </w:r>
-          <w:r>
-            <w:rPr>
-              <w:rFonts w:ascii="Calibri" w:eastAsia="Calibri" w:hAnsi="Calibri" w:cs="Calibri"/>
-              <w:color w:val="000000"/>
-            </w:rPr>
-            <w:br/>
-            <w:t>19/08/2026</w:t>
-          </w:r>
-        </w:p>
-      </w:tc>
-    </w:tr>
-    <w:tr>
-      <w:trPr>
-        <w:trHeight w:val="309"/>
-      </w:trPr>
-      <w:tc>
-        <w:tcPr>
-          <w:tcW w:w="1613" w:type="dxa"/>
-          <w:vMerge/>
-          <w:vAlign w:val="center"/>
-        </w:tcPr>
-        <w:p>
-          <w:pPr>
-            <w:widowControl w:val="0"/>
-            <w:pBdr>
-              <w:top w:val="nil"/>
-              <w:left w:val="nil"/>
-              <w:bottom w:val="nil"/>
-              <w:right w:val="nil"/>
-              <w:between w:val="nil"/>
-            </w:pBdr>
-            <w:spacing w:after="0"/>
-            <w:rPr>
-              <w:rFonts w:ascii="Calibri" w:eastAsia="Calibri" w:hAnsi="Calibri" w:cs="Calibri"/>
-              <w:color w:val="000000"/>
-            </w:rPr>
-          </w:pPr>
-        </w:p>
-      </w:tc>
-      <w:tc>
-        <w:tcPr>
-          <w:tcW w:w="5333" w:type="dxa"/>
-          <w:gridSpan w:val="4"/>
-        </w:tcPr>
-        <w:p>
-          <w:pPr>
-            <w:pBdr>
-              <w:top w:val="nil"/>
-              <w:left w:val="nil"/>
-              <w:bottom w:val="nil"/>
-              <w:right w:val="nil"/>
-              <w:between w:val="nil"/>
-            </w:pBdr>
-            <w:spacing w:line="265" w:lineRule="auto"/>
-            <w:ind w:left="109"/>
-            <w:rPr>
-              <w:rFonts w:ascii="Calibri" w:eastAsia="Calibri" w:hAnsi="Calibri" w:cs="Calibri"/>
-              <w:color w:val="000000"/>
-            </w:rPr>
-          </w:pPr>
-          <w:r>
-            <w:rPr>
-              <w:rFonts w:ascii="Calibri" w:eastAsia="Calibri" w:hAnsi="Calibri" w:cs="Calibri"/>
-              <w:color w:val="000000"/>
-            </w:rPr>
-            <w:t>Alumnos: Defeudi Nahuel y Daniel Cuomo</w:t>
-          </w:r>
-        </w:p>
-      </w:tc>
-      <w:tc>
-        <w:tcPr>
-          <w:tcW w:w="1276" w:type="dxa"/>
-        </w:tcPr>
-        <w:p>
-          <w:pPr>
-            <w:pBdr>
-              <w:top w:val="nil"/>
-              <w:left w:val="nil"/>
-              <w:bottom w:val="nil"/>
-              <w:right w:val="nil"/>
-              <w:between w:val="nil"/>
-            </w:pBdr>
-            <w:spacing w:line="265" w:lineRule="auto"/>
-            <w:ind w:left="108"/>
-            <w:rPr>
-              <w:rFonts w:ascii="Calibri" w:eastAsia="Calibri" w:hAnsi="Calibri" w:cs="Calibri"/>
-              <w:color w:val="000000"/>
-            </w:rPr>
-          </w:pPr>
-          <w:r>
-            <w:rPr>
-              <w:rFonts w:ascii="Calibri" w:eastAsia="Calibri" w:hAnsi="Calibri" w:cs="Calibri"/>
-              <w:color w:val="000000"/>
-            </w:rPr>
-            <w:t>Legajo:</w:t>
-          </w:r>
-        </w:p>
-      </w:tc>
-      <w:tc>
-        <w:tcPr>
-          <w:tcW w:w="1406" w:type="dxa"/>
-          <w:vMerge/>
-        </w:tcPr>
-        <w:p>
-          <w:pPr>
-            <w:widowControl w:val="0"/>
-            <w:pBdr>
-              <w:top w:val="nil"/>
-              <w:left w:val="nil"/>
-              <w:bottom w:val="nil"/>
-              <w:right w:val="nil"/>
-              <w:between w:val="nil"/>
-            </w:pBdr>
-            <w:spacing w:after="0"/>
-            <w:rPr>
-              <w:rFonts w:ascii="Calibri" w:eastAsia="Calibri" w:hAnsi="Calibri" w:cs="Calibri"/>
-              <w:color w:val="000000"/>
-            </w:rPr>
-          </w:pPr>
-        </w:p>
-      </w:tc>
-    </w:tr>
-    <w:tr>
-      <w:trPr>
-        <w:trHeight w:val="309"/>
-      </w:trPr>
-      <w:tc>
-        <w:tcPr>
-          <w:tcW w:w="1613" w:type="dxa"/>
-          <w:vMerge/>
-          <w:vAlign w:val="center"/>
-        </w:tcPr>
-        <w:p>
-          <w:pPr>
-            <w:widowControl w:val="0"/>
-            <w:pBdr>
-              <w:top w:val="nil"/>
-              <w:left w:val="nil"/>
-              <w:bottom w:val="nil"/>
-              <w:right w:val="nil"/>
-              <w:between w:val="nil"/>
-            </w:pBdr>
-            <w:spacing w:after="0"/>
-            <w:rPr>
-              <w:rFonts w:ascii="Calibri" w:eastAsia="Calibri" w:hAnsi="Calibri" w:cs="Calibri"/>
-              <w:color w:val="000000"/>
-            </w:rPr>
-          </w:pPr>
-        </w:p>
-      </w:tc>
-      <w:tc>
-        <w:tcPr>
-          <w:tcW w:w="2215" w:type="dxa"/>
-        </w:tcPr>
-        <w:p>
-          <w:pPr>
-            <w:pBdr>
-              <w:top w:val="nil"/>
-              <w:left w:val="nil"/>
-              <w:bottom w:val="nil"/>
-              <w:right w:val="nil"/>
-              <w:between w:val="nil"/>
-            </w:pBdr>
-            <w:spacing w:line="265" w:lineRule="auto"/>
-            <w:ind w:left="109"/>
-            <w:rPr>
-              <w:rFonts w:ascii="Calibri" w:eastAsia="Calibri" w:hAnsi="Calibri" w:cs="Calibri"/>
-              <w:color w:val="000000"/>
-            </w:rPr>
-          </w:pPr>
-          <w:r>
-            <w:rPr>
-              <w:rFonts w:ascii="Calibri" w:eastAsia="Calibri" w:hAnsi="Calibri" w:cs="Calibri"/>
-              <w:color w:val="000000"/>
-            </w:rPr>
-            <w:t>Localización: centro</w:t>
-          </w:r>
-        </w:p>
-      </w:tc>
-      <w:tc>
-        <w:tcPr>
-          <w:tcW w:w="1559" w:type="dxa"/>
-          <w:gridSpan w:val="2"/>
-        </w:tcPr>
-        <w:p>
-          <w:pPr>
-            <w:pBdr>
-              <w:top w:val="nil"/>
-              <w:left w:val="nil"/>
-              <w:bottom w:val="nil"/>
-              <w:right w:val="nil"/>
-              <w:between w:val="nil"/>
-            </w:pBdr>
-            <w:spacing w:line="265" w:lineRule="auto"/>
-            <w:ind w:left="109"/>
-            <w:rPr>
-              <w:rFonts w:ascii="Calibri" w:eastAsia="Calibri" w:hAnsi="Calibri" w:cs="Calibri"/>
-              <w:color w:val="000000"/>
-            </w:rPr>
-          </w:pPr>
-          <w:r>
-            <w:rPr>
-              <w:rFonts w:ascii="Calibri" w:eastAsia="Calibri" w:hAnsi="Calibri" w:cs="Calibri"/>
-              <w:color w:val="000000"/>
-            </w:rPr>
-            <w:t>Comisión: 3</w:t>
-          </w:r>
-          <w:r>
-            <w:rPr>
-              <w:rFonts w:ascii="Calibri" w:eastAsia="Calibri" w:hAnsi="Calibri" w:cs="Calibri"/>
-            </w:rPr>
-            <w:t>-J</w:t>
-          </w:r>
-        </w:p>
-      </w:tc>
-      <w:tc>
-        <w:tcPr>
-          <w:tcW w:w="1559" w:type="dxa"/>
-        </w:tcPr>
-        <w:p>
-          <w:pPr>
-            <w:pBdr>
-              <w:top w:val="nil"/>
-              <w:left w:val="nil"/>
-              <w:bottom w:val="nil"/>
-              <w:right w:val="nil"/>
-              <w:between w:val="nil"/>
-            </w:pBdr>
-            <w:spacing w:line="265" w:lineRule="auto"/>
-            <w:ind w:left="108"/>
-            <w:rPr>
-              <w:rFonts w:ascii="Calibri" w:eastAsia="Calibri" w:hAnsi="Calibri" w:cs="Calibri"/>
-              <w:color w:val="000000"/>
-            </w:rPr>
-          </w:pPr>
-          <w:r>
-            <w:rPr>
-              <w:rFonts w:ascii="Calibri" w:eastAsia="Calibri" w:hAnsi="Calibri" w:cs="Calibri"/>
-              <w:color w:val="000000"/>
-            </w:rPr>
-            <w:t>Turno: Noche</w:t>
-          </w:r>
-        </w:p>
-      </w:tc>
-      <w:tc>
-        <w:tcPr>
-          <w:tcW w:w="1276" w:type="dxa"/>
-        </w:tcPr>
-        <w:p>
-          <w:pPr>
-            <w:pBdr>
-              <w:top w:val="nil"/>
-              <w:left w:val="nil"/>
-              <w:bottom w:val="nil"/>
-              <w:right w:val="nil"/>
-              <w:between w:val="nil"/>
-            </w:pBdr>
-            <w:spacing w:line="265" w:lineRule="auto"/>
-            <w:ind w:left="108"/>
-            <w:rPr>
-              <w:rFonts w:ascii="Calibri" w:eastAsia="Calibri" w:hAnsi="Calibri" w:cs="Calibri"/>
-              <w:color w:val="000000"/>
-            </w:rPr>
-          </w:pPr>
-          <w:r>
-            <w:rPr>
-              <w:rFonts w:ascii="Calibri" w:eastAsia="Calibri" w:hAnsi="Calibri" w:cs="Calibri"/>
-              <w:color w:val="000000"/>
-            </w:rPr>
-            <w:t>Año: 202</w:t>
-          </w:r>
-          <w:r>
-            <w:rPr>
-              <w:rFonts w:ascii="Calibri" w:eastAsia="Calibri" w:hAnsi="Calibri" w:cs="Calibri"/>
-            </w:rPr>
-            <w:t>6</w:t>
-          </w:r>
-        </w:p>
-      </w:tc>
-      <w:tc>
-        <w:tcPr>
-          <w:tcW w:w="1406" w:type="dxa"/>
-          <w:vMerge/>
-        </w:tcPr>
-        <w:p>
-          <w:pPr>
-            <w:widowControl w:val="0"/>
-            <w:pBdr>
-              <w:top w:val="nil"/>
-              <w:left w:val="nil"/>
-              <w:bottom w:val="nil"/>
-              <w:right w:val="nil"/>
-              <w:between w:val="nil"/>
-            </w:pBdr>
-            <w:spacing w:after="0"/>
-            <w:rPr>
-              <w:rFonts w:ascii="Calibri" w:eastAsia="Calibri" w:hAnsi="Calibri" w:cs="Calibri"/>
-              <w:color w:val="000000"/>
-            </w:rPr>
-          </w:pPr>
-        </w:p>
-      </w:tc>
-    </w:tr>
-    <w:tr>
-      <w:trPr>
-        <w:trHeight w:val="251"/>
-      </w:trPr>
-      <w:tc>
-        <w:tcPr>
-          <w:tcW w:w="1613" w:type="dxa"/>
-          <w:vMerge/>
-          <w:vAlign w:val="center"/>
-        </w:tcPr>
-        <w:p>
-          <w:pPr>
-            <w:widowControl w:val="0"/>
-            <w:pBdr>
-              <w:top w:val="nil"/>
-              <w:left w:val="nil"/>
-              <w:bottom w:val="nil"/>
-              <w:right w:val="nil"/>
-              <w:between w:val="nil"/>
-            </w:pBdr>
-            <w:spacing w:after="0"/>
-            <w:rPr>
-              <w:rFonts w:ascii="Calibri" w:eastAsia="Calibri" w:hAnsi="Calibri" w:cs="Calibri"/>
-              <w:color w:val="000000"/>
-            </w:rPr>
-          </w:pPr>
-        </w:p>
-      </w:tc>
-      <w:tc>
-        <w:tcPr>
-          <w:tcW w:w="6609" w:type="dxa"/>
-          <w:gridSpan w:val="5"/>
-        </w:tcPr>
-        <w:p>
-          <w:pPr>
-            <w:pBdr>
-              <w:top w:val="nil"/>
-              <w:left w:val="nil"/>
-              <w:bottom w:val="nil"/>
-              <w:right w:val="nil"/>
-              <w:between w:val="nil"/>
-            </w:pBdr>
-            <w:spacing w:line="219" w:lineRule="auto"/>
-            <w:ind w:left="100"/>
-            <w:rPr>
-              <w:rFonts w:ascii="Calibri" w:eastAsia="Calibri" w:hAnsi="Calibri" w:cs="Calibri"/>
-              <w:color w:val="000000"/>
-              <w:sz w:val="18"/>
-              <w:szCs w:val="18"/>
-            </w:rPr>
-          </w:pPr>
-          <w:r>
-            <w:rPr>
-              <w:rFonts w:ascii="Calibri" w:eastAsia="Calibri" w:hAnsi="Calibri" w:cs="Calibri"/>
-              <w:color w:val="000000"/>
-              <w:sz w:val="18"/>
-              <w:szCs w:val="18"/>
-            </w:rPr>
-            <w:t>&lt;Nombre del sistema&gt;</w:t>
-          </w:r>
-        </w:p>
-      </w:tc>
-      <w:tc>
-        <w:tcPr>
-          <w:tcW w:w="1406" w:type="dxa"/>
-          <w:vMerge w:val="restart"/>
-        </w:tcPr>
-        <w:p>
-          <w:pPr>
-            <w:pBdr>
-              <w:top w:val="nil"/>
-              <w:left w:val="nil"/>
-              <w:bottom w:val="nil"/>
-              <w:right w:val="nil"/>
-              <w:between w:val="nil"/>
-            </w:pBdr>
-            <w:spacing w:line="265" w:lineRule="auto"/>
-            <w:ind w:left="103"/>
-            <w:rPr>
-              <w:rFonts w:ascii="Calibri" w:eastAsia="Calibri" w:hAnsi="Calibri" w:cs="Calibri"/>
-              <w:color w:val="000000"/>
-            </w:rPr>
-          </w:pPr>
-          <w:r>
-            <w:rPr>
-              <w:rFonts w:ascii="Calibri" w:eastAsia="Calibri" w:hAnsi="Calibri" w:cs="Calibri"/>
-              <w:color w:val="000000"/>
-            </w:rPr>
-            <w:t>Versión 1.</w:t>
-          </w:r>
-          <w:r>
-            <w:rPr>
-              <w:rFonts w:ascii="Calibri" w:eastAsia="Calibri" w:hAnsi="Calibri" w:cs="Calibri"/>
-            </w:rPr>
-            <w:t>0</w:t>
-          </w:r>
-        </w:p>
-      </w:tc>
-    </w:tr>
-    <w:tr>
-      <w:trPr>
-        <w:trHeight w:val="254"/>
-      </w:trPr>
-      <w:tc>
-        <w:tcPr>
-          <w:tcW w:w="1613" w:type="dxa"/>
-          <w:vMerge/>
-          <w:vAlign w:val="center"/>
-        </w:tcPr>
-        <w:p>
-          <w:pPr>
-            <w:widowControl w:val="0"/>
-            <w:pBdr>
-              <w:top w:val="nil"/>
-              <w:left w:val="nil"/>
-              <w:bottom w:val="nil"/>
-              <w:right w:val="nil"/>
-              <w:between w:val="nil"/>
-            </w:pBdr>
-            <w:spacing w:after="0"/>
-            <w:rPr>
-              <w:rFonts w:ascii="Calibri" w:eastAsia="Calibri" w:hAnsi="Calibri" w:cs="Calibri"/>
-              <w:color w:val="000000"/>
-            </w:rPr>
-          </w:pPr>
-        </w:p>
-      </w:tc>
-      <w:tc>
-        <w:tcPr>
-          <w:tcW w:w="6609" w:type="dxa"/>
-          <w:gridSpan w:val="5"/>
-        </w:tcPr>
-        <w:p>
-          <w:pPr>
-            <w:pBdr>
-              <w:top w:val="nil"/>
-              <w:left w:val="nil"/>
-              <w:bottom w:val="nil"/>
-              <w:right w:val="nil"/>
-              <w:between w:val="nil"/>
-            </w:pBdr>
-            <w:spacing w:line="219" w:lineRule="auto"/>
-            <w:ind w:left="100"/>
-            <w:rPr>
-              <w:rFonts w:ascii="Calibri" w:eastAsia="Calibri" w:hAnsi="Calibri" w:cs="Calibri"/>
-              <w:color w:val="000000"/>
-              <w:sz w:val="18"/>
-              <w:szCs w:val="18"/>
-            </w:rPr>
-          </w:pPr>
-          <w:r>
-            <w:rPr>
-              <w:rFonts w:ascii="Calibri" w:eastAsia="Calibri" w:hAnsi="Calibri" w:cs="Calibri"/>
-              <w:color w:val="000000"/>
-              <w:sz w:val="18"/>
-              <w:szCs w:val="18"/>
-            </w:rPr>
-            <w:t>&lt;Nombre de Sección / Etapa&gt;</w:t>
-          </w:r>
-        </w:p>
-      </w:tc>
-      <w:tc>
-        <w:tcPr>
-          <w:tcW w:w="1406" w:type="dxa"/>
-          <w:vMerge/>
-        </w:tcPr>
-        <w:p>
-          <w:pPr>
-            <w:widowControl w:val="0"/>
-            <w:pBdr>
-              <w:top w:val="nil"/>
-              <w:left w:val="nil"/>
-              <w:bottom w:val="nil"/>
-              <w:right w:val="nil"/>
-              <w:between w:val="nil"/>
-            </w:pBdr>
-            <w:spacing w:after="0"/>
-            <w:rPr>
-              <w:rFonts w:ascii="Calibri" w:eastAsia="Calibri" w:hAnsi="Calibri" w:cs="Calibri"/>
-              <w:color w:val="000000"/>
-              <w:sz w:val="18"/>
-              <w:szCs w:val="18"/>
-            </w:rPr>
-          </w:pPr>
-        </w:p>
-      </w:tc>
-    </w:tr>
-  </w:tbl>
-  <w:p>
-    <w:pPr>
-      <w:spacing w:after="40"/>
-      <w:jc w:val="center"/>
-      <w:rPr>
-        <w:b/>
-        <w:bCs/>
-        <w:sz w:val="17"/>
-        <w:szCs w:val="17"/>
-      </w:rPr>
-    </w:pPr>
-  </w:p>
-</w:hdr>
-</file>
-
-<file path=word/header6.xml><?xml version="1.0" encoding="utf-8"?>
-<w:hdr xmlns:wpc="http://schemas.microsoft.com/office/word/2010/wordprocessingCanvas" xmlns:cx="http://schemas.microsoft.com/office/drawing/2014/chartex" xmlns:cx1="http://schemas.microsoft.com/office/drawing/2015/9/8/chartex" xmlns:cx2="http://schemas.microsoft.com/office/drawing/2015/10/21/chartex" xmlns:cx3="http://schemas.microsoft.com/office/drawing/2016/5/9/chartex" xmlns:cx4="http://schemas.microsoft.com/office/drawing/2016/5/10/chartex" xmlns:cx5="http://schemas.microsoft.com/office/drawing/2016/5/11/chartex" xmlns:cx6="http://schemas.microsoft.com/office/drawing/2016/5/12/chartex" xmlns:cx7="http://schemas.microsoft.com/office/drawing/2016/5/13/chartex" xmlns:cx8="http://schemas.microsoft.com/office/drawing/2016/5/14/chartex" xmlns:mc="http://schemas.openxmlformats.org/markup-compatibility/2006" xmlns:aink="http://schemas.microsoft.com/office/drawing/2016/ink" xmlns:am3d="http://schemas.microsoft.com/office/drawing/2017/model3d" xmlns:o="urn:schemas-microsoft-com:office:office" xmlns:oel="http://schemas.microsoft.com/office/2019/extlst" xmlns:r="http://schemas.openxmlformats.org/officeDocument/2006/relationships" xmlns:m="http://schemas.openxmlformats.org/officeDocument/2006/math" xmlns:v="urn:schemas-microsoft-com:vml" xmlns:wp14="http://schemas.microsoft.com/office/word/2010/wordprocessingDrawing" xmlns:wp="http://schemas.openxmlformats.org/drawingml/2006/wordprocessingDrawing" xmlns:w10="urn:schemas-microsoft-com:office:word" xmlns:w="http://schemas.openxmlformats.org/wordprocessingml/2006/main" xmlns:w14="http://schemas.microsoft.com/office/word/2010/wordml" xmlns:w15="http://schemas.microsoft.com/office/word/2012/wordml" xmlns:w16cex="http://schemas.microsoft.com/office/word/2018/wordml/cex" xmlns:w16cid="http://schemas.microsoft.com/office/word/2016/wordml/cid" xmlns:w16="http://schemas.microsoft.com/office/word/2018/wordml" xmlns:w16du="http://schemas.microsoft.com/office/word/2023/wordml/word16du" xmlns:w16sdtdh="http://schemas.microsoft.com/office/word/2020/wordml/sdtdatahash" xmlns:w16sdtfl="http://schemas.microsoft.com/office/word/2024/wordml/sdtformatlock" xmlns:w16se="http://schemas.microsoft.com/office/word/2015/wordml/symex" xmlns:wpg="http://schemas.microsoft.com/office/word/2010/wordprocessingGroup" xmlns:wpi="http://schemas.microsoft.com/office/word/2010/wordprocessingInk" xmlns:wne="http://schemas.microsoft.com/office/word/2006/wordml" xmlns:wps="http://schemas.microsoft.com/office/word/2010/wordprocessingShape" mc:Ignorable="w14 w15 w16se w16cid w16 w16cex w16sdtdh w16sdtfl w16du wp14">
-  <w:p>
-    <w:pPr>
-      <w:widowControl w:val="0"/>
-      <w:pBdr>
-        <w:top w:val="nil"/>
-        <w:left w:val="nil"/>
-        <w:bottom w:val="nil"/>
-        <w:right w:val="nil"/>
-        <w:between w:val="nil"/>
-      </w:pBdr>
-      <w:spacing w:after="0"/>
-      <w:rPr>
-        <w:b/>
-        <w:bCs/>
-        <w:sz w:val="17"/>
-        <w:szCs w:val="17"/>
-      </w:rPr>
-    </w:pPr>
-  </w:p>
-  <w:tbl>
-    <w:tblPr>
-      <w:tblStyle w:val="af"/>
-      <w:tblW w:w="9628" w:type="dxa"/>
-      <w:tblInd w:w="-5" w:type="dxa"/>
-      <w:tblBorders>
-        <w:top w:val="single" w:sz="4" w:space="0" w:color="000000"/>
-        <w:left w:val="single" w:sz="4" w:space="0" w:color="000000"/>
-        <w:bottom w:val="single" w:sz="4" w:space="0" w:color="000000"/>
-        <w:right w:val="single" w:sz="4" w:space="0" w:color="000000"/>
-        <w:insideH w:val="single" w:sz="4" w:space="0" w:color="000000"/>
-        <w:insideV w:val="single" w:sz="4" w:space="0" w:color="000000"/>
-      </w:tblBorders>
-      <w:tblLayout w:type="fixed"/>
-      <w:tblLook w:val="0000" w:firstRow="0" w:lastRow="0" w:firstColumn="0" w:lastColumn="0" w:noHBand="0" w:noVBand="0"/>
-    </w:tblPr>
-    <w:tblGrid>
-      <w:gridCol w:w="1613"/>
-      <w:gridCol w:w="2215"/>
-      <w:gridCol w:w="992"/>
-      <w:gridCol w:w="567"/>
-      <w:gridCol w:w="1559"/>
-      <w:gridCol w:w="1276"/>
-      <w:gridCol w:w="1406"/>
-    </w:tblGrid>
-    <w:tr>
-      <w:trPr>
-        <w:trHeight w:val="616"/>
-      </w:trPr>
-      <w:tc>
-        <w:tcPr>
-          <w:tcW w:w="9628" w:type="dxa"/>
-          <w:gridSpan w:val="7"/>
-          <w:vAlign w:val="center"/>
-        </w:tcPr>
-        <w:p>
-          <w:pPr>
-            <w:pBdr>
-              <w:top w:val="nil"/>
-              <w:left w:val="nil"/>
-              <w:bottom w:val="nil"/>
-              <w:right w:val="nil"/>
-              <w:between w:val="nil"/>
-            </w:pBdr>
-            <w:spacing w:line="265" w:lineRule="auto"/>
-            <w:ind w:left="2532"/>
-            <w:rPr>
-              <w:rFonts w:ascii="Calibri" w:eastAsia="Calibri" w:hAnsi="Calibri" w:cs="Calibri"/>
-              <w:color w:val="000000"/>
-            </w:rPr>
-          </w:pPr>
-          <w:r>
-            <w:rPr>
-              <w:rFonts w:ascii="Calibri" w:eastAsia="Calibri" w:hAnsi="Calibri" w:cs="Calibri"/>
-              <w:color w:val="000000"/>
-            </w:rPr>
-            <w:t xml:space="preserve">UNIVERSIDAD ABIERTA INTERAMERICANA </w:t>
-          </w:r>
-          <w:r>
-            <w:rPr>
-              <w:rFonts w:ascii="Calibri" w:eastAsia="Calibri" w:hAnsi="Calibri" w:cs="Calibri"/>
-              <w:color w:val="000000"/>
-            </w:rPr>
-            <w:br/>
-            <w:t>Facultad de Tecnología Informática</w:t>
-          </w:r>
-        </w:p>
-      </w:tc>
-    </w:tr>
-    <w:tr>
-      <w:trPr>
-        <w:trHeight w:val="309"/>
-      </w:trPr>
-      <w:tc>
-        <w:tcPr>
-          <w:tcW w:w="1613" w:type="dxa"/>
-          <w:vMerge w:val="restart"/>
-          <w:vAlign w:val="center"/>
-        </w:tcPr>
-        <w:p>
-          <w:pPr>
-            <w:pBdr>
-              <w:top w:val="nil"/>
-              <w:left w:val="nil"/>
-              <w:bottom w:val="nil"/>
-              <w:right w:val="nil"/>
-              <w:between w:val="nil"/>
-            </w:pBdr>
-            <w:spacing w:before="47"/>
-            <w:jc w:val="center"/>
-            <w:rPr>
-              <w:rFonts w:ascii="Calibri" w:eastAsia="Calibri" w:hAnsi="Calibri" w:cs="Calibri"/>
-              <w:color w:val="000000"/>
-              <w:sz w:val="18"/>
-              <w:szCs w:val="18"/>
-            </w:rPr>
-          </w:pPr>
-        </w:p>
-        <w:p>
-          <w:pPr>
-            <w:pBdr>
-              <w:top w:val="nil"/>
-              <w:left w:val="nil"/>
-              <w:bottom w:val="nil"/>
-              <w:right w:val="nil"/>
-              <w:between w:val="nil"/>
-            </w:pBdr>
-            <w:spacing w:before="1"/>
-            <w:ind w:left="100" w:right="669"/>
-            <w:jc w:val="center"/>
-            <w:rPr>
-              <w:rFonts w:ascii="Calibri" w:eastAsia="Calibri" w:hAnsi="Calibri" w:cs="Calibri"/>
-              <w:color w:val="000000"/>
-              <w:sz w:val="18"/>
-              <w:szCs w:val="18"/>
-            </w:rPr>
-          </w:pPr>
-          <w:r>
-            <w:rPr>
-              <w:rFonts w:ascii="Calibri" w:eastAsia="Calibri" w:hAnsi="Calibri" w:cs="Calibri"/>
-              <w:noProof/>
-              <w:color w:val="000000"/>
-            </w:rPr>
-            <w:drawing>
-              <wp:inline distT="0" distB="0" distL="0" distR="0" wp14:anchorId="228A9388" wp14:editId="394A8E51">
-                <wp:extent cx="839931" cy="777050"/>
-                <wp:effectExtent l="0" t="0" r="0" b="0"/>
-                <wp:docPr id="16" name="image2.png" descr="UAI - Universidad Abierta Interamericana"/>
-                <wp:cNvGraphicFramePr/>
-                <a:graphic xmlns:a="http://schemas.openxmlformats.org/drawingml/2006/main">
-                  <a:graphicData uri="http://schemas.openxmlformats.org/drawingml/2006/picture">
-                    <pic:pic xmlns:pic="http://schemas.openxmlformats.org/drawingml/2006/picture">
-                      <pic:nvPicPr>
-                        <pic:cNvPr id="0" name="image2.png" descr="UAI - Universidad Abierta Interamericana"/>
-                        <pic:cNvPicPr preferRelativeResize="0"/>
-                      </pic:nvPicPr>
-                      <pic:blipFill>
-                        <a:blip r:embed="rId1"/>
-                        <a:srcRect/>
-                        <a:stretch>
-                          <a:fillRect/>
-                        </a:stretch>
-                      </pic:blipFill>
-                      <pic:spPr>
-                        <a:xfrm>
-                          <a:off x="0" y="0"/>
-                          <a:ext cx="839931" cy="777050"/>
-                        </a:xfrm>
-                        <a:prstGeom prst="rect">
-                          <a:avLst/>
-                        </a:prstGeom>
-                        <a:ln/>
-                      </pic:spPr>
-                    </pic:pic>
-                  </a:graphicData>
-                </a:graphic>
-              </wp:inline>
-            </w:drawing>
-          </w:r>
-        </w:p>
-      </w:tc>
-      <w:tc>
-        <w:tcPr>
-          <w:tcW w:w="3207" w:type="dxa"/>
-          <w:gridSpan w:val="2"/>
-        </w:tcPr>
-        <w:p>
-          <w:pPr>
-            <w:pBdr>
-              <w:top w:val="nil"/>
-              <w:left w:val="nil"/>
-              <w:bottom w:val="nil"/>
-              <w:right w:val="nil"/>
-              <w:between w:val="nil"/>
-            </w:pBdr>
-            <w:spacing w:line="265" w:lineRule="auto"/>
-            <w:ind w:left="109"/>
-            <w:rPr>
-              <w:rFonts w:ascii="Calibri" w:eastAsia="Calibri" w:hAnsi="Calibri" w:cs="Calibri"/>
-              <w:color w:val="000000"/>
-            </w:rPr>
-          </w:pPr>
-          <w:r>
-            <w:rPr>
-              <w:rFonts w:ascii="Calibri" w:eastAsia="Calibri" w:hAnsi="Calibri" w:cs="Calibri"/>
-              <w:color w:val="000000"/>
-            </w:rPr>
-            <w:t xml:space="preserve">Materia: </w:t>
-          </w:r>
-          <w:r>
-            <w:rPr>
-              <w:rFonts w:ascii="Calibri" w:eastAsia="Calibri" w:hAnsi="Calibri" w:cs="Calibri"/>
-            </w:rPr>
-            <w:t>Ingeniería de software</w:t>
-          </w:r>
-        </w:p>
-      </w:tc>
-      <w:tc>
-        <w:tcPr>
-          <w:tcW w:w="3402" w:type="dxa"/>
-          <w:gridSpan w:val="3"/>
-        </w:tcPr>
-        <w:p>
-          <w:pPr>
-            <w:pBdr>
-              <w:top w:val="nil"/>
-              <w:left w:val="nil"/>
-              <w:bottom w:val="nil"/>
-              <w:right w:val="nil"/>
-              <w:between w:val="nil"/>
-            </w:pBdr>
-            <w:spacing w:line="265" w:lineRule="auto"/>
-            <w:ind w:left="108"/>
-            <w:rPr>
-              <w:rFonts w:ascii="Calibri" w:eastAsia="Calibri" w:hAnsi="Calibri" w:cs="Calibri"/>
-              <w:color w:val="000000"/>
-            </w:rPr>
-          </w:pPr>
-          <w:r>
-            <w:rPr>
-              <w:rFonts w:ascii="Calibri" w:eastAsia="Calibri" w:hAnsi="Calibri" w:cs="Calibri"/>
-              <w:color w:val="000000"/>
-            </w:rPr>
-            <w:t xml:space="preserve">Docentes: </w:t>
-          </w:r>
-          <w:r>
-            <w:rPr>
-              <w:rFonts w:ascii="Calibri" w:eastAsia="Calibri" w:hAnsi="Calibri" w:cs="Calibri"/>
-            </w:rPr>
-            <w:t>Silva Juan, Avila Javier</w:t>
-          </w:r>
-        </w:p>
-      </w:tc>
-      <w:tc>
-        <w:tcPr>
-          <w:tcW w:w="1406" w:type="dxa"/>
-          <w:vMerge w:val="restart"/>
-        </w:tcPr>
-        <w:p>
-          <w:pPr>
-            <w:pBdr>
-              <w:top w:val="nil"/>
-              <w:left w:val="nil"/>
-              <w:bottom w:val="nil"/>
-              <w:right w:val="nil"/>
-              <w:between w:val="nil"/>
-            </w:pBdr>
-            <w:spacing w:line="265" w:lineRule="auto"/>
-            <w:ind w:left="103"/>
-            <w:rPr>
-              <w:rFonts w:ascii="Calibri" w:eastAsia="Calibri" w:hAnsi="Calibri" w:cs="Calibri"/>
-              <w:color w:val="000000"/>
-            </w:rPr>
-          </w:pPr>
-          <w:r>
-            <w:rPr>
-              <w:rFonts w:ascii="Calibri" w:eastAsia="Calibri" w:hAnsi="Calibri" w:cs="Calibri"/>
-              <w:color w:val="000000"/>
-            </w:rPr>
-            <w:t>Fecha</w:t>
-          </w:r>
-          <w:r>
-            <w:rPr>
-              <w:rFonts w:ascii="Calibri" w:eastAsia="Calibri" w:hAnsi="Calibri" w:cs="Calibri"/>
-              <w:color w:val="000000"/>
-            </w:rPr>
-            <w:br/>
-            <w:t>19/08/2026</w:t>
-          </w:r>
-        </w:p>
-      </w:tc>
-    </w:tr>
-    <w:tr>
-      <w:trPr>
-        <w:trHeight w:val="309"/>
-      </w:trPr>
-      <w:tc>
-        <w:tcPr>
-          <w:tcW w:w="1613" w:type="dxa"/>
-          <w:vMerge/>
-          <w:vAlign w:val="center"/>
-        </w:tcPr>
-        <w:p>
-          <w:pPr>
-            <w:widowControl w:val="0"/>
-            <w:pBdr>
-              <w:top w:val="nil"/>
-              <w:left w:val="nil"/>
-              <w:bottom w:val="nil"/>
-              <w:right w:val="nil"/>
-              <w:between w:val="nil"/>
-            </w:pBdr>
-            <w:spacing w:after="0"/>
-            <w:rPr>
-              <w:rFonts w:ascii="Calibri" w:eastAsia="Calibri" w:hAnsi="Calibri" w:cs="Calibri"/>
-              <w:color w:val="000000"/>
-            </w:rPr>
-          </w:pPr>
-        </w:p>
-      </w:tc>
-      <w:tc>
-        <w:tcPr>
-          <w:tcW w:w="5333" w:type="dxa"/>
-          <w:gridSpan w:val="4"/>
-        </w:tcPr>
-        <w:p>
-          <w:pPr>
-            <w:pBdr>
-              <w:top w:val="nil"/>
-              <w:left w:val="nil"/>
-              <w:bottom w:val="nil"/>
-              <w:right w:val="nil"/>
-              <w:between w:val="nil"/>
-            </w:pBdr>
-            <w:spacing w:line="265" w:lineRule="auto"/>
-            <w:ind w:left="109"/>
-            <w:rPr>
-              <w:rFonts w:ascii="Calibri" w:eastAsia="Calibri" w:hAnsi="Calibri" w:cs="Calibri"/>
-              <w:color w:val="000000"/>
-            </w:rPr>
-          </w:pPr>
-          <w:r>
-            <w:rPr>
-              <w:rFonts w:ascii="Calibri" w:eastAsia="Calibri" w:hAnsi="Calibri" w:cs="Calibri"/>
-              <w:color w:val="000000"/>
-            </w:rPr>
-            <w:t>Alumnos: Defeudi Nahuel y Daniel Cuomo</w:t>
-          </w:r>
-        </w:p>
-      </w:tc>
-      <w:tc>
-        <w:tcPr>
-          <w:tcW w:w="1276" w:type="dxa"/>
-        </w:tcPr>
-        <w:p>
-          <w:pPr>
-            <w:pBdr>
-              <w:top w:val="nil"/>
-              <w:left w:val="nil"/>
-              <w:bottom w:val="nil"/>
-              <w:right w:val="nil"/>
-              <w:between w:val="nil"/>
-            </w:pBdr>
-            <w:spacing w:line="265" w:lineRule="auto"/>
-            <w:ind w:left="108"/>
-            <w:rPr>
-              <w:rFonts w:ascii="Calibri" w:eastAsia="Calibri" w:hAnsi="Calibri" w:cs="Calibri"/>
-              <w:color w:val="000000"/>
-            </w:rPr>
-          </w:pPr>
-          <w:r>
-            <w:rPr>
-              <w:rFonts w:ascii="Calibri" w:eastAsia="Calibri" w:hAnsi="Calibri" w:cs="Calibri"/>
-              <w:color w:val="000000"/>
-            </w:rPr>
-            <w:t>Legajo:</w:t>
-          </w:r>
-        </w:p>
-      </w:tc>
-      <w:tc>
-        <w:tcPr>
-          <w:tcW w:w="1406" w:type="dxa"/>
-          <w:vMerge/>
-        </w:tcPr>
-        <w:p>
-          <w:pPr>
-            <w:widowControl w:val="0"/>
-            <w:pBdr>
-              <w:top w:val="nil"/>
-              <w:left w:val="nil"/>
-              <w:bottom w:val="nil"/>
-              <w:right w:val="nil"/>
-              <w:between w:val="nil"/>
-            </w:pBdr>
-            <w:spacing w:after="0"/>
-            <w:rPr>
-              <w:rFonts w:ascii="Calibri" w:eastAsia="Calibri" w:hAnsi="Calibri" w:cs="Calibri"/>
-              <w:color w:val="000000"/>
-            </w:rPr>
-          </w:pPr>
-        </w:p>
-      </w:tc>
-    </w:tr>
-    <w:tr>
-      <w:trPr>
-        <w:trHeight w:val="309"/>
-      </w:trPr>
-      <w:tc>
-        <w:tcPr>
-          <w:tcW w:w="1613" w:type="dxa"/>
-          <w:vMerge/>
-          <w:vAlign w:val="center"/>
-        </w:tcPr>
-        <w:p>
-          <w:pPr>
-            <w:widowControl w:val="0"/>
-            <w:pBdr>
-              <w:top w:val="nil"/>
-              <w:left w:val="nil"/>
-              <w:bottom w:val="nil"/>
-              <w:right w:val="nil"/>
-              <w:between w:val="nil"/>
-            </w:pBdr>
-            <w:spacing w:after="0"/>
-            <w:rPr>
-              <w:rFonts w:ascii="Calibri" w:eastAsia="Calibri" w:hAnsi="Calibri" w:cs="Calibri"/>
-              <w:color w:val="000000"/>
-            </w:rPr>
-          </w:pPr>
-        </w:p>
-      </w:tc>
-      <w:tc>
-        <w:tcPr>
-          <w:tcW w:w="2215" w:type="dxa"/>
-        </w:tcPr>
-        <w:p>
-          <w:pPr>
-            <w:pBdr>
-              <w:top w:val="nil"/>
-              <w:left w:val="nil"/>
-              <w:bottom w:val="nil"/>
-              <w:right w:val="nil"/>
-              <w:between w:val="nil"/>
-            </w:pBdr>
-            <w:spacing w:line="265" w:lineRule="auto"/>
-            <w:ind w:left="109"/>
-            <w:rPr>
-              <w:rFonts w:ascii="Calibri" w:eastAsia="Calibri" w:hAnsi="Calibri" w:cs="Calibri"/>
-              <w:color w:val="000000"/>
-            </w:rPr>
-          </w:pPr>
-          <w:r>
-            <w:rPr>
-              <w:rFonts w:ascii="Calibri" w:eastAsia="Calibri" w:hAnsi="Calibri" w:cs="Calibri"/>
-              <w:color w:val="000000"/>
-            </w:rPr>
-            <w:t>Localización: centro</w:t>
-          </w:r>
-        </w:p>
-      </w:tc>
-      <w:tc>
-        <w:tcPr>
-          <w:tcW w:w="1559" w:type="dxa"/>
-          <w:gridSpan w:val="2"/>
-        </w:tcPr>
-        <w:p>
-          <w:pPr>
-            <w:pBdr>
-              <w:top w:val="nil"/>
-              <w:left w:val="nil"/>
-              <w:bottom w:val="nil"/>
-              <w:right w:val="nil"/>
-              <w:between w:val="nil"/>
-            </w:pBdr>
-            <w:spacing w:line="265" w:lineRule="auto"/>
-            <w:ind w:left="109"/>
-            <w:rPr>
-              <w:rFonts w:ascii="Calibri" w:eastAsia="Calibri" w:hAnsi="Calibri" w:cs="Calibri"/>
-              <w:color w:val="000000"/>
-            </w:rPr>
-          </w:pPr>
-          <w:r>
-            <w:rPr>
-              <w:rFonts w:ascii="Calibri" w:eastAsia="Calibri" w:hAnsi="Calibri" w:cs="Calibri"/>
-              <w:color w:val="000000"/>
-            </w:rPr>
-            <w:t>Comisión: 3</w:t>
-          </w:r>
-          <w:r>
-            <w:rPr>
-              <w:rFonts w:ascii="Calibri" w:eastAsia="Calibri" w:hAnsi="Calibri" w:cs="Calibri"/>
-            </w:rPr>
-            <w:t>-J</w:t>
-          </w:r>
-        </w:p>
-      </w:tc>
-      <w:tc>
-        <w:tcPr>
-          <w:tcW w:w="1559" w:type="dxa"/>
-        </w:tcPr>
-        <w:p>
-          <w:pPr>
-            <w:pBdr>
-              <w:top w:val="nil"/>
-              <w:left w:val="nil"/>
-              <w:bottom w:val="nil"/>
-              <w:right w:val="nil"/>
-              <w:between w:val="nil"/>
-            </w:pBdr>
-            <w:spacing w:line="265" w:lineRule="auto"/>
-            <w:ind w:left="108"/>
-            <w:rPr>
-              <w:rFonts w:ascii="Calibri" w:eastAsia="Calibri" w:hAnsi="Calibri" w:cs="Calibri"/>
-              <w:color w:val="000000"/>
-            </w:rPr>
-          </w:pPr>
-          <w:r>
-            <w:rPr>
-              <w:rFonts w:ascii="Calibri" w:eastAsia="Calibri" w:hAnsi="Calibri" w:cs="Calibri"/>
-              <w:color w:val="000000"/>
-            </w:rPr>
-            <w:t>Turno: Noche</w:t>
-          </w:r>
-        </w:p>
-      </w:tc>
-      <w:tc>
-        <w:tcPr>
-          <w:tcW w:w="1276" w:type="dxa"/>
-        </w:tcPr>
-        <w:p>
-          <w:pPr>
-            <w:pBdr>
-              <w:top w:val="nil"/>
-              <w:left w:val="nil"/>
-              <w:bottom w:val="nil"/>
-              <w:right w:val="nil"/>
-              <w:between w:val="nil"/>
-            </w:pBdr>
-            <w:spacing w:line="265" w:lineRule="auto"/>
-            <w:ind w:left="108"/>
-            <w:rPr>
-              <w:rFonts w:ascii="Calibri" w:eastAsia="Calibri" w:hAnsi="Calibri" w:cs="Calibri"/>
-              <w:color w:val="000000"/>
-            </w:rPr>
-          </w:pPr>
-          <w:r>
-            <w:rPr>
-              <w:rFonts w:ascii="Calibri" w:eastAsia="Calibri" w:hAnsi="Calibri" w:cs="Calibri"/>
-              <w:color w:val="000000"/>
-            </w:rPr>
-            <w:t>Año: 202</w:t>
-          </w:r>
-          <w:r>
-            <w:rPr>
-              <w:rFonts w:ascii="Calibri" w:eastAsia="Calibri" w:hAnsi="Calibri" w:cs="Calibri"/>
-            </w:rPr>
-            <w:t>6</w:t>
-          </w:r>
-        </w:p>
-      </w:tc>
-      <w:tc>
-        <w:tcPr>
-          <w:tcW w:w="1406" w:type="dxa"/>
-          <w:vMerge/>
-        </w:tcPr>
-        <w:p>
-          <w:pPr>
-            <w:widowControl w:val="0"/>
-            <w:pBdr>
-              <w:top w:val="nil"/>
-              <w:left w:val="nil"/>
-              <w:bottom w:val="nil"/>
-              <w:right w:val="nil"/>
-              <w:between w:val="nil"/>
-            </w:pBdr>
-            <w:spacing w:after="0"/>
-            <w:rPr>
-              <w:rFonts w:ascii="Calibri" w:eastAsia="Calibri" w:hAnsi="Calibri" w:cs="Calibri"/>
-              <w:color w:val="000000"/>
-            </w:rPr>
-          </w:pPr>
-        </w:p>
-      </w:tc>
-    </w:tr>
-    <w:tr>
-      <w:trPr>
-        <w:trHeight w:val="251"/>
-      </w:trPr>
-      <w:tc>
-        <w:tcPr>
-          <w:tcW w:w="1613" w:type="dxa"/>
-          <w:vMerge/>
-          <w:vAlign w:val="center"/>
-        </w:tcPr>
-        <w:p>
-          <w:pPr>
-            <w:widowControl w:val="0"/>
-            <w:pBdr>
-              <w:top w:val="nil"/>
-              <w:left w:val="nil"/>
-              <w:bottom w:val="nil"/>
-              <w:right w:val="nil"/>
-              <w:between w:val="nil"/>
-            </w:pBdr>
-            <w:spacing w:after="0"/>
-            <w:rPr>
-              <w:rFonts w:ascii="Calibri" w:eastAsia="Calibri" w:hAnsi="Calibri" w:cs="Calibri"/>
-              <w:color w:val="000000"/>
-            </w:rPr>
-          </w:pPr>
-        </w:p>
-      </w:tc>
-      <w:tc>
-        <w:tcPr>
-          <w:tcW w:w="6609" w:type="dxa"/>
-          <w:gridSpan w:val="5"/>
-        </w:tcPr>
-        <w:p>
-          <w:pPr>
-            <w:pBdr>
-              <w:top w:val="nil"/>
-              <w:left w:val="nil"/>
-              <w:bottom w:val="nil"/>
-              <w:right w:val="nil"/>
-              <w:between w:val="nil"/>
-            </w:pBdr>
-            <w:spacing w:line="219" w:lineRule="auto"/>
-            <w:ind w:left="100"/>
-            <w:rPr>
-              <w:rFonts w:ascii="Calibri" w:eastAsia="Calibri" w:hAnsi="Calibri" w:cs="Calibri"/>
-              <w:color w:val="000000"/>
-              <w:sz w:val="18"/>
-              <w:szCs w:val="18"/>
-            </w:rPr>
-          </w:pPr>
-          <w:r>
-            <w:rPr>
-              <w:rFonts w:ascii="Calibri" w:eastAsia="Calibri" w:hAnsi="Calibri" w:cs="Calibri"/>
-              <w:color w:val="000000"/>
-              <w:sz w:val="18"/>
-              <w:szCs w:val="18"/>
-            </w:rPr>
-            <w:t>&lt;Nombre del sistema&gt;</w:t>
-          </w:r>
-        </w:p>
-      </w:tc>
-      <w:tc>
-        <w:tcPr>
-          <w:tcW w:w="1406" w:type="dxa"/>
-          <w:vMerge w:val="restart"/>
-        </w:tcPr>
-        <w:p>
-          <w:pPr>
-            <w:pBdr>
-              <w:top w:val="nil"/>
-              <w:left w:val="nil"/>
-              <w:bottom w:val="nil"/>
-              <w:right w:val="nil"/>
-              <w:between w:val="nil"/>
-            </w:pBdr>
-            <w:spacing w:line="265" w:lineRule="auto"/>
-            <w:ind w:left="103"/>
-            <w:rPr>
-              <w:rFonts w:ascii="Calibri" w:eastAsia="Calibri" w:hAnsi="Calibri" w:cs="Calibri"/>
-              <w:color w:val="000000"/>
-            </w:rPr>
-          </w:pPr>
-          <w:r>
-            <w:rPr>
-              <w:rFonts w:ascii="Calibri" w:eastAsia="Calibri" w:hAnsi="Calibri" w:cs="Calibri"/>
-              <w:color w:val="000000"/>
-            </w:rPr>
-            <w:t>Versión 1.</w:t>
-          </w:r>
-          <w:r>
-            <w:rPr>
-              <w:rFonts w:ascii="Calibri" w:eastAsia="Calibri" w:hAnsi="Calibri" w:cs="Calibri"/>
-            </w:rPr>
-            <w:t>0</w:t>
-          </w:r>
-        </w:p>
-      </w:tc>
-    </w:tr>
-    <w:tr>
-      <w:trPr>
-        <w:trHeight w:val="254"/>
-      </w:trPr>
-      <w:tc>
-        <w:tcPr>
-          <w:tcW w:w="1613" w:type="dxa"/>
-          <w:vMerge/>
-          <w:vAlign w:val="center"/>
-        </w:tcPr>
-        <w:p>
-          <w:pPr>
-            <w:widowControl w:val="0"/>
-            <w:pBdr>
-              <w:top w:val="nil"/>
-              <w:left w:val="nil"/>
-              <w:bottom w:val="nil"/>
-              <w:right w:val="nil"/>
-              <w:between w:val="nil"/>
-            </w:pBdr>
-            <w:spacing w:after="0"/>
-            <w:rPr>
-              <w:rFonts w:ascii="Calibri" w:eastAsia="Calibri" w:hAnsi="Calibri" w:cs="Calibri"/>
-              <w:color w:val="000000"/>
-            </w:rPr>
-          </w:pPr>
-        </w:p>
-      </w:tc>
-      <w:tc>
-        <w:tcPr>
-          <w:tcW w:w="6609" w:type="dxa"/>
-          <w:gridSpan w:val="5"/>
-        </w:tcPr>
-        <w:p>
-          <w:pPr>
-            <w:pBdr>
-              <w:top w:val="nil"/>
-              <w:left w:val="nil"/>
-              <w:bottom w:val="nil"/>
-              <w:right w:val="nil"/>
-              <w:between w:val="nil"/>
-            </w:pBdr>
-            <w:spacing w:line="219" w:lineRule="auto"/>
-            <w:ind w:left="100"/>
-            <w:rPr>
-              <w:rFonts w:ascii="Calibri" w:eastAsia="Calibri" w:hAnsi="Calibri" w:cs="Calibri"/>
-              <w:color w:val="000000"/>
-              <w:sz w:val="18"/>
-              <w:szCs w:val="18"/>
-            </w:rPr>
-          </w:pPr>
-          <w:r>
-            <w:rPr>
-              <w:rFonts w:ascii="Calibri" w:eastAsia="Calibri" w:hAnsi="Calibri" w:cs="Calibri"/>
-              <w:color w:val="000000"/>
-              <w:sz w:val="18"/>
-              <w:szCs w:val="18"/>
-            </w:rPr>
-            <w:t>&lt;Nombre de Sección / Etapa&gt;</w:t>
-          </w:r>
-        </w:p>
-      </w:tc>
-      <w:tc>
-        <w:tcPr>
-          <w:tcW w:w="1406" w:type="dxa"/>
-          <w:vMerge/>
-        </w:tcPr>
-        <w:p>
-          <w:pPr>
-            <w:widowControl w:val="0"/>
-            <w:pBdr>
-              <w:top w:val="nil"/>
-              <w:left w:val="nil"/>
-              <w:bottom w:val="nil"/>
-              <w:right w:val="nil"/>
-              <w:between w:val="nil"/>
-            </w:pBdr>
-            <w:spacing w:after="0"/>
-            <w:rPr>
-              <w:rFonts w:ascii="Calibri" w:eastAsia="Calibri" w:hAnsi="Calibri" w:cs="Calibri"/>
-              <w:color w:val="000000"/>
-              <w:sz w:val="18"/>
-              <w:szCs w:val="18"/>
-            </w:rPr>
-          </w:pPr>
-        </w:p>
-      </w:tc>
-    </w:tr>
-  </w:tbl>
-  <w:p>
-    <w:pPr>
-      <w:pBdr>
-        <w:top w:val="nil"/>
-        <w:left w:val="nil"/>
-        <w:bottom w:val="nil"/>
-        <w:right w:val="nil"/>
-        <w:between w:val="nil"/>
-      </w:pBdr>
-      <w:tabs>
-        <w:tab w:val="center" w:pos="4252"/>
-        <w:tab w:val="right" w:pos="8504"/>
-      </w:tabs>
-      <w:spacing w:after="0" w:line="240" w:lineRule="auto"/>
-      <w:rPr>
-        <w:color w:val="000000"/>
-      </w:rPr>
-    </w:pPr>
-  </w:p>
-</w:hdr>
-</file>
-
-<file path=word/header7.xml><?xml version="1.0" encoding="utf-8"?>
 <w:hdr xmlns:wpc="http://schemas.microsoft.com/office/word/2010/wordprocessingCanvas" xmlns:cx="http://schemas.microsoft.com/office/drawing/2014/chartex" xmlns:cx1="http://schemas.microsoft.com/office/drawing/2015/9/8/chartex" xmlns:cx2="http://schemas.microsoft.com/office/drawing/2015/10/21/chartex" xmlns:cx3="http://schemas.microsoft.com/office/drawing/2016/5/9/chartex" xmlns:cx4="http://schemas.microsoft.com/office/drawing/2016/5/10/chartex" xmlns:cx5="http://schemas.microsoft.com/office/drawing/2016/5/11/chartex" xmlns:cx6="http://schemas.microsoft.com/office/drawing/2016/5/12/chartex" xmlns:cx7="http://schemas.microsoft.com/office/drawing/2016/5/13/chartex" xmlns:cx8="http://schemas.microsoft.com/office/drawing/2016/5/14/chartex" xmlns:mc="http://schemas.openxmlformats.org/markup-compatibility/2006" xmlns:aink="http://schemas.microsoft.com/office/drawing/2016/ink" xmlns:am3d="http://schemas.microsoft.com/office/drawing/2017/model3d" xmlns:o="urn:schemas-microsoft-com:office:office" xmlns:oel="http://schemas.microsoft.com/office/2019/extlst" xmlns:r="http://schemas.openxmlformats.org/officeDocument/2006/relationships" xmlns:m="http://schemas.openxmlformats.org/officeDocument/2006/math" xmlns:v="urn:schemas-microsoft-com:vml" xmlns:wp14="http://schemas.microsoft.com/office/word/2010/wordprocessingDrawing" xmlns:wp="http://schemas.openxmlformats.org/drawingml/2006/wordprocessingDrawing" xmlns:w10="urn:schemas-microsoft-com:office:word" xmlns:w="http://schemas.openxmlformats.org/wordprocessingml/2006/main" xmlns:w14="http://schemas.microsoft.com/office/word/2010/wordml" xmlns:w15="http://schemas.microsoft.com/office/word/2012/wordml" xmlns:w16cex="http://schemas.microsoft.com/office/word/2018/wordml/cex" xmlns:w16cid="http://schemas.microsoft.com/office/word/2016/wordml/cid" xmlns:w16="http://schemas.microsoft.com/office/word/2018/wordml" xmlns:w16du="http://schemas.microsoft.com/office/word/2023/wordml/word16du" xmlns:w16sdtdh="http://schemas.microsoft.com/office/word/2020/wordml/sdtdatahash" xmlns:w16sdtfl="http://schemas.microsoft.com/office/word/2024/wordml/sdtformatlock" xmlns:w16se="http://schemas.microsoft.com/office/word/2015/wordml/symex" xmlns:wpg="http://schemas.microsoft.com/office/word/2010/wordprocessingGroup" xmlns:wpi="http://schemas.microsoft.com/office/word/2010/wordprocessingInk" xmlns:wne="http://schemas.microsoft.com/office/word/2006/wordml" xmlns:wps="http://schemas.microsoft.com/office/word/2010/wordprocessingShape" mc:Ignorable="w14 w15 w16se w16cid w16 w16cex w16sdtdh w16sdtfl w16du wp14">
   <w:p>
     <w:pPr>
